--- a/guj/docx/033.content.docx
+++ b/guj/docx/033.content.docx
@@ -447,210 +447,156 @@
           <w:lang w:val="gu_IN" w:bidi="gu_IN"/>
         </w:rPr>
       </w:r>
-      <w:hyperlink r:id="rId13">
-        <w:r>
-          <w:rPr>
-            <w:lang w:val="gu_IN" w:bidi="gu_IN"/>
-          </w:rPr>
-          <w:rPr>
-            <w:color w:val="0000EE"/>
-            <w:u w:val="single"/>
-          </w:rPr>
-          <w:t>1 યોહાન 1:5–7</w:t>
-        </w:r>
-      </w:hyperlink>
-    </w:p>
-    <w:p>
-      <w:pPr>
-        <w:pStyle w:val="ListBullet"/>
-        <w:spacing w:line="240" w:lineRule="auto"/>
-        <w:ind w:left="720"/>
-      </w:pPr>
-      <w:r>
-        <w:rPr>
-          <w:lang w:val="gu_IN" w:bidi="gu_IN"/>
-        </w:rPr>
-      </w:r>
-      <w:hyperlink r:id="rId14">
-        <w:r>
-          <w:rPr>
-            <w:lang w:val="gu_IN" w:bidi="gu_IN"/>
-          </w:rPr>
-          <w:rPr>
-            <w:color w:val="0000EE"/>
-            <w:u w:val="single"/>
-          </w:rPr>
-          <w:t>1 શમુએલ 14:31–32</w:t>
-        </w:r>
-      </w:hyperlink>
-    </w:p>
-    <w:p>
-      <w:pPr>
-        <w:pStyle w:val="ListBullet"/>
-        <w:spacing w:line="240" w:lineRule="auto"/>
-        <w:ind w:left="720"/>
-      </w:pPr>
-      <w:r>
-        <w:rPr>
-          <w:lang w:val="gu_IN" w:bidi="gu_IN"/>
-        </w:rPr>
-      </w:r>
-      <w:hyperlink r:id="rId15">
-        <w:r>
-          <w:rPr>
-            <w:lang w:val="gu_IN" w:bidi="gu_IN"/>
-          </w:rPr>
-          <w:rPr>
-            <w:color w:val="0000EE"/>
-            <w:u w:val="single"/>
-          </w:rPr>
-          <w:t>પ્રેરિતો 2:20–21</w:t>
-        </w:r>
-      </w:hyperlink>
-    </w:p>
-    <w:p>
-      <w:pPr>
-        <w:pStyle w:val="ListBullet"/>
-        <w:spacing w:line="240" w:lineRule="auto"/>
-        <w:ind w:left="720"/>
-      </w:pPr>
-      <w:r>
-        <w:rPr>
-          <w:lang w:val="gu_IN" w:bidi="gu_IN"/>
-        </w:rPr>
-      </w:r>
-      <w:hyperlink r:id="rId16">
-        <w:r>
-          <w:rPr>
-            <w:lang w:val="gu_IN" w:bidi="gu_IN"/>
-          </w:rPr>
-          <w:rPr>
-            <w:color w:val="0000EE"/>
-            <w:u w:val="single"/>
-          </w:rPr>
-          <w:t>પ્રેરિતો 5:26–28</w:t>
-        </w:r>
-      </w:hyperlink>
-    </w:p>
-    <w:p>
-      <w:pPr>
-        <w:pStyle w:val="ListBullet"/>
-        <w:spacing w:line="240" w:lineRule="auto"/>
-        <w:ind w:left="720"/>
-      </w:pPr>
-      <w:r>
-        <w:rPr>
-          <w:lang w:val="gu_IN" w:bidi="gu_IN"/>
-        </w:rPr>
-      </w:r>
-      <w:hyperlink r:id="rId17">
-        <w:r>
-          <w:rPr>
-            <w:lang w:val="gu_IN" w:bidi="gu_IN"/>
-          </w:rPr>
-          <w:rPr>
-            <w:color w:val="0000EE"/>
-            <w:u w:val="single"/>
-          </w:rPr>
-          <w:t>કલોસ્સી 1:18–20</w:t>
-        </w:r>
-      </w:hyperlink>
-    </w:p>
-    <w:p>
-      <w:pPr>
-        <w:pStyle w:val="ListBullet"/>
-        <w:spacing w:line="240" w:lineRule="auto"/>
-        <w:ind w:left="720"/>
-      </w:pPr>
-      <w:r>
-        <w:rPr>
-          <w:lang w:val="gu_IN" w:bidi="gu_IN"/>
-        </w:rPr>
-      </w:r>
-      <w:hyperlink r:id="rId18">
-        <w:r>
-          <w:rPr>
-            <w:lang w:val="gu_IN" w:bidi="gu_IN"/>
-          </w:rPr>
-          <w:rPr>
-            <w:color w:val="0000EE"/>
-            <w:u w:val="single"/>
-          </w:rPr>
-          <w:t>ગલાતી 1:15–17</w:t>
-        </w:r>
-      </w:hyperlink>
-    </w:p>
-    <w:p>
-      <w:pPr>
-        <w:pStyle w:val="ListBullet"/>
-        <w:spacing w:line="240" w:lineRule="auto"/>
-        <w:ind w:left="720"/>
-      </w:pPr>
-      <w:r>
-        <w:rPr>
-          <w:lang w:val="gu_IN" w:bidi="gu_IN"/>
-        </w:rPr>
-      </w:r>
-      <w:hyperlink r:id="rId19">
-        <w:r>
-          <w:rPr>
-            <w:lang w:val="gu_IN" w:bidi="gu_IN"/>
-          </w:rPr>
-          <w:rPr>
-            <w:color w:val="0000EE"/>
-            <w:u w:val="single"/>
-          </w:rPr>
-          <w:t>ઉત્પત્તિ 4:10–12</w:t>
-        </w:r>
-      </w:hyperlink>
-    </w:p>
-    <w:p>
-      <w:pPr>
-        <w:pStyle w:val="ListBullet"/>
-        <w:spacing w:line="240" w:lineRule="auto"/>
-        <w:ind w:left="720"/>
-      </w:pPr>
-      <w:r>
-        <w:rPr>
-          <w:lang w:val="gu_IN" w:bidi="gu_IN"/>
-        </w:rPr>
-      </w:r>
-      <w:hyperlink r:id="rId20">
-        <w:r>
-          <w:rPr>
-            <w:lang w:val="gu_IN" w:bidi="gu_IN"/>
-          </w:rPr>
-          <w:rPr>
-            <w:color w:val="0000EE"/>
-            <w:u w:val="single"/>
-          </w:rPr>
-          <w:t>ગીતશાસ્ત્ર 16:4</w:t>
-        </w:r>
-      </w:hyperlink>
-    </w:p>
-    <w:p>
-      <w:pPr>
-        <w:pStyle w:val="ListBullet"/>
-        <w:spacing w:line="240" w:lineRule="auto"/>
-        <w:ind w:left="720"/>
-      </w:pPr>
-      <w:r>
-        <w:rPr>
-          <w:lang w:val="gu_IN" w:bidi="gu_IN"/>
-        </w:rPr>
-      </w:r>
-      <w:hyperlink r:id="rId21">
-        <w:r>
-          <w:rPr>
-            <w:lang w:val="gu_IN" w:bidi="gu_IN"/>
-          </w:rPr>
-          <w:rPr>
-            <w:color w:val="0000EE"/>
-            <w:u w:val="single"/>
-          </w:rPr>
-          <w:t>ગીતશાસ્ત્ર 105:28–30</w:t>
-        </w:r>
-      </w:hyperlink>
+      <w:r>
+        <w:rPr>
+          <w:lang w:val="gu_IN" w:bidi="gu_IN"/>
+        </w:rPr>
+        <w:t>1 યોહાન 1:5–7</w:t>
+      </w:r>
+    </w:p>
+    <w:p>
+      <w:pPr>
+        <w:pStyle w:val="ListBullet"/>
+        <w:spacing w:line="240" w:lineRule="auto"/>
+        <w:ind w:left="720"/>
+      </w:pPr>
+      <w:r>
+        <w:rPr>
+          <w:lang w:val="gu_IN" w:bidi="gu_IN"/>
+        </w:rPr>
+      </w:r>
+      <w:r>
+        <w:rPr>
+          <w:lang w:val="gu_IN" w:bidi="gu_IN"/>
+        </w:rPr>
+        <w:t>1 શમુએલ 14:31–32</w:t>
+      </w:r>
+    </w:p>
+    <w:p>
+      <w:pPr>
+        <w:pStyle w:val="ListBullet"/>
+        <w:spacing w:line="240" w:lineRule="auto"/>
+        <w:ind w:left="720"/>
+      </w:pPr>
+      <w:r>
+        <w:rPr>
+          <w:lang w:val="gu_IN" w:bidi="gu_IN"/>
+        </w:rPr>
+      </w:r>
+      <w:r>
+        <w:rPr>
+          <w:lang w:val="gu_IN" w:bidi="gu_IN"/>
+        </w:rPr>
+        <w:t>પ્રેરિતો 2:20–21</w:t>
+      </w:r>
+    </w:p>
+    <w:p>
+      <w:pPr>
+        <w:pStyle w:val="ListBullet"/>
+        <w:spacing w:line="240" w:lineRule="auto"/>
+        <w:ind w:left="720"/>
+      </w:pPr>
+      <w:r>
+        <w:rPr>
+          <w:lang w:val="gu_IN" w:bidi="gu_IN"/>
+        </w:rPr>
+      </w:r>
+      <w:r>
+        <w:rPr>
+          <w:lang w:val="gu_IN" w:bidi="gu_IN"/>
+        </w:rPr>
+        <w:t>પ્રેરિતો 5:26–28</w:t>
+      </w:r>
+    </w:p>
+    <w:p>
+      <w:pPr>
+        <w:pStyle w:val="ListBullet"/>
+        <w:spacing w:line="240" w:lineRule="auto"/>
+        <w:ind w:left="720"/>
+      </w:pPr>
+      <w:r>
+        <w:rPr>
+          <w:lang w:val="gu_IN" w:bidi="gu_IN"/>
+        </w:rPr>
+      </w:r>
+      <w:r>
+        <w:rPr>
+          <w:lang w:val="gu_IN" w:bidi="gu_IN"/>
+        </w:rPr>
+        <w:t>કલોસ્સી 1:18–20</w:t>
+      </w:r>
+    </w:p>
+    <w:p>
+      <w:pPr>
+        <w:pStyle w:val="ListBullet"/>
+        <w:spacing w:line="240" w:lineRule="auto"/>
+        <w:ind w:left="720"/>
+      </w:pPr>
+      <w:r>
+        <w:rPr>
+          <w:lang w:val="gu_IN" w:bidi="gu_IN"/>
+        </w:rPr>
+      </w:r>
+      <w:r>
+        <w:rPr>
+          <w:lang w:val="gu_IN" w:bidi="gu_IN"/>
+        </w:rPr>
+        <w:t>ગલાતી 1:15–17</w:t>
+      </w:r>
+    </w:p>
+    <w:p>
+      <w:pPr>
+        <w:pStyle w:val="ListBullet"/>
+        <w:spacing w:line="240" w:lineRule="auto"/>
+        <w:ind w:left="720"/>
+      </w:pPr>
+      <w:r>
+        <w:rPr>
+          <w:lang w:val="gu_IN" w:bidi="gu_IN"/>
+        </w:rPr>
+      </w:r>
+      <w:r>
+        <w:rPr>
+          <w:lang w:val="gu_IN" w:bidi="gu_IN"/>
+        </w:rPr>
+        <w:t>ઉત્પત્તિ 4:10–12</w:t>
+      </w:r>
+    </w:p>
+    <w:p>
+      <w:pPr>
+        <w:pStyle w:val="ListBullet"/>
+        <w:spacing w:line="240" w:lineRule="auto"/>
+        <w:ind w:left="720"/>
+      </w:pPr>
+      <w:r>
+        <w:rPr>
+          <w:lang w:val="gu_IN" w:bidi="gu_IN"/>
+        </w:rPr>
+      </w:r>
+      <w:r>
+        <w:rPr>
+          <w:lang w:val="gu_IN" w:bidi="gu_IN"/>
+        </w:rPr>
+        <w:t>ગીતશાસ્ત્ર 16:4</w:t>
+      </w:r>
+    </w:p>
+    <w:p>
+      <w:pPr>
+        <w:pStyle w:val="ListBullet"/>
+        <w:spacing w:line="240" w:lineRule="auto"/>
+        <w:ind w:left="720"/>
+      </w:pPr>
+      <w:r>
+        <w:rPr>
+          <w:lang w:val="gu_IN" w:bidi="gu_IN"/>
+        </w:rPr>
+      </w:r>
+      <w:r>
+        <w:rPr>
+          <w:lang w:val="gu_IN" w:bidi="gu_IN"/>
+        </w:rPr>
+        <w:t>ગીતશાસ્ત્ર 105:28–30</w:t>
+      </w:r>
     </w:p>
     <w:p>
       <w:pPr>
@@ -1195,114 +1141,84 @@
           <w:lang w:val="gu_IN" w:bidi="gu_IN"/>
         </w:rPr>
       </w:r>
-      <w:hyperlink r:id="rId22">
-        <w:r>
-          <w:rPr>
-            <w:lang w:val="gu_IN" w:bidi="gu_IN"/>
-          </w:rPr>
-          <w:rPr>
-            <w:color w:val="0000EE"/>
-            <w:u w:val="single"/>
-          </w:rPr>
-          <w:t>1 કાળવૃતાંત 22:6–8</w:t>
-        </w:r>
-      </w:hyperlink>
-    </w:p>
-    <w:p>
-      <w:pPr>
-        <w:pStyle w:val="ListBullet"/>
-        <w:spacing w:line="240" w:lineRule="auto"/>
-        <w:ind w:left="720"/>
-      </w:pPr>
-      <w:r>
-        <w:rPr>
-          <w:lang w:val="gu_IN" w:bidi="gu_IN"/>
-        </w:rPr>
-      </w:r>
-      <w:hyperlink r:id="rId23">
-        <w:r>
-          <w:rPr>
-            <w:lang w:val="gu_IN" w:bidi="gu_IN"/>
-          </w:rPr>
-          <w:rPr>
-            <w:color w:val="0000EE"/>
-            <w:u w:val="single"/>
-          </w:rPr>
-          <w:t>ઉત્પત્તિ 9:5–7</w:t>
-        </w:r>
-      </w:hyperlink>
-    </w:p>
-    <w:p>
-      <w:pPr>
-        <w:pStyle w:val="ListBullet"/>
-        <w:spacing w:line="240" w:lineRule="auto"/>
-        <w:ind w:left="720"/>
-      </w:pPr>
-      <w:r>
-        <w:rPr>
-          <w:lang w:val="gu_IN" w:bidi="gu_IN"/>
-        </w:rPr>
-      </w:r>
-      <w:hyperlink r:id="rId24">
-        <w:r>
-          <w:rPr>
-            <w:lang w:val="gu_IN" w:bidi="gu_IN"/>
-          </w:rPr>
-          <w:rPr>
-            <w:color w:val="0000EE"/>
-            <w:u w:val="single"/>
-          </w:rPr>
-          <w:t>હિબ્રુઓ 9:21–22</w:t>
-        </w:r>
-      </w:hyperlink>
-    </w:p>
-    <w:p>
-      <w:pPr>
-        <w:pStyle w:val="ListBullet"/>
-        <w:spacing w:line="240" w:lineRule="auto"/>
-        <w:ind w:left="720"/>
-      </w:pPr>
-      <w:r>
-        <w:rPr>
-          <w:lang w:val="gu_IN" w:bidi="gu_IN"/>
-        </w:rPr>
-      </w:r>
-      <w:hyperlink r:id="rId25">
-        <w:r>
-          <w:rPr>
-            <w:lang w:val="gu_IN" w:bidi="gu_IN"/>
-          </w:rPr>
-          <w:rPr>
-            <w:color w:val="0000EE"/>
-            <w:u w:val="single"/>
-          </w:rPr>
-          <w:t>યશાયા 26:20–21</w:t>
-        </w:r>
-      </w:hyperlink>
-    </w:p>
-    <w:p>
-      <w:pPr>
-        <w:pStyle w:val="ListBullet"/>
-        <w:spacing w:line="240" w:lineRule="auto"/>
-        <w:ind w:left="720"/>
-      </w:pPr>
-      <w:r>
-        <w:rPr>
-          <w:lang w:val="gu_IN" w:bidi="gu_IN"/>
-        </w:rPr>
-      </w:r>
-      <w:hyperlink r:id="rId26">
-        <w:r>
-          <w:rPr>
-            <w:lang w:val="gu_IN" w:bidi="gu_IN"/>
-          </w:rPr>
-          <w:rPr>
-            <w:color w:val="0000EE"/>
-            <w:u w:val="single"/>
-          </w:rPr>
-          <w:t>માથ્થી 23:29–31</w:t>
-        </w:r>
-      </w:hyperlink>
+      <w:r>
+        <w:rPr>
+          <w:lang w:val="gu_IN" w:bidi="gu_IN"/>
+        </w:rPr>
+        <w:t>1 કાળવૃતાંત 22:6–8</w:t>
+      </w:r>
+    </w:p>
+    <w:p>
+      <w:pPr>
+        <w:pStyle w:val="ListBullet"/>
+        <w:spacing w:line="240" w:lineRule="auto"/>
+        <w:ind w:left="720"/>
+      </w:pPr>
+      <w:r>
+        <w:rPr>
+          <w:lang w:val="gu_IN" w:bidi="gu_IN"/>
+        </w:rPr>
+      </w:r>
+      <w:r>
+        <w:rPr>
+          <w:lang w:val="gu_IN" w:bidi="gu_IN"/>
+        </w:rPr>
+        <w:t>ઉત્પત્તિ 9:5–7</w:t>
+      </w:r>
+    </w:p>
+    <w:p>
+      <w:pPr>
+        <w:pStyle w:val="ListBullet"/>
+        <w:spacing w:line="240" w:lineRule="auto"/>
+        <w:ind w:left="720"/>
+      </w:pPr>
+      <w:r>
+        <w:rPr>
+          <w:lang w:val="gu_IN" w:bidi="gu_IN"/>
+        </w:rPr>
+      </w:r>
+      <w:r>
+        <w:rPr>
+          <w:lang w:val="gu_IN" w:bidi="gu_IN"/>
+        </w:rPr>
+        <w:t>હિબ્રુઓ 9:21–22</w:t>
+      </w:r>
+    </w:p>
+    <w:p>
+      <w:pPr>
+        <w:pStyle w:val="ListBullet"/>
+        <w:spacing w:line="240" w:lineRule="auto"/>
+        <w:ind w:left="720"/>
+      </w:pPr>
+      <w:r>
+        <w:rPr>
+          <w:lang w:val="gu_IN" w:bidi="gu_IN"/>
+        </w:rPr>
+      </w:r>
+      <w:r>
+        <w:rPr>
+          <w:lang w:val="gu_IN" w:bidi="gu_IN"/>
+        </w:rPr>
+        <w:t>યશાયા 26:20–21</w:t>
+      </w:r>
+    </w:p>
+    <w:p>
+      <w:pPr>
+        <w:pStyle w:val="ListBullet"/>
+        <w:spacing w:line="240" w:lineRule="auto"/>
+        <w:ind w:left="720"/>
+      </w:pPr>
+      <w:r>
+        <w:rPr>
+          <w:lang w:val="gu_IN" w:bidi="gu_IN"/>
+        </w:rPr>
+      </w:r>
+      <w:r>
+        <w:rPr>
+          <w:lang w:val="gu_IN" w:bidi="gu_IN"/>
+        </w:rPr>
+        <w:t>માથ્થી 23:29–31</w:t>
+      </w:r>
     </w:p>
     <w:p>
       <w:pPr>
@@ -1615,162 +1531,120 @@
           <w:lang w:val="gu_IN" w:bidi="gu_IN"/>
         </w:rPr>
       </w:r>
-      <w:hyperlink r:id="rId27">
-        <w:r>
-          <w:rPr>
-            <w:lang w:val="gu_IN" w:bidi="gu_IN"/>
-          </w:rPr>
-          <w:rPr>
-            <w:color w:val="0000EE"/>
-            <w:u w:val="single"/>
-          </w:rPr>
-          <w:t>લૂક 5:12–13</w:t>
-        </w:r>
-      </w:hyperlink>
-    </w:p>
-    <w:p>
-      <w:pPr>
-        <w:pStyle w:val="ListBullet"/>
-        <w:spacing w:line="240" w:lineRule="auto"/>
-        <w:ind w:left="720"/>
-      </w:pPr>
-      <w:r>
-        <w:rPr>
-          <w:lang w:val="gu_IN" w:bidi="gu_IN"/>
-        </w:rPr>
-      </w:r>
-      <w:hyperlink r:id="rId28">
-        <w:r>
-          <w:rPr>
-            <w:lang w:val="gu_IN" w:bidi="gu_IN"/>
-          </w:rPr>
-          <w:rPr>
-            <w:color w:val="0000EE"/>
-            <w:u w:val="single"/>
-          </w:rPr>
-          <w:t>લૂક 17:11–13</w:t>
-        </w:r>
-      </w:hyperlink>
-    </w:p>
-    <w:p>
-      <w:pPr>
-        <w:pStyle w:val="ListBullet"/>
-        <w:spacing w:line="240" w:lineRule="auto"/>
-        <w:ind w:left="720"/>
-      </w:pPr>
-      <w:r>
-        <w:rPr>
-          <w:lang w:val="gu_IN" w:bidi="gu_IN"/>
-        </w:rPr>
-      </w:r>
-      <w:hyperlink r:id="rId29">
-        <w:r>
-          <w:rPr>
-            <w:lang w:val="gu_IN" w:bidi="gu_IN"/>
-          </w:rPr>
-          <w:rPr>
-            <w:color w:val="0000EE"/>
-            <w:u w:val="single"/>
-          </w:rPr>
-          <w:t>માર્ક 1:40–42</w:t>
-        </w:r>
-      </w:hyperlink>
-    </w:p>
-    <w:p>
-      <w:pPr>
-        <w:pStyle w:val="ListBullet"/>
-        <w:spacing w:line="240" w:lineRule="auto"/>
-        <w:ind w:left="720"/>
-      </w:pPr>
-      <w:r>
-        <w:rPr>
-          <w:lang w:val="gu_IN" w:bidi="gu_IN"/>
-        </w:rPr>
-      </w:r>
-      <w:hyperlink r:id="rId30">
-        <w:r>
-          <w:rPr>
-            <w:lang w:val="gu_IN" w:bidi="gu_IN"/>
-          </w:rPr>
-          <w:rPr>
-            <w:color w:val="0000EE"/>
-            <w:u w:val="single"/>
-          </w:rPr>
-          <w:t>માર્ક 14:3–5</w:t>
-        </w:r>
-      </w:hyperlink>
-    </w:p>
-    <w:p>
-      <w:pPr>
-        <w:pStyle w:val="ListBullet"/>
-        <w:spacing w:line="240" w:lineRule="auto"/>
-        <w:ind w:left="720"/>
-      </w:pPr>
-      <w:r>
-        <w:rPr>
-          <w:lang w:val="gu_IN" w:bidi="gu_IN"/>
-        </w:rPr>
-      </w:r>
-      <w:hyperlink r:id="rId31">
-        <w:r>
-          <w:rPr>
-            <w:lang w:val="gu_IN" w:bidi="gu_IN"/>
-          </w:rPr>
-          <w:rPr>
-            <w:color w:val="0000EE"/>
-            <w:u w:val="single"/>
-          </w:rPr>
-          <w:t>માથ્થી 8:1–3</w:t>
-        </w:r>
-      </w:hyperlink>
-    </w:p>
-    <w:p>
-      <w:pPr>
-        <w:pStyle w:val="ListBullet"/>
-        <w:spacing w:line="240" w:lineRule="auto"/>
-        <w:ind w:left="720"/>
-      </w:pPr>
-      <w:r>
-        <w:rPr>
-          <w:lang w:val="gu_IN" w:bidi="gu_IN"/>
-        </w:rPr>
-      </w:r>
-      <w:hyperlink r:id="rId32">
-        <w:r>
-          <w:rPr>
-            <w:lang w:val="gu_IN" w:bidi="gu_IN"/>
-          </w:rPr>
-          <w:rPr>
-            <w:color w:val="0000EE"/>
-            <w:u w:val="single"/>
-          </w:rPr>
-          <w:t>માથ્થી 10:8–10</w:t>
-        </w:r>
-      </w:hyperlink>
-    </w:p>
-    <w:p>
-      <w:pPr>
-        <w:pStyle w:val="ListBullet"/>
-        <w:spacing w:line="240" w:lineRule="auto"/>
-        <w:ind w:left="720"/>
-      </w:pPr>
-      <w:r>
-        <w:rPr>
-          <w:lang w:val="gu_IN" w:bidi="gu_IN"/>
-        </w:rPr>
-      </w:r>
-      <w:hyperlink r:id="rId33">
-        <w:r>
-          <w:rPr>
-            <w:lang w:val="gu_IN" w:bidi="gu_IN"/>
-          </w:rPr>
-          <w:rPr>
-            <w:color w:val="0000EE"/>
-            <w:u w:val="single"/>
-          </w:rPr>
-          <w:t>માથ્થી 11:4–6</w:t>
-        </w:r>
-      </w:hyperlink>
+      <w:r>
+        <w:rPr>
+          <w:lang w:val="gu_IN" w:bidi="gu_IN"/>
+        </w:rPr>
+        <w:t>લૂક 5:12–13</w:t>
+      </w:r>
+    </w:p>
+    <w:p>
+      <w:pPr>
+        <w:pStyle w:val="ListBullet"/>
+        <w:spacing w:line="240" w:lineRule="auto"/>
+        <w:ind w:left="720"/>
+      </w:pPr>
+      <w:r>
+        <w:rPr>
+          <w:lang w:val="gu_IN" w:bidi="gu_IN"/>
+        </w:rPr>
+      </w:r>
+      <w:r>
+        <w:rPr>
+          <w:lang w:val="gu_IN" w:bidi="gu_IN"/>
+        </w:rPr>
+        <w:t>લૂક 17:11–13</w:t>
+      </w:r>
+    </w:p>
+    <w:p>
+      <w:pPr>
+        <w:pStyle w:val="ListBullet"/>
+        <w:spacing w:line="240" w:lineRule="auto"/>
+        <w:ind w:left="720"/>
+      </w:pPr>
+      <w:r>
+        <w:rPr>
+          <w:lang w:val="gu_IN" w:bidi="gu_IN"/>
+        </w:rPr>
+      </w:r>
+      <w:r>
+        <w:rPr>
+          <w:lang w:val="gu_IN" w:bidi="gu_IN"/>
+        </w:rPr>
+        <w:t>માર્ક 1:40–42</w:t>
+      </w:r>
+    </w:p>
+    <w:p>
+      <w:pPr>
+        <w:pStyle w:val="ListBullet"/>
+        <w:spacing w:line="240" w:lineRule="auto"/>
+        <w:ind w:left="720"/>
+      </w:pPr>
+      <w:r>
+        <w:rPr>
+          <w:lang w:val="gu_IN" w:bidi="gu_IN"/>
+        </w:rPr>
+      </w:r>
+      <w:r>
+        <w:rPr>
+          <w:lang w:val="gu_IN" w:bidi="gu_IN"/>
+        </w:rPr>
+        <w:t>માર્ક 14:3–5</w:t>
+      </w:r>
+    </w:p>
+    <w:p>
+      <w:pPr>
+        <w:pStyle w:val="ListBullet"/>
+        <w:spacing w:line="240" w:lineRule="auto"/>
+        <w:ind w:left="720"/>
+      </w:pPr>
+      <w:r>
+        <w:rPr>
+          <w:lang w:val="gu_IN" w:bidi="gu_IN"/>
+        </w:rPr>
+      </w:r>
+      <w:r>
+        <w:rPr>
+          <w:lang w:val="gu_IN" w:bidi="gu_IN"/>
+        </w:rPr>
+        <w:t>માથ્થી 8:1–3</w:t>
+      </w:r>
+    </w:p>
+    <w:p>
+      <w:pPr>
+        <w:pStyle w:val="ListBullet"/>
+        <w:spacing w:line="240" w:lineRule="auto"/>
+        <w:ind w:left="720"/>
+      </w:pPr>
+      <w:r>
+        <w:rPr>
+          <w:lang w:val="gu_IN" w:bidi="gu_IN"/>
+        </w:rPr>
+      </w:r>
+      <w:r>
+        <w:rPr>
+          <w:lang w:val="gu_IN" w:bidi="gu_IN"/>
+        </w:rPr>
+        <w:t>માથ્થી 10:8–10</w:t>
+      </w:r>
+    </w:p>
+    <w:p>
+      <w:pPr>
+        <w:pStyle w:val="ListBullet"/>
+        <w:spacing w:line="240" w:lineRule="auto"/>
+        <w:ind w:left="720"/>
+      </w:pPr>
+      <w:r>
+        <w:rPr>
+          <w:lang w:val="gu_IN" w:bidi="gu_IN"/>
+        </w:rPr>
+      </w:r>
+      <w:r>
+        <w:rPr>
+          <w:lang w:val="gu_IN" w:bidi="gu_IN"/>
+        </w:rPr>
+        <w:t>માથ્થી 11:4–6</w:t>
+      </w:r>
     </w:p>
     <w:p>
       <w:pPr>
@@ -1981,90 +1855,66 @@
           <w:lang w:val="gu_IN" w:bidi="gu_IN"/>
         </w:rPr>
       </w:r>
-      <w:hyperlink r:id="rId34">
-        <w:r>
-          <w:rPr>
-            <w:lang w:val="gu_IN" w:bidi="gu_IN"/>
-          </w:rPr>
-          <w:rPr>
-            <w:color w:val="0000EE"/>
-            <w:u w:val="single"/>
-          </w:rPr>
-          <w:t>અયૂબ 27:8–10</w:t>
-        </w:r>
-      </w:hyperlink>
-    </w:p>
-    <w:p>
-      <w:pPr>
-        <w:pStyle w:val="ListBullet"/>
-        <w:spacing w:line="240" w:lineRule="auto"/>
-        <w:ind w:left="720"/>
-      </w:pPr>
-      <w:r>
-        <w:rPr>
-          <w:lang w:val="gu_IN" w:bidi="gu_IN"/>
-        </w:rPr>
-      </w:r>
-      <w:hyperlink r:id="rId35">
-        <w:r>
-          <w:rPr>
-            <w:lang w:val="gu_IN" w:bidi="gu_IN"/>
-          </w:rPr>
-          <w:rPr>
-            <w:color w:val="0000EE"/>
-            <w:u w:val="single"/>
-          </w:rPr>
-          <w:t>માર્ક 5:5–6</w:t>
-        </w:r>
-      </w:hyperlink>
-    </w:p>
-    <w:p>
-      <w:pPr>
-        <w:pStyle w:val="ListBullet"/>
-        <w:spacing w:line="240" w:lineRule="auto"/>
-        <w:ind w:left="720"/>
-      </w:pPr>
-      <w:r>
-        <w:rPr>
-          <w:lang w:val="gu_IN" w:bidi="gu_IN"/>
-        </w:rPr>
-      </w:r>
-      <w:hyperlink r:id="rId36">
-        <w:r>
-          <w:rPr>
-            <w:lang w:val="gu_IN" w:bidi="gu_IN"/>
-          </w:rPr>
-          <w:rPr>
-            <w:color w:val="0000EE"/>
-            <w:u w:val="single"/>
-          </w:rPr>
-          <w:t>માર્ક 6:48–50</w:t>
-        </w:r>
-      </w:hyperlink>
-    </w:p>
-    <w:p>
-      <w:pPr>
-        <w:pStyle w:val="ListBullet"/>
-        <w:spacing w:line="240" w:lineRule="auto"/>
-        <w:ind w:left="720"/>
-      </w:pPr>
-      <w:r>
-        <w:rPr>
-          <w:lang w:val="gu_IN" w:bidi="gu_IN"/>
-        </w:rPr>
-      </w:r>
-      <w:hyperlink r:id="rId37">
-        <w:r>
-          <w:rPr>
-            <w:lang w:val="gu_IN" w:bidi="gu_IN"/>
-          </w:rPr>
-          <w:rPr>
-            <w:color w:val="0000EE"/>
-            <w:u w:val="single"/>
-          </w:rPr>
-          <w:t>ગીતશાસ્ત્ર 22:1–2</w:t>
-        </w:r>
-      </w:hyperlink>
+      <w:r>
+        <w:rPr>
+          <w:lang w:val="gu_IN" w:bidi="gu_IN"/>
+        </w:rPr>
+        <w:t>અયૂબ 27:8–10</w:t>
+      </w:r>
+    </w:p>
+    <w:p>
+      <w:pPr>
+        <w:pStyle w:val="ListBullet"/>
+        <w:spacing w:line="240" w:lineRule="auto"/>
+        <w:ind w:left="720"/>
+      </w:pPr>
+      <w:r>
+        <w:rPr>
+          <w:lang w:val="gu_IN" w:bidi="gu_IN"/>
+        </w:rPr>
+      </w:r>
+      <w:r>
+        <w:rPr>
+          <w:lang w:val="gu_IN" w:bidi="gu_IN"/>
+        </w:rPr>
+        <w:t>માર્ક 5:5–6</w:t>
+      </w:r>
+    </w:p>
+    <w:p>
+      <w:pPr>
+        <w:pStyle w:val="ListBullet"/>
+        <w:spacing w:line="240" w:lineRule="auto"/>
+        <w:ind w:left="720"/>
+      </w:pPr>
+      <w:r>
+        <w:rPr>
+          <w:lang w:val="gu_IN" w:bidi="gu_IN"/>
+        </w:rPr>
+      </w:r>
+      <w:r>
+        <w:rPr>
+          <w:lang w:val="gu_IN" w:bidi="gu_IN"/>
+        </w:rPr>
+        <w:t>માર્ક 6:48–50</w:t>
+      </w:r>
+    </w:p>
+    <w:p>
+      <w:pPr>
+        <w:pStyle w:val="ListBullet"/>
+        <w:spacing w:line="240" w:lineRule="auto"/>
+        <w:ind w:left="720"/>
+      </w:pPr>
+      <w:r>
+        <w:rPr>
+          <w:lang w:val="gu_IN" w:bidi="gu_IN"/>
+        </w:rPr>
+      </w:r>
+      <w:r>
+        <w:rPr>
+          <w:lang w:val="gu_IN" w:bidi="gu_IN"/>
+        </w:rPr>
+        <w:t>ગીતશાસ્ત્ર 22:1–2</w:t>
+      </w:r>
     </w:p>
     <w:p>
       <w:pPr>
@@ -2237,234 +2087,174 @@
           <w:lang w:val="gu_IN" w:bidi="gu_IN"/>
         </w:rPr>
       </w:r>
-      <w:hyperlink r:id="rId38">
-        <w:r>
-          <w:rPr>
-            <w:lang w:val="gu_IN" w:bidi="gu_IN"/>
-          </w:rPr>
-          <w:rPr>
-            <w:color w:val="0000EE"/>
-            <w:u w:val="single"/>
-          </w:rPr>
-          <w:t>પ્રેરિતો 13:16–18</w:t>
-        </w:r>
-      </w:hyperlink>
-    </w:p>
-    <w:p>
-      <w:pPr>
-        <w:pStyle w:val="ListBullet"/>
-        <w:spacing w:line="240" w:lineRule="auto"/>
-        <w:ind w:left="720"/>
-      </w:pPr>
-      <w:r>
-        <w:rPr>
-          <w:lang w:val="gu_IN" w:bidi="gu_IN"/>
-        </w:rPr>
-      </w:r>
-      <w:hyperlink r:id="rId39">
-        <w:r>
-          <w:rPr>
-            <w:lang w:val="gu_IN" w:bidi="gu_IN"/>
-          </w:rPr>
-          <w:rPr>
-            <w:color w:val="0000EE"/>
-            <w:u w:val="single"/>
-          </w:rPr>
-          <w:t>પ્રેરિતો 21:37–38</w:t>
-        </w:r>
-      </w:hyperlink>
-    </w:p>
-    <w:p>
-      <w:pPr>
-        <w:pStyle w:val="ListBullet"/>
-        <w:spacing w:line="240" w:lineRule="auto"/>
-        <w:ind w:left="720"/>
-      </w:pPr>
-      <w:r>
-        <w:rPr>
-          <w:lang w:val="gu_IN" w:bidi="gu_IN"/>
-        </w:rPr>
-      </w:r>
-      <w:hyperlink r:id="rId40">
-        <w:r>
-          <w:rPr>
-            <w:lang w:val="gu_IN" w:bidi="gu_IN"/>
-          </w:rPr>
-          <w:rPr>
-            <w:color w:val="0000EE"/>
-            <w:u w:val="single"/>
-          </w:rPr>
-          <w:t>નિર્ગમન 4:27–28</w:t>
-        </w:r>
-      </w:hyperlink>
-    </w:p>
-    <w:p>
-      <w:pPr>
-        <w:pStyle w:val="ListBullet"/>
-        <w:spacing w:line="240" w:lineRule="auto"/>
-        <w:ind w:left="720"/>
-      </w:pPr>
-      <w:r>
-        <w:rPr>
-          <w:lang w:val="gu_IN" w:bidi="gu_IN"/>
-        </w:rPr>
-      </w:r>
-      <w:hyperlink r:id="rId41">
-        <w:r>
-          <w:rPr>
-            <w:lang w:val="gu_IN" w:bidi="gu_IN"/>
-          </w:rPr>
-          <w:rPr>
-            <w:color w:val="0000EE"/>
-            <w:u w:val="single"/>
-          </w:rPr>
-          <w:t>ઉત્પત્તિ 37:21–22</w:t>
-        </w:r>
-      </w:hyperlink>
-    </w:p>
-    <w:p>
-      <w:pPr>
-        <w:pStyle w:val="ListBullet"/>
-        <w:spacing w:line="240" w:lineRule="auto"/>
-        <w:ind w:left="720"/>
-      </w:pPr>
-      <w:r>
-        <w:rPr>
-          <w:lang w:val="gu_IN" w:bidi="gu_IN"/>
-        </w:rPr>
-      </w:r>
-      <w:hyperlink r:id="rId42">
-        <w:r>
-          <w:rPr>
-            <w:lang w:val="gu_IN" w:bidi="gu_IN"/>
-          </w:rPr>
-          <w:rPr>
-            <w:color w:val="0000EE"/>
-            <w:u w:val="single"/>
-          </w:rPr>
-          <w:t>યોહાન 3:14–15</w:t>
-        </w:r>
-      </w:hyperlink>
-    </w:p>
-    <w:p>
-      <w:pPr>
-        <w:pStyle w:val="ListBullet"/>
-        <w:spacing w:line="240" w:lineRule="auto"/>
-        <w:ind w:left="720"/>
-      </w:pPr>
-      <w:r>
-        <w:rPr>
-          <w:lang w:val="gu_IN" w:bidi="gu_IN"/>
-        </w:rPr>
-      </w:r>
-      <w:hyperlink r:id="rId43">
-        <w:r>
-          <w:rPr>
-            <w:lang w:val="gu_IN" w:bidi="gu_IN"/>
-          </w:rPr>
-          <w:rPr>
-            <w:color w:val="0000EE"/>
-            <w:u w:val="single"/>
-          </w:rPr>
-          <w:t>લૂક 1:80</w:t>
-        </w:r>
-      </w:hyperlink>
-    </w:p>
-    <w:p>
-      <w:pPr>
-        <w:pStyle w:val="ListBullet"/>
-        <w:spacing w:line="240" w:lineRule="auto"/>
-        <w:ind w:left="720"/>
-      </w:pPr>
-      <w:r>
-        <w:rPr>
-          <w:lang w:val="gu_IN" w:bidi="gu_IN"/>
-        </w:rPr>
-      </w:r>
-      <w:hyperlink r:id="rId44">
-        <w:r>
-          <w:rPr>
-            <w:lang w:val="gu_IN" w:bidi="gu_IN"/>
-          </w:rPr>
-          <w:rPr>
-            <w:color w:val="0000EE"/>
-            <w:u w:val="single"/>
-          </w:rPr>
-          <w:t>લૂક 9:12–14</w:t>
-        </w:r>
-      </w:hyperlink>
-    </w:p>
-    <w:p>
-      <w:pPr>
-        <w:pStyle w:val="ListBullet"/>
-        <w:spacing w:line="240" w:lineRule="auto"/>
-        <w:ind w:left="720"/>
-      </w:pPr>
-      <w:r>
-        <w:rPr>
-          <w:lang w:val="gu_IN" w:bidi="gu_IN"/>
-        </w:rPr>
-      </w:r>
-      <w:hyperlink r:id="rId45">
-        <w:r>
-          <w:rPr>
-            <w:lang w:val="gu_IN" w:bidi="gu_IN"/>
-          </w:rPr>
-          <w:rPr>
-            <w:color w:val="0000EE"/>
-            <w:u w:val="single"/>
-          </w:rPr>
-          <w:t>માર્ક 1:1–3</w:t>
-        </w:r>
-      </w:hyperlink>
-    </w:p>
-    <w:p>
-      <w:pPr>
-        <w:pStyle w:val="ListBullet"/>
-        <w:spacing w:line="240" w:lineRule="auto"/>
-        <w:ind w:left="720"/>
-      </w:pPr>
-      <w:r>
-        <w:rPr>
-          <w:lang w:val="gu_IN" w:bidi="gu_IN"/>
-        </w:rPr>
-      </w:r>
-      <w:hyperlink r:id="rId46">
-        <w:r>
-          <w:rPr>
-            <w:lang w:val="gu_IN" w:bidi="gu_IN"/>
-          </w:rPr>
-          <w:rPr>
-            <w:color w:val="0000EE"/>
-            <w:u w:val="single"/>
-          </w:rPr>
-          <w:t>માથ્થી 4:1–4</w:t>
-        </w:r>
-      </w:hyperlink>
-    </w:p>
-    <w:p>
-      <w:pPr>
-        <w:pStyle w:val="ListBullet"/>
-        <w:spacing w:line="240" w:lineRule="auto"/>
-        <w:ind w:left="720"/>
-      </w:pPr>
-      <w:r>
-        <w:rPr>
-          <w:lang w:val="gu_IN" w:bidi="gu_IN"/>
-        </w:rPr>
-      </w:r>
-      <w:hyperlink r:id="rId47">
-        <w:r>
-          <w:rPr>
-            <w:lang w:val="gu_IN" w:bidi="gu_IN"/>
-          </w:rPr>
-          <w:rPr>
-            <w:color w:val="0000EE"/>
-            <w:u w:val="single"/>
-          </w:rPr>
-          <w:t>માથ્થી 11:7–8</w:t>
-        </w:r>
-      </w:hyperlink>
+      <w:r>
+        <w:rPr>
+          <w:lang w:val="gu_IN" w:bidi="gu_IN"/>
+        </w:rPr>
+        <w:t>પ્રેરિતો 13:16–18</w:t>
+      </w:r>
+    </w:p>
+    <w:p>
+      <w:pPr>
+        <w:pStyle w:val="ListBullet"/>
+        <w:spacing w:line="240" w:lineRule="auto"/>
+        <w:ind w:left="720"/>
+      </w:pPr>
+      <w:r>
+        <w:rPr>
+          <w:lang w:val="gu_IN" w:bidi="gu_IN"/>
+        </w:rPr>
+      </w:r>
+      <w:r>
+        <w:rPr>
+          <w:lang w:val="gu_IN" w:bidi="gu_IN"/>
+        </w:rPr>
+        <w:t>પ્રેરિતો 21:37–38</w:t>
+      </w:r>
+    </w:p>
+    <w:p>
+      <w:pPr>
+        <w:pStyle w:val="ListBullet"/>
+        <w:spacing w:line="240" w:lineRule="auto"/>
+        <w:ind w:left="720"/>
+      </w:pPr>
+      <w:r>
+        <w:rPr>
+          <w:lang w:val="gu_IN" w:bidi="gu_IN"/>
+        </w:rPr>
+      </w:r>
+      <w:r>
+        <w:rPr>
+          <w:lang w:val="gu_IN" w:bidi="gu_IN"/>
+        </w:rPr>
+        <w:t>નિર્ગમન 4:27–28</w:t>
+      </w:r>
+    </w:p>
+    <w:p>
+      <w:pPr>
+        <w:pStyle w:val="ListBullet"/>
+        <w:spacing w:line="240" w:lineRule="auto"/>
+        <w:ind w:left="720"/>
+      </w:pPr>
+      <w:r>
+        <w:rPr>
+          <w:lang w:val="gu_IN" w:bidi="gu_IN"/>
+        </w:rPr>
+      </w:r>
+      <w:r>
+        <w:rPr>
+          <w:lang w:val="gu_IN" w:bidi="gu_IN"/>
+        </w:rPr>
+        <w:t>ઉત્પત્તિ 37:21–22</w:t>
+      </w:r>
+    </w:p>
+    <w:p>
+      <w:pPr>
+        <w:pStyle w:val="ListBullet"/>
+        <w:spacing w:line="240" w:lineRule="auto"/>
+        <w:ind w:left="720"/>
+      </w:pPr>
+      <w:r>
+        <w:rPr>
+          <w:lang w:val="gu_IN" w:bidi="gu_IN"/>
+        </w:rPr>
+      </w:r>
+      <w:r>
+        <w:rPr>
+          <w:lang w:val="gu_IN" w:bidi="gu_IN"/>
+        </w:rPr>
+        <w:t>યોહાન 3:14–15</w:t>
+      </w:r>
+    </w:p>
+    <w:p>
+      <w:pPr>
+        <w:pStyle w:val="ListBullet"/>
+        <w:spacing w:line="240" w:lineRule="auto"/>
+        <w:ind w:left="720"/>
+      </w:pPr>
+      <w:r>
+        <w:rPr>
+          <w:lang w:val="gu_IN" w:bidi="gu_IN"/>
+        </w:rPr>
+      </w:r>
+      <w:r>
+        <w:rPr>
+          <w:lang w:val="gu_IN" w:bidi="gu_IN"/>
+        </w:rPr>
+        <w:t>લૂક 1:80</w:t>
+      </w:r>
+    </w:p>
+    <w:p>
+      <w:pPr>
+        <w:pStyle w:val="ListBullet"/>
+        <w:spacing w:line="240" w:lineRule="auto"/>
+        <w:ind w:left="720"/>
+      </w:pPr>
+      <w:r>
+        <w:rPr>
+          <w:lang w:val="gu_IN" w:bidi="gu_IN"/>
+        </w:rPr>
+      </w:r>
+      <w:r>
+        <w:rPr>
+          <w:lang w:val="gu_IN" w:bidi="gu_IN"/>
+        </w:rPr>
+        <w:t>લૂક 9:12–14</w:t>
+      </w:r>
+    </w:p>
+    <w:p>
+      <w:pPr>
+        <w:pStyle w:val="ListBullet"/>
+        <w:spacing w:line="240" w:lineRule="auto"/>
+        <w:ind w:left="720"/>
+      </w:pPr>
+      <w:r>
+        <w:rPr>
+          <w:lang w:val="gu_IN" w:bidi="gu_IN"/>
+        </w:rPr>
+      </w:r>
+      <w:r>
+        <w:rPr>
+          <w:lang w:val="gu_IN" w:bidi="gu_IN"/>
+        </w:rPr>
+        <w:t>માર્ક 1:1–3</w:t>
+      </w:r>
+    </w:p>
+    <w:p>
+      <w:pPr>
+        <w:pStyle w:val="ListBullet"/>
+        <w:spacing w:line="240" w:lineRule="auto"/>
+        <w:ind w:left="720"/>
+      </w:pPr>
+      <w:r>
+        <w:rPr>
+          <w:lang w:val="gu_IN" w:bidi="gu_IN"/>
+        </w:rPr>
+      </w:r>
+      <w:r>
+        <w:rPr>
+          <w:lang w:val="gu_IN" w:bidi="gu_IN"/>
+        </w:rPr>
+        <w:t>માથ્થી 4:1–4</w:t>
+      </w:r>
+    </w:p>
+    <w:p>
+      <w:pPr>
+        <w:pStyle w:val="ListBullet"/>
+        <w:spacing w:line="240" w:lineRule="auto"/>
+        <w:ind w:left="720"/>
+      </w:pPr>
+      <w:r>
+        <w:rPr>
+          <w:lang w:val="gu_IN" w:bidi="gu_IN"/>
+        </w:rPr>
+      </w:r>
+      <w:r>
+        <w:rPr>
+          <w:lang w:val="gu_IN" w:bidi="gu_IN"/>
+        </w:rPr>
+        <w:t>માથ્થી 11:7–8</w:t>
+      </w:r>
     </w:p>
     <w:p>
       <w:pPr>
@@ -2705,138 +2495,102 @@
           <w:lang w:val="gu_IN" w:bidi="gu_IN"/>
         </w:rPr>
       </w:r>
-      <w:hyperlink r:id="rId48">
-        <w:r>
-          <w:rPr>
-            <w:lang w:val="gu_IN" w:bidi="gu_IN"/>
-          </w:rPr>
-          <w:rPr>
-            <w:color w:val="0000EE"/>
-            <w:u w:val="single"/>
-          </w:rPr>
-          <w:t>1 કાળવૃતાંત 13:7–8</w:t>
-        </w:r>
-      </w:hyperlink>
-    </w:p>
-    <w:p>
-      <w:pPr>
-        <w:pStyle w:val="ListBullet"/>
-        <w:spacing w:line="240" w:lineRule="auto"/>
-        <w:ind w:left="720"/>
-      </w:pPr>
-      <w:r>
-        <w:rPr>
-          <w:lang w:val="gu_IN" w:bidi="gu_IN"/>
-        </w:rPr>
-      </w:r>
-      <w:hyperlink r:id="rId49">
-        <w:r>
-          <w:rPr>
-            <w:lang w:val="gu_IN" w:bidi="gu_IN"/>
-          </w:rPr>
-          <w:rPr>
-            <w:color w:val="0000EE"/>
-            <w:u w:val="single"/>
-          </w:rPr>
-          <w:t>2 રાજાઓ 9:11–13</w:t>
-        </w:r>
-      </w:hyperlink>
-    </w:p>
-    <w:p>
-      <w:pPr>
-        <w:pStyle w:val="ListBullet"/>
-        <w:spacing w:line="240" w:lineRule="auto"/>
-        <w:ind w:left="720"/>
-      </w:pPr>
-      <w:r>
-        <w:rPr>
-          <w:lang w:val="gu_IN" w:bidi="gu_IN"/>
-        </w:rPr>
-      </w:r>
-      <w:hyperlink r:id="rId50">
-        <w:r>
-          <w:rPr>
-            <w:lang w:val="gu_IN" w:bidi="gu_IN"/>
-          </w:rPr>
-          <w:rPr>
-            <w:color w:val="0000EE"/>
-            <w:u w:val="single"/>
-          </w:rPr>
-          <w:t>નિર્ગમન 19:12–13</w:t>
-        </w:r>
-      </w:hyperlink>
-    </w:p>
-    <w:p>
-      <w:pPr>
-        <w:pStyle w:val="ListBullet"/>
-        <w:spacing w:line="240" w:lineRule="auto"/>
-        <w:ind w:left="720"/>
-      </w:pPr>
-      <w:r>
-        <w:rPr>
-          <w:lang w:val="gu_IN" w:bidi="gu_IN"/>
-        </w:rPr>
-      </w:r>
-      <w:hyperlink r:id="rId51">
-        <w:r>
-          <w:rPr>
-            <w:lang w:val="gu_IN" w:bidi="gu_IN"/>
-          </w:rPr>
-          <w:rPr>
-            <w:color w:val="0000EE"/>
-            <w:u w:val="single"/>
-          </w:rPr>
-          <w:t>હિબ્રુ 12:18–21</w:t>
-        </w:r>
-      </w:hyperlink>
-    </w:p>
-    <w:p>
-      <w:pPr>
-        <w:pStyle w:val="ListBullet"/>
-        <w:spacing w:line="240" w:lineRule="auto"/>
-        <w:ind w:left="720"/>
-      </w:pPr>
-      <w:r>
-        <w:rPr>
-          <w:lang w:val="gu_IN" w:bidi="gu_IN"/>
-        </w:rPr>
-      </w:r>
-      <w:hyperlink r:id="rId52">
-        <w:r>
-          <w:rPr>
-            <w:lang w:val="gu_IN" w:bidi="gu_IN"/>
-          </w:rPr>
-          <w:rPr>
-            <w:color w:val="0000EE"/>
-            <w:u w:val="single"/>
-          </w:rPr>
-          <w:t>માથ્થી 6:1–2</w:t>
-        </w:r>
-      </w:hyperlink>
-    </w:p>
-    <w:p>
-      <w:pPr>
-        <w:pStyle w:val="ListBullet"/>
-        <w:spacing w:line="240" w:lineRule="auto"/>
-        <w:ind w:left="720"/>
-      </w:pPr>
-      <w:r>
-        <w:rPr>
-          <w:lang w:val="gu_IN" w:bidi="gu_IN"/>
-        </w:rPr>
-      </w:r>
-      <w:hyperlink r:id="rId53">
-        <w:r>
-          <w:rPr>
-            <w:lang w:val="gu_IN" w:bidi="gu_IN"/>
-          </w:rPr>
-          <w:rPr>
-            <w:color w:val="0000EE"/>
-            <w:u w:val="single"/>
-          </w:rPr>
-          <w:t>માથ્થી 24:30–31</w:t>
-        </w:r>
-      </w:hyperlink>
+      <w:r>
+        <w:rPr>
+          <w:lang w:val="gu_IN" w:bidi="gu_IN"/>
+        </w:rPr>
+        <w:t>1 કાળવૃતાંત 13:7–8</w:t>
+      </w:r>
+    </w:p>
+    <w:p>
+      <w:pPr>
+        <w:pStyle w:val="ListBullet"/>
+        <w:spacing w:line="240" w:lineRule="auto"/>
+        <w:ind w:left="720"/>
+      </w:pPr>
+      <w:r>
+        <w:rPr>
+          <w:lang w:val="gu_IN" w:bidi="gu_IN"/>
+        </w:rPr>
+      </w:r>
+      <w:r>
+        <w:rPr>
+          <w:lang w:val="gu_IN" w:bidi="gu_IN"/>
+        </w:rPr>
+        <w:t>2 રાજાઓ 9:11–13</w:t>
+      </w:r>
+    </w:p>
+    <w:p>
+      <w:pPr>
+        <w:pStyle w:val="ListBullet"/>
+        <w:spacing w:line="240" w:lineRule="auto"/>
+        <w:ind w:left="720"/>
+      </w:pPr>
+      <w:r>
+        <w:rPr>
+          <w:lang w:val="gu_IN" w:bidi="gu_IN"/>
+        </w:rPr>
+      </w:r>
+      <w:r>
+        <w:rPr>
+          <w:lang w:val="gu_IN" w:bidi="gu_IN"/>
+        </w:rPr>
+        <w:t>નિર્ગમન 19:12–13</w:t>
+      </w:r>
+    </w:p>
+    <w:p>
+      <w:pPr>
+        <w:pStyle w:val="ListBullet"/>
+        <w:spacing w:line="240" w:lineRule="auto"/>
+        <w:ind w:left="720"/>
+      </w:pPr>
+      <w:r>
+        <w:rPr>
+          <w:lang w:val="gu_IN" w:bidi="gu_IN"/>
+        </w:rPr>
+      </w:r>
+      <w:r>
+        <w:rPr>
+          <w:lang w:val="gu_IN" w:bidi="gu_IN"/>
+        </w:rPr>
+        <w:t>હિબ્રુ 12:18–21</w:t>
+      </w:r>
+    </w:p>
+    <w:p>
+      <w:pPr>
+        <w:pStyle w:val="ListBullet"/>
+        <w:spacing w:line="240" w:lineRule="auto"/>
+        <w:ind w:left="720"/>
+      </w:pPr>
+      <w:r>
+        <w:rPr>
+          <w:lang w:val="gu_IN" w:bidi="gu_IN"/>
+        </w:rPr>
+      </w:r>
+      <w:r>
+        <w:rPr>
+          <w:lang w:val="gu_IN" w:bidi="gu_IN"/>
+        </w:rPr>
+        <w:t>માથ્થી 6:1–2</w:t>
+      </w:r>
+    </w:p>
+    <w:p>
+      <w:pPr>
+        <w:pStyle w:val="ListBullet"/>
+        <w:spacing w:line="240" w:lineRule="auto"/>
+        <w:ind w:left="720"/>
+      </w:pPr>
+      <w:r>
+        <w:rPr>
+          <w:lang w:val="gu_IN" w:bidi="gu_IN"/>
+        </w:rPr>
+      </w:r>
+      <w:r>
+        <w:rPr>
+          <w:lang w:val="gu_IN" w:bidi="gu_IN"/>
+        </w:rPr>
+        <w:t>માથ્થી 24:30–31</w:t>
+      </w:r>
     </w:p>
     <w:p>
       <w:pPr>
@@ -3060,162 +2814,120 @@
           <w:lang w:val="gu_IN" w:bidi="gu_IN"/>
         </w:rPr>
       </w:r>
-      <w:hyperlink r:id="rId54">
-        <w:r>
-          <w:rPr>
-            <w:lang w:val="gu_IN" w:bidi="gu_IN"/>
-          </w:rPr>
-          <w:rPr>
-            <w:color w:val="0000EE"/>
-            <w:u w:val="single"/>
-          </w:rPr>
-          <w:t>1 રાજા 9:22</w:t>
-        </w:r>
-      </w:hyperlink>
-    </w:p>
-    <w:p>
-      <w:pPr>
-        <w:pStyle w:val="ListBullet"/>
-        <w:spacing w:line="240" w:lineRule="auto"/>
-        <w:ind w:left="720"/>
-      </w:pPr>
-      <w:r>
-        <w:rPr>
-          <w:lang w:val="gu_IN" w:bidi="gu_IN"/>
-        </w:rPr>
-      </w:r>
-      <w:hyperlink r:id="rId55">
-        <w:r>
-          <w:rPr>
-            <w:lang w:val="gu_IN" w:bidi="gu_IN"/>
-          </w:rPr>
-          <w:rPr>
-            <w:color w:val="0000EE"/>
-            <w:u w:val="single"/>
-          </w:rPr>
-          <w:t>2 કાળવૃતાંત 18:28–30</w:t>
-        </w:r>
-      </w:hyperlink>
-    </w:p>
-    <w:p>
-      <w:pPr>
-        <w:pStyle w:val="ListBullet"/>
-        <w:spacing w:line="240" w:lineRule="auto"/>
-        <w:ind w:left="720"/>
-      </w:pPr>
-      <w:r>
-        <w:rPr>
-          <w:lang w:val="gu_IN" w:bidi="gu_IN"/>
-        </w:rPr>
-      </w:r>
-      <w:hyperlink r:id="rId56">
-        <w:r>
-          <w:rPr>
-            <w:lang w:val="gu_IN" w:bidi="gu_IN"/>
-          </w:rPr>
-          <w:rPr>
-            <w:color w:val="0000EE"/>
-            <w:u w:val="single"/>
-          </w:rPr>
-          <w:t>પ્રેરિતો 8:29–31</w:t>
-        </w:r>
-      </w:hyperlink>
-    </w:p>
-    <w:p>
-      <w:pPr>
-        <w:pStyle w:val="ListBullet"/>
-        <w:spacing w:line="240" w:lineRule="auto"/>
-        <w:ind w:left="720"/>
-      </w:pPr>
-      <w:r>
-        <w:rPr>
-          <w:lang w:val="gu_IN" w:bidi="gu_IN"/>
-        </w:rPr>
-      </w:r>
-      <w:hyperlink r:id="rId57">
-        <w:r>
-          <w:rPr>
-            <w:lang w:val="gu_IN" w:bidi="gu_IN"/>
-          </w:rPr>
-          <w:rPr>
-            <w:color w:val="0000EE"/>
-            <w:u w:val="single"/>
-          </w:rPr>
-          <w:t>પ્રેરિતો 8:36–38</w:t>
-        </w:r>
-      </w:hyperlink>
-    </w:p>
-    <w:p>
-      <w:pPr>
-        <w:pStyle w:val="ListBullet"/>
-        <w:spacing w:line="240" w:lineRule="auto"/>
-        <w:ind w:left="720"/>
-      </w:pPr>
-      <w:r>
-        <w:rPr>
-          <w:lang w:val="gu_IN" w:bidi="gu_IN"/>
-        </w:rPr>
-      </w:r>
-      <w:hyperlink r:id="rId58">
-        <w:r>
-          <w:rPr>
-            <w:lang w:val="gu_IN" w:bidi="gu_IN"/>
-          </w:rPr>
-          <w:rPr>
-            <w:color w:val="0000EE"/>
-            <w:u w:val="single"/>
-          </w:rPr>
-          <w:t>દાનિયેલ 11:40–41</w:t>
-        </w:r>
-      </w:hyperlink>
-    </w:p>
-    <w:p>
-      <w:pPr>
-        <w:pStyle w:val="ListBullet"/>
-        <w:spacing w:line="240" w:lineRule="auto"/>
-        <w:ind w:left="720"/>
-      </w:pPr>
-      <w:r>
-        <w:rPr>
-          <w:lang w:val="gu_IN" w:bidi="gu_IN"/>
-        </w:rPr>
-      </w:r>
-      <w:hyperlink r:id="rId59">
-        <w:r>
-          <w:rPr>
-            <w:lang w:val="gu_IN" w:bidi="gu_IN"/>
-          </w:rPr>
-          <w:rPr>
-            <w:color w:val="0000EE"/>
-            <w:u w:val="single"/>
-          </w:rPr>
-          <w:t>નિર્ગમન 14:23–25</w:t>
-        </w:r>
-      </w:hyperlink>
-    </w:p>
-    <w:p>
-      <w:pPr>
-        <w:pStyle w:val="ListBullet"/>
-        <w:spacing w:line="240" w:lineRule="auto"/>
-        <w:ind w:left="720"/>
-      </w:pPr>
-      <w:r>
-        <w:rPr>
-          <w:lang w:val="gu_IN" w:bidi="gu_IN"/>
-        </w:rPr>
-      </w:r>
-      <w:hyperlink r:id="rId60">
-        <w:r>
-          <w:rPr>
-            <w:lang w:val="gu_IN" w:bidi="gu_IN"/>
-          </w:rPr>
-          <w:rPr>
-            <w:color w:val="0000EE"/>
-            <w:u w:val="single"/>
-          </w:rPr>
-          <w:t>ઉત્પત્તિ 41:42–43</w:t>
-        </w:r>
-      </w:hyperlink>
+      <w:r>
+        <w:rPr>
+          <w:lang w:val="gu_IN" w:bidi="gu_IN"/>
+        </w:rPr>
+        <w:t>1 રાજા 9:22</w:t>
+      </w:r>
+    </w:p>
+    <w:p>
+      <w:pPr>
+        <w:pStyle w:val="ListBullet"/>
+        <w:spacing w:line="240" w:lineRule="auto"/>
+        <w:ind w:left="720"/>
+      </w:pPr>
+      <w:r>
+        <w:rPr>
+          <w:lang w:val="gu_IN" w:bidi="gu_IN"/>
+        </w:rPr>
+      </w:r>
+      <w:r>
+        <w:rPr>
+          <w:lang w:val="gu_IN" w:bidi="gu_IN"/>
+        </w:rPr>
+        <w:t>2 કાળવૃતાંત 18:28–30</w:t>
+      </w:r>
+    </w:p>
+    <w:p>
+      <w:pPr>
+        <w:pStyle w:val="ListBullet"/>
+        <w:spacing w:line="240" w:lineRule="auto"/>
+        <w:ind w:left="720"/>
+      </w:pPr>
+      <w:r>
+        <w:rPr>
+          <w:lang w:val="gu_IN" w:bidi="gu_IN"/>
+        </w:rPr>
+      </w:r>
+      <w:r>
+        <w:rPr>
+          <w:lang w:val="gu_IN" w:bidi="gu_IN"/>
+        </w:rPr>
+        <w:t>પ્રેરિતો 8:29–31</w:t>
+      </w:r>
+    </w:p>
+    <w:p>
+      <w:pPr>
+        <w:pStyle w:val="ListBullet"/>
+        <w:spacing w:line="240" w:lineRule="auto"/>
+        <w:ind w:left="720"/>
+      </w:pPr>
+      <w:r>
+        <w:rPr>
+          <w:lang w:val="gu_IN" w:bidi="gu_IN"/>
+        </w:rPr>
+      </w:r>
+      <w:r>
+        <w:rPr>
+          <w:lang w:val="gu_IN" w:bidi="gu_IN"/>
+        </w:rPr>
+        <w:t>પ્રેરિતો 8:36–38</w:t>
+      </w:r>
+    </w:p>
+    <w:p>
+      <w:pPr>
+        <w:pStyle w:val="ListBullet"/>
+        <w:spacing w:line="240" w:lineRule="auto"/>
+        <w:ind w:left="720"/>
+      </w:pPr>
+      <w:r>
+        <w:rPr>
+          <w:lang w:val="gu_IN" w:bidi="gu_IN"/>
+        </w:rPr>
+      </w:r>
+      <w:r>
+        <w:rPr>
+          <w:lang w:val="gu_IN" w:bidi="gu_IN"/>
+        </w:rPr>
+        <w:t>દાનિયેલ 11:40–41</w:t>
+      </w:r>
+    </w:p>
+    <w:p>
+      <w:pPr>
+        <w:pStyle w:val="ListBullet"/>
+        <w:spacing w:line="240" w:lineRule="auto"/>
+        <w:ind w:left="720"/>
+      </w:pPr>
+      <w:r>
+        <w:rPr>
+          <w:lang w:val="gu_IN" w:bidi="gu_IN"/>
+        </w:rPr>
+      </w:r>
+      <w:r>
+        <w:rPr>
+          <w:lang w:val="gu_IN" w:bidi="gu_IN"/>
+        </w:rPr>
+        <w:t>નિર્ગમન 14:23–25</w:t>
+      </w:r>
+    </w:p>
+    <w:p>
+      <w:pPr>
+        <w:pStyle w:val="ListBullet"/>
+        <w:spacing w:line="240" w:lineRule="auto"/>
+        <w:ind w:left="720"/>
+      </w:pPr>
+      <w:r>
+        <w:rPr>
+          <w:lang w:val="gu_IN" w:bidi="gu_IN"/>
+        </w:rPr>
+      </w:r>
+      <w:r>
+        <w:rPr>
+          <w:lang w:val="gu_IN" w:bidi="gu_IN"/>
+        </w:rPr>
+        <w:t>ઉત્પત્તિ 41:42–43</w:t>
+      </w:r>
     </w:p>
     <w:p>
       <w:pPr>
@@ -3511,90 +3223,66 @@
           <w:lang w:val="gu_IN" w:bidi="gu_IN"/>
         </w:rPr>
       </w:r>
-      <w:hyperlink r:id="rId61">
-        <w:r>
-          <w:rPr>
-            <w:lang w:val="gu_IN" w:bidi="gu_IN"/>
-          </w:rPr>
-          <w:rPr>
-            <w:color w:val="0000EE"/>
-            <w:u w:val="single"/>
-          </w:rPr>
-          <w:t>1 કાળવૃતાંત 3:10–12</w:t>
-        </w:r>
-      </w:hyperlink>
-    </w:p>
-    <w:p>
-      <w:pPr>
-        <w:pStyle w:val="ListBullet"/>
-        <w:spacing w:line="240" w:lineRule="auto"/>
-        <w:ind w:left="720"/>
-      </w:pPr>
-      <w:r>
-        <w:rPr>
-          <w:lang w:val="gu_IN" w:bidi="gu_IN"/>
-        </w:rPr>
-      </w:r>
-      <w:hyperlink r:id="rId62">
-        <w:r>
-          <w:rPr>
-            <w:lang w:val="gu_IN" w:bidi="gu_IN"/>
-          </w:rPr>
-          <w:rPr>
-            <w:color w:val="0000EE"/>
-            <w:u w:val="single"/>
-          </w:rPr>
-          <w:t>1 રાજા 11:41–43</w:t>
-        </w:r>
-      </w:hyperlink>
-    </w:p>
-    <w:p>
-      <w:pPr>
-        <w:pStyle w:val="ListBullet"/>
-        <w:spacing w:line="240" w:lineRule="auto"/>
-        <w:ind w:left="720"/>
-      </w:pPr>
-      <w:r>
-        <w:rPr>
-          <w:lang w:val="gu_IN" w:bidi="gu_IN"/>
-        </w:rPr>
-      </w:r>
-      <w:hyperlink r:id="rId63">
-        <w:r>
-          <w:rPr>
-            <w:lang w:val="gu_IN" w:bidi="gu_IN"/>
-          </w:rPr>
-          <w:rPr>
-            <w:color w:val="0000EE"/>
-            <w:u w:val="single"/>
-          </w:rPr>
-          <w:t>1 રાજા 14:21–22</w:t>
-        </w:r>
-      </w:hyperlink>
-    </w:p>
-    <w:p>
-      <w:pPr>
-        <w:pStyle w:val="ListBullet"/>
-        <w:spacing w:line="240" w:lineRule="auto"/>
-        <w:ind w:left="720"/>
-      </w:pPr>
-      <w:r>
-        <w:rPr>
-          <w:lang w:val="gu_IN" w:bidi="gu_IN"/>
-        </w:rPr>
-      </w:r>
-      <w:hyperlink r:id="rId64">
-        <w:r>
-          <w:rPr>
-            <w:lang w:val="gu_IN" w:bidi="gu_IN"/>
-          </w:rPr>
-          <w:rPr>
-            <w:color w:val="0000EE"/>
-            <w:u w:val="single"/>
-          </w:rPr>
-          <w:t>માથ્થી 1:7–8</w:t>
-        </w:r>
-      </w:hyperlink>
+      <w:r>
+        <w:rPr>
+          <w:lang w:val="gu_IN" w:bidi="gu_IN"/>
+        </w:rPr>
+        <w:t>1 કાળવૃતાંત 3:10–12</w:t>
+      </w:r>
+    </w:p>
+    <w:p>
+      <w:pPr>
+        <w:pStyle w:val="ListBullet"/>
+        <w:spacing w:line="240" w:lineRule="auto"/>
+        <w:ind w:left="720"/>
+      </w:pPr>
+      <w:r>
+        <w:rPr>
+          <w:lang w:val="gu_IN" w:bidi="gu_IN"/>
+        </w:rPr>
+      </w:r>
+      <w:r>
+        <w:rPr>
+          <w:lang w:val="gu_IN" w:bidi="gu_IN"/>
+        </w:rPr>
+        <w:t>1 રાજા 11:41–43</w:t>
+      </w:r>
+    </w:p>
+    <w:p>
+      <w:pPr>
+        <w:pStyle w:val="ListBullet"/>
+        <w:spacing w:line="240" w:lineRule="auto"/>
+        <w:ind w:left="720"/>
+      </w:pPr>
+      <w:r>
+        <w:rPr>
+          <w:lang w:val="gu_IN" w:bidi="gu_IN"/>
+        </w:rPr>
+      </w:r>
+      <w:r>
+        <w:rPr>
+          <w:lang w:val="gu_IN" w:bidi="gu_IN"/>
+        </w:rPr>
+        <w:t>1 રાજા 14:21–22</w:t>
+      </w:r>
+    </w:p>
+    <w:p>
+      <w:pPr>
+        <w:pStyle w:val="ListBullet"/>
+        <w:spacing w:line="240" w:lineRule="auto"/>
+        <w:ind w:left="720"/>
+      </w:pPr>
+      <w:r>
+        <w:rPr>
+          <w:lang w:val="gu_IN" w:bidi="gu_IN"/>
+        </w:rPr>
+      </w:r>
+      <w:r>
+        <w:rPr>
+          <w:lang w:val="gu_IN" w:bidi="gu_IN"/>
+        </w:rPr>
+        <w:t>માથ્થી 1:7–8</w:t>
+      </w:r>
     </w:p>
     <w:p>
       <w:pPr>
@@ -3937,42 +3625,30 @@
           <w:lang w:val="gu_IN" w:bidi="gu_IN"/>
         </w:rPr>
       </w:r>
-      <w:hyperlink r:id="rId65">
-        <w:r>
-          <w:rPr>
-            <w:lang w:val="gu_IN" w:bidi="gu_IN"/>
-          </w:rPr>
-          <w:rPr>
-            <w:color w:val="0000EE"/>
-            <w:u w:val="single"/>
-          </w:rPr>
-          <w:t>ઉત્પત્તિ 6:4</w:t>
-        </w:r>
-      </w:hyperlink>
-    </w:p>
-    <w:p>
-      <w:pPr>
-        <w:pStyle w:val="ListBullet"/>
-        <w:spacing w:line="240" w:lineRule="auto"/>
-        <w:ind w:left="720"/>
-      </w:pPr>
-      <w:r>
-        <w:rPr>
-          <w:lang w:val="gu_IN" w:bidi="gu_IN"/>
-        </w:rPr>
-      </w:r>
-      <w:hyperlink r:id="rId66">
-        <w:r>
-          <w:rPr>
-            <w:lang w:val="gu_IN" w:bidi="gu_IN"/>
-          </w:rPr>
-          <w:rPr>
-            <w:color w:val="0000EE"/>
-            <w:u w:val="single"/>
-          </w:rPr>
-          <w:t>ગણના 13:32–33</w:t>
-        </w:r>
-      </w:hyperlink>
+      <w:r>
+        <w:rPr>
+          <w:lang w:val="gu_IN" w:bidi="gu_IN"/>
+        </w:rPr>
+        <w:t>ઉત્પત્તિ 6:4</w:t>
+      </w:r>
+    </w:p>
+    <w:p>
+      <w:pPr>
+        <w:pStyle w:val="ListBullet"/>
+        <w:spacing w:line="240" w:lineRule="auto"/>
+        <w:ind w:left="720"/>
+      </w:pPr>
+      <w:r>
+        <w:rPr>
+          <w:lang w:val="gu_IN" w:bidi="gu_IN"/>
+        </w:rPr>
+      </w:r>
+      <w:r>
+        <w:rPr>
+          <w:lang w:val="gu_IN" w:bidi="gu_IN"/>
+        </w:rPr>
+        <w:t>ગણના 13:32–33</w:t>
+      </w:r>
     </w:p>
     <w:p>
       <w:pPr>
@@ -4228,90 +3904,66 @@
           <w:lang w:val="gu_IN" w:bidi="gu_IN"/>
         </w:rPr>
       </w:r>
-      <w:hyperlink r:id="rId67">
-        <w:r>
-          <w:rPr>
-            <w:lang w:val="gu_IN" w:bidi="gu_IN"/>
-          </w:rPr>
-          <w:rPr>
-            <w:color w:val="0000EE"/>
-            <w:u w:val="single"/>
-          </w:rPr>
-          <w:t>1 રાજા 20:9–10</w:t>
-        </w:r>
-      </w:hyperlink>
-    </w:p>
-    <w:p>
-      <w:pPr>
-        <w:pStyle w:val="ListBullet"/>
-        <w:spacing w:line="240" w:lineRule="auto"/>
-        <w:ind w:left="720"/>
-      </w:pPr>
-      <w:r>
-        <w:rPr>
-          <w:lang w:val="gu_IN" w:bidi="gu_IN"/>
-        </w:rPr>
-      </w:r>
-      <w:hyperlink r:id="rId68">
-        <w:r>
-          <w:rPr>
-            <w:lang w:val="gu_IN" w:bidi="gu_IN"/>
-          </w:rPr>
-          <w:rPr>
-            <w:color w:val="0000EE"/>
-            <w:u w:val="single"/>
-          </w:rPr>
-          <w:t>યર્મિયા 6:25–26</w:t>
-        </w:r>
-      </w:hyperlink>
-    </w:p>
-    <w:p>
-      <w:pPr>
-        <w:pStyle w:val="ListBullet"/>
-        <w:spacing w:line="240" w:lineRule="auto"/>
-        <w:ind w:left="720"/>
-      </w:pPr>
-      <w:r>
-        <w:rPr>
-          <w:lang w:val="gu_IN" w:bidi="gu_IN"/>
-        </w:rPr>
-      </w:r>
-      <w:hyperlink r:id="rId69">
-        <w:r>
-          <w:rPr>
-            <w:lang w:val="gu_IN" w:bidi="gu_IN"/>
-          </w:rPr>
-          <w:rPr>
-            <w:color w:val="0000EE"/>
-            <w:u w:val="single"/>
-          </w:rPr>
-          <w:t>ગીતશાસ્ત્ર 102:9–10</w:t>
-        </w:r>
-      </w:hyperlink>
-    </w:p>
-    <w:p>
-      <w:pPr>
-        <w:pStyle w:val="ListBullet"/>
-        <w:spacing w:line="240" w:lineRule="auto"/>
-        <w:ind w:left="720"/>
-      </w:pPr>
-      <w:r>
-        <w:rPr>
-          <w:lang w:val="gu_IN" w:bidi="gu_IN"/>
-        </w:rPr>
-      </w:r>
-      <w:hyperlink r:id="rId70">
-        <w:r>
-          <w:rPr>
-            <w:lang w:val="gu_IN" w:bidi="gu_IN"/>
-          </w:rPr>
-          <w:rPr>
-            <w:color w:val="0000EE"/>
-            <w:u w:val="single"/>
-          </w:rPr>
-          <w:t>ગીતશાસ્ત્ર 113:7–8</w:t>
-        </w:r>
-      </w:hyperlink>
+      <w:r>
+        <w:rPr>
+          <w:lang w:val="gu_IN" w:bidi="gu_IN"/>
+        </w:rPr>
+        <w:t>1 રાજા 20:9–10</w:t>
+      </w:r>
+    </w:p>
+    <w:p>
+      <w:pPr>
+        <w:pStyle w:val="ListBullet"/>
+        <w:spacing w:line="240" w:lineRule="auto"/>
+        <w:ind w:left="720"/>
+      </w:pPr>
+      <w:r>
+        <w:rPr>
+          <w:lang w:val="gu_IN" w:bidi="gu_IN"/>
+        </w:rPr>
+      </w:r>
+      <w:r>
+        <w:rPr>
+          <w:lang w:val="gu_IN" w:bidi="gu_IN"/>
+        </w:rPr>
+        <w:t>યર્મિયા 6:25–26</w:t>
+      </w:r>
+    </w:p>
+    <w:p>
+      <w:pPr>
+        <w:pStyle w:val="ListBullet"/>
+        <w:spacing w:line="240" w:lineRule="auto"/>
+        <w:ind w:left="720"/>
+      </w:pPr>
+      <w:r>
+        <w:rPr>
+          <w:lang w:val="gu_IN" w:bidi="gu_IN"/>
+        </w:rPr>
+      </w:r>
+      <w:r>
+        <w:rPr>
+          <w:lang w:val="gu_IN" w:bidi="gu_IN"/>
+        </w:rPr>
+        <w:t>ગીતશાસ્ત્ર 102:9–10</w:t>
+      </w:r>
+    </w:p>
+    <w:p>
+      <w:pPr>
+        <w:pStyle w:val="ListBullet"/>
+        <w:spacing w:line="240" w:lineRule="auto"/>
+        <w:ind w:left="720"/>
+      </w:pPr>
+      <w:r>
+        <w:rPr>
+          <w:lang w:val="gu_IN" w:bidi="gu_IN"/>
+        </w:rPr>
+      </w:r>
+      <w:r>
+        <w:rPr>
+          <w:lang w:val="gu_IN" w:bidi="gu_IN"/>
+        </w:rPr>
+        <w:t>ગીતશાસ્ત્ર 113:7–8</w:t>
+      </w:r>
     </w:p>
     <w:p>
       <w:pPr>
@@ -4528,114 +4180,84 @@
           <w:lang w:val="gu_IN" w:bidi="gu_IN"/>
         </w:rPr>
       </w:r>
-      <w:hyperlink r:id="rId71">
-        <w:r>
-          <w:rPr>
-            <w:lang w:val="gu_IN" w:bidi="gu_IN"/>
-          </w:rPr>
-          <w:rPr>
-            <w:color w:val="0000EE"/>
-            <w:u w:val="single"/>
-          </w:rPr>
-          <w:t>2 તિમોથી 2:11–13</w:t>
-        </w:r>
-      </w:hyperlink>
-    </w:p>
-    <w:p>
-      <w:pPr>
-        <w:pStyle w:val="ListBullet"/>
-        <w:spacing w:line="240" w:lineRule="auto"/>
-        <w:ind w:left="720"/>
-      </w:pPr>
-      <w:r>
-        <w:rPr>
-          <w:lang w:val="gu_IN" w:bidi="gu_IN"/>
-        </w:rPr>
-      </w:r>
-      <w:hyperlink r:id="rId72">
-        <w:r>
-          <w:rPr>
-            <w:lang w:val="gu_IN" w:bidi="gu_IN"/>
-          </w:rPr>
-          <w:rPr>
-            <w:color w:val="0000EE"/>
-            <w:u w:val="single"/>
-          </w:rPr>
-          <w:t>ઉત્પત્તિ 36:34–36</w:t>
-        </w:r>
-      </w:hyperlink>
-    </w:p>
-    <w:p>
-      <w:pPr>
-        <w:pStyle w:val="ListBullet"/>
-        <w:spacing w:line="240" w:lineRule="auto"/>
-        <w:ind w:left="720"/>
-      </w:pPr>
-      <w:r>
-        <w:rPr>
-          <w:lang w:val="gu_IN" w:bidi="gu_IN"/>
-        </w:rPr>
-      </w:r>
-      <w:hyperlink r:id="rId73">
-        <w:r>
-          <w:rPr>
-            <w:lang w:val="gu_IN" w:bidi="gu_IN"/>
-          </w:rPr>
-          <w:rPr>
-            <w:color w:val="0000EE"/>
-            <w:u w:val="single"/>
-          </w:rPr>
-          <w:t>લૂક 1:30–33</w:t>
-        </w:r>
-      </w:hyperlink>
-    </w:p>
-    <w:p>
-      <w:pPr>
-        <w:pStyle w:val="ListBullet"/>
-        <w:spacing w:line="240" w:lineRule="auto"/>
-        <w:ind w:left="720"/>
-      </w:pPr>
-      <w:r>
-        <w:rPr>
-          <w:lang w:val="gu_IN" w:bidi="gu_IN"/>
-        </w:rPr>
-      </w:r>
-      <w:hyperlink r:id="rId74">
-        <w:r>
-          <w:rPr>
-            <w:lang w:val="gu_IN" w:bidi="gu_IN"/>
-          </w:rPr>
-          <w:rPr>
-            <w:color w:val="0000EE"/>
-            <w:u w:val="single"/>
-          </w:rPr>
-          <w:t>લૂક 19:26–27</w:t>
-        </w:r>
-      </w:hyperlink>
-    </w:p>
-    <w:p>
-      <w:pPr>
-        <w:pStyle w:val="ListBullet"/>
-        <w:spacing w:line="240" w:lineRule="auto"/>
-        <w:ind w:left="720"/>
-      </w:pPr>
-      <w:r>
-        <w:rPr>
-          <w:lang w:val="gu_IN" w:bidi="gu_IN"/>
-        </w:rPr>
-      </w:r>
-      <w:hyperlink r:id="rId75">
-        <w:r>
-          <w:rPr>
-            <w:lang w:val="gu_IN" w:bidi="gu_IN"/>
-          </w:rPr>
-          <w:rPr>
-            <w:color w:val="0000EE"/>
-            <w:u w:val="single"/>
-          </w:rPr>
-          <w:t>માથ્થી 2:22–23</w:t>
-        </w:r>
-      </w:hyperlink>
+      <w:r>
+        <w:rPr>
+          <w:lang w:val="gu_IN" w:bidi="gu_IN"/>
+        </w:rPr>
+        <w:t>2 તિમોથી 2:11–13</w:t>
+      </w:r>
+    </w:p>
+    <w:p>
+      <w:pPr>
+        <w:pStyle w:val="ListBullet"/>
+        <w:spacing w:line="240" w:lineRule="auto"/>
+        <w:ind w:left="720"/>
+      </w:pPr>
+      <w:r>
+        <w:rPr>
+          <w:lang w:val="gu_IN" w:bidi="gu_IN"/>
+        </w:rPr>
+      </w:r>
+      <w:r>
+        <w:rPr>
+          <w:lang w:val="gu_IN" w:bidi="gu_IN"/>
+        </w:rPr>
+        <w:t>ઉત્પત્તિ 36:34–36</w:t>
+      </w:r>
+    </w:p>
+    <w:p>
+      <w:pPr>
+        <w:pStyle w:val="ListBullet"/>
+        <w:spacing w:line="240" w:lineRule="auto"/>
+        <w:ind w:left="720"/>
+      </w:pPr>
+      <w:r>
+        <w:rPr>
+          <w:lang w:val="gu_IN" w:bidi="gu_IN"/>
+        </w:rPr>
+      </w:r>
+      <w:r>
+        <w:rPr>
+          <w:lang w:val="gu_IN" w:bidi="gu_IN"/>
+        </w:rPr>
+        <w:t>લૂક 1:30–33</w:t>
+      </w:r>
+    </w:p>
+    <w:p>
+      <w:pPr>
+        <w:pStyle w:val="ListBullet"/>
+        <w:spacing w:line="240" w:lineRule="auto"/>
+        <w:ind w:left="720"/>
+      </w:pPr>
+      <w:r>
+        <w:rPr>
+          <w:lang w:val="gu_IN" w:bidi="gu_IN"/>
+        </w:rPr>
+      </w:r>
+      <w:r>
+        <w:rPr>
+          <w:lang w:val="gu_IN" w:bidi="gu_IN"/>
+        </w:rPr>
+        <w:t>લૂક 19:26–27</w:t>
+      </w:r>
+    </w:p>
+    <w:p>
+      <w:pPr>
+        <w:pStyle w:val="ListBullet"/>
+        <w:spacing w:line="240" w:lineRule="auto"/>
+        <w:ind w:left="720"/>
+      </w:pPr>
+      <w:r>
+        <w:rPr>
+          <w:lang w:val="gu_IN" w:bidi="gu_IN"/>
+        </w:rPr>
+      </w:r>
+      <w:r>
+        <w:rPr>
+          <w:lang w:val="gu_IN" w:bidi="gu_IN"/>
+        </w:rPr>
+        <w:t>માથ્થી 2:22–23</w:t>
+      </w:r>
     </w:p>
     <w:p>
       <w:pPr>
@@ -5079,90 +4701,66 @@
           <w:lang w:val="gu_IN" w:bidi="gu_IN"/>
         </w:rPr>
       </w:r>
-      <w:hyperlink r:id="rId76">
-        <w:r>
-          <w:rPr>
-            <w:lang w:val="gu_IN" w:bidi="gu_IN"/>
-          </w:rPr>
-          <w:rPr>
-            <w:color w:val="0000EE"/>
-            <w:u w:val="single"/>
-          </w:rPr>
-          <w:t>પ્રેરિતોનાં કૃત્યો 5:29–32</w:t>
-        </w:r>
-      </w:hyperlink>
-    </w:p>
-    <w:p>
-      <w:pPr>
-        <w:pStyle w:val="ListBullet"/>
-        <w:spacing w:line="240" w:lineRule="auto"/>
-        <w:ind w:left="720"/>
-      </w:pPr>
-      <w:r>
-        <w:rPr>
-          <w:lang w:val="gu_IN" w:bidi="gu_IN"/>
-        </w:rPr>
-      </w:r>
-      <w:hyperlink r:id="rId77">
-        <w:r>
-          <w:rPr>
-            <w:lang w:val="gu_IN" w:bidi="gu_IN"/>
-          </w:rPr>
-          <w:rPr>
-            <w:color w:val="0000EE"/>
-            <w:u w:val="single"/>
-          </w:rPr>
-          <w:t>ઉત્પત્તિ 12:14–16</w:t>
-        </w:r>
-      </w:hyperlink>
-    </w:p>
-    <w:p>
-      <w:pPr>
-        <w:pStyle w:val="ListBullet"/>
-        <w:spacing w:line="240" w:lineRule="auto"/>
-        <w:ind w:left="720"/>
-      </w:pPr>
-      <w:r>
-        <w:rPr>
-          <w:lang w:val="gu_IN" w:bidi="gu_IN"/>
-        </w:rPr>
-      </w:r>
-      <w:hyperlink r:id="rId78">
-        <w:r>
-          <w:rPr>
-            <w:lang w:val="gu_IN" w:bidi="gu_IN"/>
-          </w:rPr>
-          <w:rPr>
-            <w:color w:val="0000EE"/>
-            <w:u w:val="single"/>
-          </w:rPr>
-          <w:t>ઉત્પત્તિ 49:26</w:t>
-        </w:r>
-      </w:hyperlink>
-    </w:p>
-    <w:p>
-      <w:pPr>
-        <w:pStyle w:val="ListBullet"/>
-        <w:spacing w:line="240" w:lineRule="auto"/>
-        <w:ind w:left="720"/>
-      </w:pPr>
-      <w:r>
-        <w:rPr>
-          <w:lang w:val="gu_IN" w:bidi="gu_IN"/>
-        </w:rPr>
-      </w:r>
-      <w:hyperlink r:id="rId79">
-        <w:r>
-          <w:rPr>
-            <w:lang w:val="gu_IN" w:bidi="gu_IN"/>
-          </w:rPr>
-          <w:rPr>
-            <w:color w:val="0000EE"/>
-            <w:u w:val="single"/>
-          </w:rPr>
-          <w:t>લૂક 1:52–53</w:t>
-        </w:r>
-      </w:hyperlink>
+      <w:r>
+        <w:rPr>
+          <w:lang w:val="gu_IN" w:bidi="gu_IN"/>
+        </w:rPr>
+        <w:t>પ્રેરિતોનાં કૃત્યો 5:29–32</w:t>
+      </w:r>
+    </w:p>
+    <w:p>
+      <w:pPr>
+        <w:pStyle w:val="ListBullet"/>
+        <w:spacing w:line="240" w:lineRule="auto"/>
+        <w:ind w:left="720"/>
+      </w:pPr>
+      <w:r>
+        <w:rPr>
+          <w:lang w:val="gu_IN" w:bidi="gu_IN"/>
+        </w:rPr>
+      </w:r>
+      <w:r>
+        <w:rPr>
+          <w:lang w:val="gu_IN" w:bidi="gu_IN"/>
+        </w:rPr>
+        <w:t>ઉત્પત્તિ 12:14–16</w:t>
+      </w:r>
+    </w:p>
+    <w:p>
+      <w:pPr>
+        <w:pStyle w:val="ListBullet"/>
+        <w:spacing w:line="240" w:lineRule="auto"/>
+        <w:ind w:left="720"/>
+      </w:pPr>
+      <w:r>
+        <w:rPr>
+          <w:lang w:val="gu_IN" w:bidi="gu_IN"/>
+        </w:rPr>
+      </w:r>
+      <w:r>
+        <w:rPr>
+          <w:lang w:val="gu_IN" w:bidi="gu_IN"/>
+        </w:rPr>
+        <w:t>ઉત્પત્તિ 49:26</w:t>
+      </w:r>
+    </w:p>
+    <w:p>
+      <w:pPr>
+        <w:pStyle w:val="ListBullet"/>
+        <w:spacing w:line="240" w:lineRule="auto"/>
+        <w:ind w:left="720"/>
+      </w:pPr>
+      <w:r>
+        <w:rPr>
+          <w:lang w:val="gu_IN" w:bidi="gu_IN"/>
+        </w:rPr>
+      </w:r>
+      <w:r>
+        <w:rPr>
+          <w:lang w:val="gu_IN" w:bidi="gu_IN"/>
+        </w:rPr>
+        <w:t>લૂક 1:52–53</w:t>
+      </w:r>
     </w:p>
     <w:p>
       <w:pPr>
@@ -5433,138 +5031,102 @@
           <w:lang w:val="gu_IN" w:bidi="gu_IN"/>
         </w:rPr>
       </w:r>
-      <w:hyperlink r:id="rId80">
-        <w:r>
-          <w:rPr>
-            <w:lang w:val="gu_IN" w:bidi="gu_IN"/>
-          </w:rPr>
-          <w:rPr>
-            <w:color w:val="0000EE"/>
-            <w:u w:val="single"/>
-          </w:rPr>
-          <w:t>આમોસ 1:5</w:t>
-        </w:r>
-      </w:hyperlink>
-    </w:p>
-    <w:p>
-      <w:pPr>
-        <w:pStyle w:val="ListBullet"/>
-        <w:spacing w:line="240" w:lineRule="auto"/>
-        <w:ind w:left="720"/>
-      </w:pPr>
-      <w:r>
-        <w:rPr>
-          <w:lang w:val="gu_IN" w:bidi="gu_IN"/>
-        </w:rPr>
-      </w:r>
-      <w:hyperlink r:id="rId81">
-        <w:r>
-          <w:rPr>
-            <w:lang w:val="gu_IN" w:bidi="gu_IN"/>
-          </w:rPr>
-          <w:rPr>
-            <w:color w:val="0000EE"/>
-            <w:u w:val="single"/>
-          </w:rPr>
-          <w:t>એસ્તેર 4:9–12</w:t>
-        </w:r>
-      </w:hyperlink>
-    </w:p>
-    <w:p>
-      <w:pPr>
-        <w:pStyle w:val="ListBullet"/>
-        <w:spacing w:line="240" w:lineRule="auto"/>
-        <w:ind w:left="720"/>
-      </w:pPr>
-      <w:r>
-        <w:rPr>
-          <w:lang w:val="gu_IN" w:bidi="gu_IN"/>
-        </w:rPr>
-      </w:r>
-      <w:hyperlink r:id="rId82">
-        <w:r>
-          <w:rPr>
-            <w:lang w:val="gu_IN" w:bidi="gu_IN"/>
-          </w:rPr>
-          <w:rPr>
-            <w:color w:val="0000EE"/>
-            <w:u w:val="single"/>
-          </w:rPr>
-          <w:t>ઉત્પતિ 49:10</w:t>
-        </w:r>
-      </w:hyperlink>
-    </w:p>
-    <w:p>
-      <w:pPr>
-        <w:pStyle w:val="ListBullet"/>
-        <w:spacing w:line="240" w:lineRule="auto"/>
-        <w:ind w:left="720"/>
-      </w:pPr>
-      <w:r>
-        <w:rPr>
-          <w:lang w:val="gu_IN" w:bidi="gu_IN"/>
-        </w:rPr>
-      </w:r>
-      <w:hyperlink r:id="rId83">
-        <w:r>
-          <w:rPr>
-            <w:lang w:val="gu_IN" w:bidi="gu_IN"/>
-          </w:rPr>
-          <w:rPr>
-            <w:color w:val="0000EE"/>
-            <w:u w:val="single"/>
-          </w:rPr>
-          <w:t>હિબ્રુઓ 1:8–9</w:t>
-        </w:r>
-      </w:hyperlink>
-    </w:p>
-    <w:p>
-      <w:pPr>
-        <w:pStyle w:val="ListBullet"/>
-        <w:spacing w:line="240" w:lineRule="auto"/>
-        <w:ind w:left="720"/>
-      </w:pPr>
-      <w:r>
-        <w:rPr>
-          <w:lang w:val="gu_IN" w:bidi="gu_IN"/>
-        </w:rPr>
-      </w:r>
-      <w:hyperlink r:id="rId84">
-        <w:r>
-          <w:rPr>
-            <w:lang w:val="gu_IN" w:bidi="gu_IN"/>
-          </w:rPr>
-          <w:rPr>
-            <w:color w:val="0000EE"/>
-            <w:u w:val="single"/>
-          </w:rPr>
-          <w:t>ગણના 21:17–18</w:t>
-        </w:r>
-      </w:hyperlink>
-    </w:p>
-    <w:p>
-      <w:pPr>
-        <w:pStyle w:val="ListBullet"/>
-        <w:spacing w:line="240" w:lineRule="auto"/>
-        <w:ind w:left="720"/>
-      </w:pPr>
-      <w:r>
-        <w:rPr>
-          <w:lang w:val="gu_IN" w:bidi="gu_IN"/>
-        </w:rPr>
-      </w:r>
-      <w:hyperlink r:id="rId85">
-        <w:r>
-          <w:rPr>
-            <w:lang w:val="gu_IN" w:bidi="gu_IN"/>
-          </w:rPr>
-          <w:rPr>
-            <w:color w:val="0000EE"/>
-            <w:u w:val="single"/>
-          </w:rPr>
-          <w:t>ગીતશાસ્ત્ર 45:5–7</w:t>
-        </w:r>
-      </w:hyperlink>
+      <w:r>
+        <w:rPr>
+          <w:lang w:val="gu_IN" w:bidi="gu_IN"/>
+        </w:rPr>
+        <w:t>આમોસ 1:5</w:t>
+      </w:r>
+    </w:p>
+    <w:p>
+      <w:pPr>
+        <w:pStyle w:val="ListBullet"/>
+        <w:spacing w:line="240" w:lineRule="auto"/>
+        <w:ind w:left="720"/>
+      </w:pPr>
+      <w:r>
+        <w:rPr>
+          <w:lang w:val="gu_IN" w:bidi="gu_IN"/>
+        </w:rPr>
+      </w:r>
+      <w:r>
+        <w:rPr>
+          <w:lang w:val="gu_IN" w:bidi="gu_IN"/>
+        </w:rPr>
+        <w:t>એસ્તેર 4:9–12</w:t>
+      </w:r>
+    </w:p>
+    <w:p>
+      <w:pPr>
+        <w:pStyle w:val="ListBullet"/>
+        <w:spacing w:line="240" w:lineRule="auto"/>
+        <w:ind w:left="720"/>
+      </w:pPr>
+      <w:r>
+        <w:rPr>
+          <w:lang w:val="gu_IN" w:bidi="gu_IN"/>
+        </w:rPr>
+      </w:r>
+      <w:r>
+        <w:rPr>
+          <w:lang w:val="gu_IN" w:bidi="gu_IN"/>
+        </w:rPr>
+        <w:t>ઉત્પતિ 49:10</w:t>
+      </w:r>
+    </w:p>
+    <w:p>
+      <w:pPr>
+        <w:pStyle w:val="ListBullet"/>
+        <w:spacing w:line="240" w:lineRule="auto"/>
+        <w:ind w:left="720"/>
+      </w:pPr>
+      <w:r>
+        <w:rPr>
+          <w:lang w:val="gu_IN" w:bidi="gu_IN"/>
+        </w:rPr>
+      </w:r>
+      <w:r>
+        <w:rPr>
+          <w:lang w:val="gu_IN" w:bidi="gu_IN"/>
+        </w:rPr>
+        <w:t>હિબ્રુઓ 1:8–9</w:t>
+      </w:r>
+    </w:p>
+    <w:p>
+      <w:pPr>
+        <w:pStyle w:val="ListBullet"/>
+        <w:spacing w:line="240" w:lineRule="auto"/>
+        <w:ind w:left="720"/>
+      </w:pPr>
+      <w:r>
+        <w:rPr>
+          <w:lang w:val="gu_IN" w:bidi="gu_IN"/>
+        </w:rPr>
+      </w:r>
+      <w:r>
+        <w:rPr>
+          <w:lang w:val="gu_IN" w:bidi="gu_IN"/>
+        </w:rPr>
+        <w:t>ગણના 21:17–18</w:t>
+      </w:r>
+    </w:p>
+    <w:p>
+      <w:pPr>
+        <w:pStyle w:val="ListBullet"/>
+        <w:spacing w:line="240" w:lineRule="auto"/>
+        <w:ind w:left="720"/>
+      </w:pPr>
+      <w:r>
+        <w:rPr>
+          <w:lang w:val="gu_IN" w:bidi="gu_IN"/>
+        </w:rPr>
+      </w:r>
+      <w:r>
+        <w:rPr>
+          <w:lang w:val="gu_IN" w:bidi="gu_IN"/>
+        </w:rPr>
+        <w:t>ગીતશાસ્ત્ર 45:5–7</w:t>
+      </w:r>
     </w:p>
     <w:p>
       <w:pPr>
@@ -5819,66 +5381,48 @@
           <w:lang w:val="gu_IN" w:bidi="gu_IN"/>
         </w:rPr>
       </w:r>
-      <w:hyperlink r:id="rId86">
-        <w:r>
-          <w:rPr>
-            <w:lang w:val="gu_IN" w:bidi="gu_IN"/>
-          </w:rPr>
-          <w:rPr>
-            <w:color w:val="0000EE"/>
-            <w:u w:val="single"/>
-          </w:rPr>
-          <w:t>અફેસીઓ 6:19–20</w:t>
-        </w:r>
-      </w:hyperlink>
-    </w:p>
-    <w:p>
-      <w:pPr>
-        <w:pStyle w:val="ListBullet"/>
-        <w:spacing w:line="240" w:lineRule="auto"/>
-        <w:ind w:left="720"/>
-      </w:pPr>
-      <w:r>
-        <w:rPr>
-          <w:lang w:val="gu_IN" w:bidi="gu_IN"/>
-        </w:rPr>
-      </w:r>
-      <w:hyperlink r:id="rId87">
-        <w:r>
-          <w:rPr>
-            <w:lang w:val="gu_IN" w:bidi="gu_IN"/>
-          </w:rPr>
-          <w:rPr>
-            <w:color w:val="0000EE"/>
-            <w:u w:val="single"/>
-          </w:rPr>
-          <w:t>લૂક 14:31–33</w:t>
-        </w:r>
-      </w:hyperlink>
-    </w:p>
-    <w:p>
-      <w:pPr>
-        <w:pStyle w:val="ListBullet"/>
-        <w:spacing w:line="240" w:lineRule="auto"/>
-        <w:ind w:left="720"/>
-      </w:pPr>
-      <w:r>
-        <w:rPr>
-          <w:lang w:val="gu_IN" w:bidi="gu_IN"/>
-        </w:rPr>
-      </w:r>
-      <w:hyperlink r:id="rId88">
-        <w:r>
-          <w:rPr>
-            <w:lang w:val="gu_IN" w:bidi="gu_IN"/>
-          </w:rPr>
-          <w:rPr>
-            <w:color w:val="0000EE"/>
-            <w:u w:val="single"/>
-          </w:rPr>
-          <w:t>લૂક 19:13–15</w:t>
-        </w:r>
-      </w:hyperlink>
+      <w:r>
+        <w:rPr>
+          <w:lang w:val="gu_IN" w:bidi="gu_IN"/>
+        </w:rPr>
+        <w:t>અફેસીઓ 6:19–20</w:t>
+      </w:r>
+    </w:p>
+    <w:p>
+      <w:pPr>
+        <w:pStyle w:val="ListBullet"/>
+        <w:spacing w:line="240" w:lineRule="auto"/>
+        <w:ind w:left="720"/>
+      </w:pPr>
+      <w:r>
+        <w:rPr>
+          <w:lang w:val="gu_IN" w:bidi="gu_IN"/>
+        </w:rPr>
+      </w:r>
+      <w:r>
+        <w:rPr>
+          <w:lang w:val="gu_IN" w:bidi="gu_IN"/>
+        </w:rPr>
+        <w:t>લૂક 14:31–33</w:t>
+      </w:r>
+    </w:p>
+    <w:p>
+      <w:pPr>
+        <w:pStyle w:val="ListBullet"/>
+        <w:spacing w:line="240" w:lineRule="auto"/>
+        <w:ind w:left="720"/>
+      </w:pPr>
+      <w:r>
+        <w:rPr>
+          <w:lang w:val="gu_IN" w:bidi="gu_IN"/>
+        </w:rPr>
+      </w:r>
+      <w:r>
+        <w:rPr>
+          <w:lang w:val="gu_IN" w:bidi="gu_IN"/>
+        </w:rPr>
+        <w:t>લૂક 19:13–15</w:t>
+      </w:r>
     </w:p>
     <w:p>
       <w:pPr>
@@ -6180,90 +5724,66 @@
           <w:lang w:val="gu_IN" w:bidi="gu_IN"/>
         </w:rPr>
       </w:r>
-      <w:hyperlink r:id="rId89">
-        <w:r>
-          <w:rPr>
-            <w:lang w:val="gu_IN" w:bidi="gu_IN"/>
-          </w:rPr>
-          <w:rPr>
-            <w:color w:val="0000EE"/>
-            <w:u w:val="single"/>
-          </w:rPr>
-          <w:t>1 રાજાઓ 10:13</w:t>
-        </w:r>
-      </w:hyperlink>
-    </w:p>
-    <w:p>
-      <w:pPr>
-        <w:pStyle w:val="ListBullet"/>
-        <w:spacing w:line="240" w:lineRule="auto"/>
-        <w:ind w:left="720"/>
-      </w:pPr>
-      <w:r>
-        <w:rPr>
-          <w:lang w:val="gu_IN" w:bidi="gu_IN"/>
-        </w:rPr>
-      </w:r>
-      <w:hyperlink r:id="rId55">
-        <w:r>
-          <w:rPr>
-            <w:lang w:val="gu_IN" w:bidi="gu_IN"/>
-          </w:rPr>
-          <w:rPr>
-            <w:color w:val="0000EE"/>
-            <w:u w:val="single"/>
-          </w:rPr>
-          <w:t>2 કાળુવૃતાંત 18:28–30</w:t>
-        </w:r>
-      </w:hyperlink>
-    </w:p>
-    <w:p>
-      <w:pPr>
-        <w:pStyle w:val="ListBullet"/>
-        <w:spacing w:line="240" w:lineRule="auto"/>
-        <w:ind w:left="720"/>
-      </w:pPr>
-      <w:r>
-        <w:rPr>
-          <w:lang w:val="gu_IN" w:bidi="gu_IN"/>
-        </w:rPr>
-      </w:r>
-      <w:hyperlink r:id="rId90">
-        <w:r>
-          <w:rPr>
-            <w:lang w:val="gu_IN" w:bidi="gu_IN"/>
-          </w:rPr>
-          <w:rPr>
-            <w:color w:val="0000EE"/>
-            <w:u w:val="single"/>
-          </w:rPr>
-          <w:t>આમોસ 7:12–13</w:t>
-        </w:r>
-      </w:hyperlink>
-    </w:p>
-    <w:p>
-      <w:pPr>
-        <w:pStyle w:val="ListBullet"/>
-        <w:spacing w:line="240" w:lineRule="auto"/>
-        <w:ind w:left="720"/>
-      </w:pPr>
-      <w:r>
-        <w:rPr>
-          <w:lang w:val="gu_IN" w:bidi="gu_IN"/>
-        </w:rPr>
-      </w:r>
-      <w:hyperlink r:id="rId91">
-        <w:r>
-          <w:rPr>
-            <w:lang w:val="gu_IN" w:bidi="gu_IN"/>
-          </w:rPr>
-          <w:rPr>
-            <w:color w:val="0000EE"/>
-            <w:u w:val="single"/>
-          </w:rPr>
-          <w:t>ઉત્પતિ 49:19–21</w:t>
-        </w:r>
-      </w:hyperlink>
+      <w:r>
+        <w:rPr>
+          <w:lang w:val="gu_IN" w:bidi="gu_IN"/>
+        </w:rPr>
+        <w:t>1 રાજાઓ 10:13</w:t>
+      </w:r>
+    </w:p>
+    <w:p>
+      <w:pPr>
+        <w:pStyle w:val="ListBullet"/>
+        <w:spacing w:line="240" w:lineRule="auto"/>
+        <w:ind w:left="720"/>
+      </w:pPr>
+      <w:r>
+        <w:rPr>
+          <w:lang w:val="gu_IN" w:bidi="gu_IN"/>
+        </w:rPr>
+      </w:r>
+      <w:r>
+        <w:rPr>
+          <w:lang w:val="gu_IN" w:bidi="gu_IN"/>
+        </w:rPr>
+        <w:t>2 કાળુવૃતાંત 18:28–30</w:t>
+      </w:r>
+    </w:p>
+    <w:p>
+      <w:pPr>
+        <w:pStyle w:val="ListBullet"/>
+        <w:spacing w:line="240" w:lineRule="auto"/>
+        <w:ind w:left="720"/>
+      </w:pPr>
+      <w:r>
+        <w:rPr>
+          <w:lang w:val="gu_IN" w:bidi="gu_IN"/>
+        </w:rPr>
+      </w:r>
+      <w:r>
+        <w:rPr>
+          <w:lang w:val="gu_IN" w:bidi="gu_IN"/>
+        </w:rPr>
+        <w:t>આમોસ 7:12–13</w:t>
+      </w:r>
+    </w:p>
+    <w:p>
+      <w:pPr>
+        <w:pStyle w:val="ListBullet"/>
+        <w:spacing w:line="240" w:lineRule="auto"/>
+        <w:ind w:left="720"/>
+      </w:pPr>
+      <w:r>
+        <w:rPr>
+          <w:lang w:val="gu_IN" w:bidi="gu_IN"/>
+        </w:rPr>
+      </w:r>
+      <w:r>
+        <w:rPr>
+          <w:lang w:val="gu_IN" w:bidi="gu_IN"/>
+        </w:rPr>
+        <w:t>ઉત્પતિ 49:19–21</w:t>
+      </w:r>
     </w:p>
     <w:p>
       <w:pPr>
@@ -6617,234 +6137,174 @@
           <w:lang w:val="gu_IN" w:bidi="gu_IN"/>
         </w:rPr>
       </w:r>
-      <w:hyperlink r:id="rId92">
-        <w:r>
-          <w:rPr>
-            <w:lang w:val="gu_IN" w:bidi="gu_IN"/>
-          </w:rPr>
-          <w:rPr>
-            <w:color w:val="0000EE"/>
-            <w:u w:val="single"/>
-          </w:rPr>
-          <w:t>1 તિમોથી 6:15–16</w:t>
-        </w:r>
-      </w:hyperlink>
-    </w:p>
-    <w:p>
-      <w:pPr>
-        <w:pStyle w:val="ListBullet"/>
-        <w:spacing w:line="240" w:lineRule="auto"/>
-        <w:ind w:left="720"/>
-      </w:pPr>
-      <w:r>
-        <w:rPr>
-          <w:lang w:val="gu_IN" w:bidi="gu_IN"/>
-        </w:rPr>
-      </w:r>
-      <w:hyperlink r:id="rId93">
-        <w:r>
-          <w:rPr>
-            <w:lang w:val="gu_IN" w:bidi="gu_IN"/>
-          </w:rPr>
-          <w:rPr>
-            <w:color w:val="0000EE"/>
-            <w:u w:val="single"/>
-          </w:rPr>
-          <w:t>2 રાજાઓ 5:17–19</w:t>
-        </w:r>
-      </w:hyperlink>
-    </w:p>
-    <w:p>
-      <w:pPr>
-        <w:pStyle w:val="ListBullet"/>
-        <w:spacing w:line="240" w:lineRule="auto"/>
-        <w:ind w:left="720"/>
-      </w:pPr>
-      <w:r>
-        <w:rPr>
-          <w:lang w:val="gu_IN" w:bidi="gu_IN"/>
-        </w:rPr>
-      </w:r>
-      <w:hyperlink r:id="rId94">
-        <w:r>
-          <w:rPr>
-            <w:lang w:val="gu_IN" w:bidi="gu_IN"/>
-          </w:rPr>
-          <w:rPr>
-            <w:color w:val="0000EE"/>
-            <w:u w:val="single"/>
-          </w:rPr>
-          <w:t>2 શમુએલ 5:3–5</w:t>
-        </w:r>
-      </w:hyperlink>
-    </w:p>
-    <w:p>
-      <w:pPr>
-        <w:pStyle w:val="ListBullet"/>
-        <w:spacing w:line="240" w:lineRule="auto"/>
-        <w:ind w:left="720"/>
-      </w:pPr>
-      <w:r>
-        <w:rPr>
-          <w:lang w:val="gu_IN" w:bidi="gu_IN"/>
-        </w:rPr>
-      </w:r>
-      <w:hyperlink r:id="rId95">
-        <w:r>
-          <w:rPr>
-            <w:lang w:val="gu_IN" w:bidi="gu_IN"/>
-          </w:rPr>
-          <w:rPr>
-            <w:color w:val="0000EE"/>
-            <w:u w:val="single"/>
-          </w:rPr>
-          <w:t>પ્રેરિતોના કૃત્યો 7:9–10</w:t>
-        </w:r>
-      </w:hyperlink>
-    </w:p>
-    <w:p>
-      <w:pPr>
-        <w:pStyle w:val="ListBullet"/>
-        <w:spacing w:line="240" w:lineRule="auto"/>
-        <w:ind w:left="720"/>
-      </w:pPr>
-      <w:r>
-        <w:rPr>
-          <w:lang w:val="gu_IN" w:bidi="gu_IN"/>
-        </w:rPr>
-      </w:r>
-      <w:hyperlink r:id="rId96">
-        <w:r>
-          <w:rPr>
-            <w:lang w:val="gu_IN" w:bidi="gu_IN"/>
-          </w:rPr>
-          <w:rPr>
-            <w:color w:val="0000EE"/>
-            <w:u w:val="single"/>
-          </w:rPr>
-          <w:t>પ્રેરિતોના કૃત્યો 13:21–22</w:t>
-        </w:r>
-      </w:hyperlink>
-    </w:p>
-    <w:p>
-      <w:pPr>
-        <w:pStyle w:val="ListBullet"/>
-        <w:spacing w:line="240" w:lineRule="auto"/>
-        <w:ind w:left="720"/>
-      </w:pPr>
-      <w:r>
-        <w:rPr>
-          <w:lang w:val="gu_IN" w:bidi="gu_IN"/>
-        </w:rPr>
-      </w:r>
-      <w:hyperlink r:id="rId97">
-        <w:r>
-          <w:rPr>
-            <w:lang w:val="gu_IN" w:bidi="gu_IN"/>
-          </w:rPr>
-          <w:rPr>
-            <w:color w:val="0000EE"/>
-            <w:u w:val="single"/>
-          </w:rPr>
-          <w:t>યોહાન 1:49–51</w:t>
-        </w:r>
-      </w:hyperlink>
-    </w:p>
-    <w:p>
-      <w:pPr>
-        <w:pStyle w:val="ListBullet"/>
-        <w:spacing w:line="240" w:lineRule="auto"/>
-        <w:ind w:left="720"/>
-      </w:pPr>
-      <w:r>
-        <w:rPr>
-          <w:lang w:val="gu_IN" w:bidi="gu_IN"/>
-        </w:rPr>
-      </w:r>
-      <w:hyperlink r:id="rId98">
-        <w:r>
-          <w:rPr>
-            <w:lang w:val="gu_IN" w:bidi="gu_IN"/>
-          </w:rPr>
-          <w:rPr>
-            <w:color w:val="0000EE"/>
-            <w:u w:val="single"/>
-          </w:rPr>
-          <w:t>લૂક 1:5–7</w:t>
-        </w:r>
-      </w:hyperlink>
-    </w:p>
-    <w:p>
-      <w:pPr>
-        <w:pStyle w:val="ListBullet"/>
-        <w:spacing w:line="240" w:lineRule="auto"/>
-        <w:ind w:left="720"/>
-      </w:pPr>
-      <w:r>
-        <w:rPr>
-          <w:lang w:val="gu_IN" w:bidi="gu_IN"/>
-        </w:rPr>
-      </w:r>
-      <w:hyperlink r:id="rId99">
-        <w:r>
-          <w:rPr>
-            <w:lang w:val="gu_IN" w:bidi="gu_IN"/>
-          </w:rPr>
-          <w:rPr>
-            <w:color w:val="0000EE"/>
-            <w:u w:val="single"/>
-          </w:rPr>
-          <w:t>લૂક 22:24–25</w:t>
-        </w:r>
-      </w:hyperlink>
-    </w:p>
-    <w:p>
-      <w:pPr>
-        <w:pStyle w:val="ListBullet"/>
-        <w:spacing w:line="240" w:lineRule="auto"/>
-        <w:ind w:left="720"/>
-      </w:pPr>
-      <w:r>
-        <w:rPr>
-          <w:lang w:val="gu_IN" w:bidi="gu_IN"/>
-        </w:rPr>
-      </w:r>
-      <w:hyperlink r:id="rId100">
-        <w:r>
-          <w:rPr>
-            <w:lang w:val="gu_IN" w:bidi="gu_IN"/>
-          </w:rPr>
-          <w:rPr>
-            <w:color w:val="0000EE"/>
-            <w:u w:val="single"/>
-          </w:rPr>
-          <w:t>માથ્થી 5:33–35</w:t>
-        </w:r>
-      </w:hyperlink>
-    </w:p>
-    <w:p>
-      <w:pPr>
-        <w:pStyle w:val="ListBullet"/>
-        <w:spacing w:line="240" w:lineRule="auto"/>
-        <w:ind w:left="720"/>
-      </w:pPr>
-      <w:r>
-        <w:rPr>
-          <w:lang w:val="gu_IN" w:bidi="gu_IN"/>
-        </w:rPr>
-      </w:r>
-      <w:hyperlink r:id="rId101">
-        <w:r>
-          <w:rPr>
-            <w:lang w:val="gu_IN" w:bidi="gu_IN"/>
-          </w:rPr>
-          <w:rPr>
-            <w:color w:val="0000EE"/>
-            <w:u w:val="single"/>
-          </w:rPr>
-          <w:t>માથ્થી 14:8–9</w:t>
-        </w:r>
-      </w:hyperlink>
+      <w:r>
+        <w:rPr>
+          <w:lang w:val="gu_IN" w:bidi="gu_IN"/>
+        </w:rPr>
+        <w:t>1 તિમોથી 6:15–16</w:t>
+      </w:r>
+    </w:p>
+    <w:p>
+      <w:pPr>
+        <w:pStyle w:val="ListBullet"/>
+        <w:spacing w:line="240" w:lineRule="auto"/>
+        <w:ind w:left="720"/>
+      </w:pPr>
+      <w:r>
+        <w:rPr>
+          <w:lang w:val="gu_IN" w:bidi="gu_IN"/>
+        </w:rPr>
+      </w:r>
+      <w:r>
+        <w:rPr>
+          <w:lang w:val="gu_IN" w:bidi="gu_IN"/>
+        </w:rPr>
+        <w:t>2 રાજાઓ 5:17–19</w:t>
+      </w:r>
+    </w:p>
+    <w:p>
+      <w:pPr>
+        <w:pStyle w:val="ListBullet"/>
+        <w:spacing w:line="240" w:lineRule="auto"/>
+        <w:ind w:left="720"/>
+      </w:pPr>
+      <w:r>
+        <w:rPr>
+          <w:lang w:val="gu_IN" w:bidi="gu_IN"/>
+        </w:rPr>
+      </w:r>
+      <w:r>
+        <w:rPr>
+          <w:lang w:val="gu_IN" w:bidi="gu_IN"/>
+        </w:rPr>
+        <w:t>2 શમુએલ 5:3–5</w:t>
+      </w:r>
+    </w:p>
+    <w:p>
+      <w:pPr>
+        <w:pStyle w:val="ListBullet"/>
+        <w:spacing w:line="240" w:lineRule="auto"/>
+        <w:ind w:left="720"/>
+      </w:pPr>
+      <w:r>
+        <w:rPr>
+          <w:lang w:val="gu_IN" w:bidi="gu_IN"/>
+        </w:rPr>
+      </w:r>
+      <w:r>
+        <w:rPr>
+          <w:lang w:val="gu_IN" w:bidi="gu_IN"/>
+        </w:rPr>
+        <w:t>પ્રેરિતોના કૃત્યો 7:9–10</w:t>
+      </w:r>
+    </w:p>
+    <w:p>
+      <w:pPr>
+        <w:pStyle w:val="ListBullet"/>
+        <w:spacing w:line="240" w:lineRule="auto"/>
+        <w:ind w:left="720"/>
+      </w:pPr>
+      <w:r>
+        <w:rPr>
+          <w:lang w:val="gu_IN" w:bidi="gu_IN"/>
+        </w:rPr>
+      </w:r>
+      <w:r>
+        <w:rPr>
+          <w:lang w:val="gu_IN" w:bidi="gu_IN"/>
+        </w:rPr>
+        <w:t>પ્રેરિતોના કૃત્યો 13:21–22</w:t>
+      </w:r>
+    </w:p>
+    <w:p>
+      <w:pPr>
+        <w:pStyle w:val="ListBullet"/>
+        <w:spacing w:line="240" w:lineRule="auto"/>
+        <w:ind w:left="720"/>
+      </w:pPr>
+      <w:r>
+        <w:rPr>
+          <w:lang w:val="gu_IN" w:bidi="gu_IN"/>
+        </w:rPr>
+      </w:r>
+      <w:r>
+        <w:rPr>
+          <w:lang w:val="gu_IN" w:bidi="gu_IN"/>
+        </w:rPr>
+        <w:t>યોહાન 1:49–51</w:t>
+      </w:r>
+    </w:p>
+    <w:p>
+      <w:pPr>
+        <w:pStyle w:val="ListBullet"/>
+        <w:spacing w:line="240" w:lineRule="auto"/>
+        <w:ind w:left="720"/>
+      </w:pPr>
+      <w:r>
+        <w:rPr>
+          <w:lang w:val="gu_IN" w:bidi="gu_IN"/>
+        </w:rPr>
+      </w:r>
+      <w:r>
+        <w:rPr>
+          <w:lang w:val="gu_IN" w:bidi="gu_IN"/>
+        </w:rPr>
+        <w:t>લૂક 1:5–7</w:t>
+      </w:r>
+    </w:p>
+    <w:p>
+      <w:pPr>
+        <w:pStyle w:val="ListBullet"/>
+        <w:spacing w:line="240" w:lineRule="auto"/>
+        <w:ind w:left="720"/>
+      </w:pPr>
+      <w:r>
+        <w:rPr>
+          <w:lang w:val="gu_IN" w:bidi="gu_IN"/>
+        </w:rPr>
+      </w:r>
+      <w:r>
+        <w:rPr>
+          <w:lang w:val="gu_IN" w:bidi="gu_IN"/>
+        </w:rPr>
+        <w:t>લૂક 22:24–25</w:t>
+      </w:r>
+    </w:p>
+    <w:p>
+      <w:pPr>
+        <w:pStyle w:val="ListBullet"/>
+        <w:spacing w:line="240" w:lineRule="auto"/>
+        <w:ind w:left="720"/>
+      </w:pPr>
+      <w:r>
+        <w:rPr>
+          <w:lang w:val="gu_IN" w:bidi="gu_IN"/>
+        </w:rPr>
+      </w:r>
+      <w:r>
+        <w:rPr>
+          <w:lang w:val="gu_IN" w:bidi="gu_IN"/>
+        </w:rPr>
+        <w:t>માથ્થી 5:33–35</w:t>
+      </w:r>
+    </w:p>
+    <w:p>
+      <w:pPr>
+        <w:pStyle w:val="ListBullet"/>
+        <w:spacing w:line="240" w:lineRule="auto"/>
+        <w:ind w:left="720"/>
+      </w:pPr>
+      <w:r>
+        <w:rPr>
+          <w:lang w:val="gu_IN" w:bidi="gu_IN"/>
+        </w:rPr>
+      </w:r>
+      <w:r>
+        <w:rPr>
+          <w:lang w:val="gu_IN" w:bidi="gu_IN"/>
+        </w:rPr>
+        <w:t>માથ્થી 14:8–9</w:t>
+      </w:r>
     </w:p>
     <w:p>
       <w:pPr>
@@ -7385,186 +6845,138 @@
           <w:lang w:val="gu_IN" w:bidi="gu_IN"/>
         </w:rPr>
       </w:r>
-      <w:hyperlink r:id="rId102">
-        <w:r>
-          <w:rPr>
-            <w:lang w:val="gu_IN" w:bidi="gu_IN"/>
-          </w:rPr>
-          <w:rPr>
-            <w:color w:val="0000EE"/>
-            <w:u w:val="single"/>
-          </w:rPr>
-          <w:t>પ્રે.કૃ. 3:17–18</w:t>
-        </w:r>
-      </w:hyperlink>
-    </w:p>
-    <w:p>
-      <w:pPr>
-        <w:pStyle w:val="ListBullet"/>
-        <w:spacing w:line="240" w:lineRule="auto"/>
-        <w:ind w:left="720"/>
-      </w:pPr>
-      <w:r>
-        <w:rPr>
-          <w:lang w:val="gu_IN" w:bidi="gu_IN"/>
-        </w:rPr>
-      </w:r>
-      <w:hyperlink r:id="rId103">
-        <w:r>
-          <w:rPr>
-            <w:lang w:val="gu_IN" w:bidi="gu_IN"/>
-          </w:rPr>
-          <w:rPr>
-            <w:color w:val="0000EE"/>
-            <w:u w:val="single"/>
-          </w:rPr>
-          <w:t>પ્રે.કૃ. 7:35–37</w:t>
-        </w:r>
-      </w:hyperlink>
-    </w:p>
-    <w:p>
-      <w:pPr>
-        <w:pStyle w:val="ListBullet"/>
-        <w:spacing w:line="240" w:lineRule="auto"/>
-        <w:ind w:left="720"/>
-      </w:pPr>
-      <w:r>
-        <w:rPr>
-          <w:lang w:val="gu_IN" w:bidi="gu_IN"/>
-        </w:rPr>
-      </w:r>
-      <w:hyperlink r:id="rId104">
-        <w:r>
-          <w:rPr>
-            <w:lang w:val="gu_IN" w:bidi="gu_IN"/>
-          </w:rPr>
-          <w:rPr>
-            <w:color w:val="0000EE"/>
-            <w:u w:val="single"/>
-          </w:rPr>
-          <w:t>લૂક 12:11–12</w:t>
-        </w:r>
-      </w:hyperlink>
-    </w:p>
-    <w:p>
-      <w:pPr>
-        <w:pStyle w:val="ListBullet"/>
-        <w:spacing w:line="240" w:lineRule="auto"/>
-        <w:ind w:left="720"/>
-      </w:pPr>
-      <w:r>
-        <w:rPr>
-          <w:lang w:val="gu_IN" w:bidi="gu_IN"/>
-        </w:rPr>
-      </w:r>
-      <w:hyperlink r:id="rId105">
-        <w:r>
-          <w:rPr>
-            <w:lang w:val="gu_IN" w:bidi="gu_IN"/>
-          </w:rPr>
-          <w:rPr>
-            <w:color w:val="0000EE"/>
-            <w:u w:val="single"/>
-          </w:rPr>
-          <w:t>લૂક 23:35</w:t>
-        </w:r>
-      </w:hyperlink>
-    </w:p>
-    <w:p>
-      <w:pPr>
-        <w:pStyle w:val="ListBullet"/>
-        <w:spacing w:line="240" w:lineRule="auto"/>
-        <w:ind w:left="720"/>
-      </w:pPr>
-      <w:r>
-        <w:rPr>
-          <w:lang w:val="gu_IN" w:bidi="gu_IN"/>
-        </w:rPr>
-      </w:r>
-      <w:hyperlink r:id="rId106">
-        <w:r>
-          <w:rPr>
-            <w:lang w:val="gu_IN" w:bidi="gu_IN"/>
-          </w:rPr>
-          <w:rPr>
-            <w:color w:val="0000EE"/>
-            <w:u w:val="single"/>
-          </w:rPr>
-          <w:t>માર્ક 10:41–42</w:t>
-        </w:r>
-      </w:hyperlink>
-    </w:p>
-    <w:p>
-      <w:pPr>
-        <w:pStyle w:val="ListBullet"/>
-        <w:spacing w:line="240" w:lineRule="auto"/>
-        <w:ind w:left="720"/>
-      </w:pPr>
-      <w:r>
-        <w:rPr>
-          <w:lang w:val="gu_IN" w:bidi="gu_IN"/>
-        </w:rPr>
-      </w:r>
-      <w:hyperlink r:id="rId107">
-        <w:r>
-          <w:rPr>
-            <w:lang w:val="gu_IN" w:bidi="gu_IN"/>
-          </w:rPr>
-          <w:rPr>
-            <w:color w:val="0000EE"/>
-            <w:u w:val="single"/>
-          </w:rPr>
-          <w:t>માથ્થી 9:32–34</w:t>
-        </w:r>
-      </w:hyperlink>
-    </w:p>
-    <w:p>
-      <w:pPr>
-        <w:pStyle w:val="ListBullet"/>
-        <w:spacing w:line="240" w:lineRule="auto"/>
-        <w:ind w:left="720"/>
-      </w:pPr>
-      <w:r>
-        <w:rPr>
-          <w:lang w:val="gu_IN" w:bidi="gu_IN"/>
-        </w:rPr>
-      </w:r>
-      <w:hyperlink r:id="rId108">
-        <w:r>
-          <w:rPr>
-            <w:lang w:val="gu_IN" w:bidi="gu_IN"/>
-          </w:rPr>
-          <w:rPr>
-            <w:color w:val="0000EE"/>
-            <w:u w:val="single"/>
-          </w:rPr>
-          <w:t>માથ્થી 20:25–28</w:t>
-        </w:r>
-      </w:hyperlink>
-    </w:p>
-    <w:p>
-      <w:pPr>
-        <w:pStyle w:val="ListBullet"/>
-        <w:spacing w:line="240" w:lineRule="auto"/>
-        <w:ind w:left="720"/>
-      </w:pPr>
-      <w:r>
-        <w:rPr>
-          <w:lang w:val="gu_IN" w:bidi="gu_IN"/>
-        </w:rPr>
-      </w:r>
-      <w:hyperlink r:id="rId109">
-        <w:r>
-          <w:rPr>
-            <w:lang w:val="gu_IN" w:bidi="gu_IN"/>
-          </w:rPr>
-          <w:rPr>
-            <w:color w:val="0000EE"/>
-            <w:u w:val="single"/>
-          </w:rPr>
-          <w:t>તિતસ 3:1–2</w:t>
-        </w:r>
-      </w:hyperlink>
+      <w:r>
+        <w:rPr>
+          <w:lang w:val="gu_IN" w:bidi="gu_IN"/>
+        </w:rPr>
+        <w:t>પ્રે.કૃ. 3:17–18</w:t>
+      </w:r>
+    </w:p>
+    <w:p>
+      <w:pPr>
+        <w:pStyle w:val="ListBullet"/>
+        <w:spacing w:line="240" w:lineRule="auto"/>
+        <w:ind w:left="720"/>
+      </w:pPr>
+      <w:r>
+        <w:rPr>
+          <w:lang w:val="gu_IN" w:bidi="gu_IN"/>
+        </w:rPr>
+      </w:r>
+      <w:r>
+        <w:rPr>
+          <w:lang w:val="gu_IN" w:bidi="gu_IN"/>
+        </w:rPr>
+        <w:t>પ્રે.કૃ. 7:35–37</w:t>
+      </w:r>
+    </w:p>
+    <w:p>
+      <w:pPr>
+        <w:pStyle w:val="ListBullet"/>
+        <w:spacing w:line="240" w:lineRule="auto"/>
+        <w:ind w:left="720"/>
+      </w:pPr>
+      <w:r>
+        <w:rPr>
+          <w:lang w:val="gu_IN" w:bidi="gu_IN"/>
+        </w:rPr>
+      </w:r>
+      <w:r>
+        <w:rPr>
+          <w:lang w:val="gu_IN" w:bidi="gu_IN"/>
+        </w:rPr>
+        <w:t>લૂક 12:11–12</w:t>
+      </w:r>
+    </w:p>
+    <w:p>
+      <w:pPr>
+        <w:pStyle w:val="ListBullet"/>
+        <w:spacing w:line="240" w:lineRule="auto"/>
+        <w:ind w:left="720"/>
+      </w:pPr>
+      <w:r>
+        <w:rPr>
+          <w:lang w:val="gu_IN" w:bidi="gu_IN"/>
+        </w:rPr>
+      </w:r>
+      <w:r>
+        <w:rPr>
+          <w:lang w:val="gu_IN" w:bidi="gu_IN"/>
+        </w:rPr>
+        <w:t>લૂક 23:35</w:t>
+      </w:r>
+    </w:p>
+    <w:p>
+      <w:pPr>
+        <w:pStyle w:val="ListBullet"/>
+        <w:spacing w:line="240" w:lineRule="auto"/>
+        <w:ind w:left="720"/>
+      </w:pPr>
+      <w:r>
+        <w:rPr>
+          <w:lang w:val="gu_IN" w:bidi="gu_IN"/>
+        </w:rPr>
+      </w:r>
+      <w:r>
+        <w:rPr>
+          <w:lang w:val="gu_IN" w:bidi="gu_IN"/>
+        </w:rPr>
+        <w:t>માર્ક 10:41–42</w:t>
+      </w:r>
+    </w:p>
+    <w:p>
+      <w:pPr>
+        <w:pStyle w:val="ListBullet"/>
+        <w:spacing w:line="240" w:lineRule="auto"/>
+        <w:ind w:left="720"/>
+      </w:pPr>
+      <w:r>
+        <w:rPr>
+          <w:lang w:val="gu_IN" w:bidi="gu_IN"/>
+        </w:rPr>
+      </w:r>
+      <w:r>
+        <w:rPr>
+          <w:lang w:val="gu_IN" w:bidi="gu_IN"/>
+        </w:rPr>
+        <w:t>માથ્થી 9:32–34</w:t>
+      </w:r>
+    </w:p>
+    <w:p>
+      <w:pPr>
+        <w:pStyle w:val="ListBullet"/>
+        <w:spacing w:line="240" w:lineRule="auto"/>
+        <w:ind w:left="720"/>
+      </w:pPr>
+      <w:r>
+        <w:rPr>
+          <w:lang w:val="gu_IN" w:bidi="gu_IN"/>
+        </w:rPr>
+      </w:r>
+      <w:r>
+        <w:rPr>
+          <w:lang w:val="gu_IN" w:bidi="gu_IN"/>
+        </w:rPr>
+        <w:t>માથ્થી 20:25–28</w:t>
+      </w:r>
+    </w:p>
+    <w:p>
+      <w:pPr>
+        <w:pStyle w:val="ListBullet"/>
+        <w:spacing w:line="240" w:lineRule="auto"/>
+        <w:ind w:left="720"/>
+      </w:pPr>
+      <w:r>
+        <w:rPr>
+          <w:lang w:val="gu_IN" w:bidi="gu_IN"/>
+        </w:rPr>
+      </w:r>
+      <w:r>
+        <w:rPr>
+          <w:lang w:val="gu_IN" w:bidi="gu_IN"/>
+        </w:rPr>
+        <w:t>તિતસ 3:1–2</w:t>
+      </w:r>
     </w:p>
     <w:p>
       <w:pPr>
@@ -7975,210 +7387,156 @@
           <w:lang w:val="gu_IN" w:bidi="gu_IN"/>
         </w:rPr>
       </w:r>
-      <w:hyperlink r:id="rId110">
-        <w:r>
-          <w:rPr>
-            <w:lang w:val="gu_IN" w:bidi="gu_IN"/>
-          </w:rPr>
-          <w:rPr>
-            <w:color w:val="0000EE"/>
-            <w:u w:val="single"/>
-          </w:rPr>
-          <w:t>1 થેસ્સાલોનિકીઓ 2:10–12</w:t>
-        </w:r>
-      </w:hyperlink>
-    </w:p>
-    <w:p>
-      <w:pPr>
-        <w:pStyle w:val="ListBullet"/>
-        <w:spacing w:line="240" w:lineRule="auto"/>
-        <w:ind w:left="720"/>
-      </w:pPr>
-      <w:r>
-        <w:rPr>
-          <w:lang w:val="gu_IN" w:bidi="gu_IN"/>
-        </w:rPr>
-      </w:r>
-      <w:hyperlink r:id="rId111">
-        <w:r>
-          <w:rPr>
-            <w:lang w:val="gu_IN" w:bidi="gu_IN"/>
-          </w:rPr>
-          <w:rPr>
-            <w:color w:val="0000EE"/>
-            <w:u w:val="single"/>
-          </w:rPr>
-          <w:t>2 તિમોથી 4:17–18</w:t>
-        </w:r>
-      </w:hyperlink>
-    </w:p>
-    <w:p>
-      <w:pPr>
-        <w:pStyle w:val="ListBullet"/>
-        <w:spacing w:line="240" w:lineRule="auto"/>
-        <w:ind w:left="720"/>
-      </w:pPr>
-      <w:r>
-        <w:rPr>
-          <w:lang w:val="gu_IN" w:bidi="gu_IN"/>
-        </w:rPr>
-      </w:r>
-      <w:hyperlink r:id="rId112">
-        <w:r>
-          <w:rPr>
-            <w:lang w:val="gu_IN" w:bidi="gu_IN"/>
-          </w:rPr>
-          <w:rPr>
-            <w:color w:val="0000EE"/>
-            <w:u w:val="single"/>
-          </w:rPr>
-          <w:t>કલોસ્સીઓ 1:13–14</w:t>
-        </w:r>
-      </w:hyperlink>
-    </w:p>
-    <w:p>
-      <w:pPr>
-        <w:pStyle w:val="ListBullet"/>
-        <w:spacing w:line="240" w:lineRule="auto"/>
-        <w:ind w:left="720"/>
-      </w:pPr>
-      <w:r>
-        <w:rPr>
-          <w:lang w:val="gu_IN" w:bidi="gu_IN"/>
-        </w:rPr>
-      </w:r>
-      <w:hyperlink r:id="rId113">
-        <w:r>
-          <w:rPr>
-            <w:lang w:val="gu_IN" w:bidi="gu_IN"/>
-          </w:rPr>
-          <w:rPr>
-            <w:color w:val="0000EE"/>
-            <w:u w:val="single"/>
-          </w:rPr>
-          <w:t>યોહાન 18:36–37</w:t>
-        </w:r>
-      </w:hyperlink>
-    </w:p>
-    <w:p>
-      <w:pPr>
-        <w:pStyle w:val="ListBullet"/>
-        <w:spacing w:line="240" w:lineRule="auto"/>
-        <w:ind w:left="720"/>
-      </w:pPr>
-      <w:r>
-        <w:rPr>
-          <w:lang w:val="gu_IN" w:bidi="gu_IN"/>
-        </w:rPr>
-      </w:r>
-      <w:hyperlink r:id="rId114">
-        <w:r>
-          <w:rPr>
-            <w:lang w:val="gu_IN" w:bidi="gu_IN"/>
-          </w:rPr>
-          <w:rPr>
-            <w:color w:val="0000EE"/>
-            <w:u w:val="single"/>
-          </w:rPr>
-          <w:t>માર્ક 3:23–25</w:t>
-        </w:r>
-      </w:hyperlink>
-    </w:p>
-    <w:p>
-      <w:pPr>
-        <w:pStyle w:val="ListBullet"/>
-        <w:spacing w:line="240" w:lineRule="auto"/>
-        <w:ind w:left="720"/>
-      </w:pPr>
-      <w:r>
-        <w:rPr>
-          <w:lang w:val="gu_IN" w:bidi="gu_IN"/>
-        </w:rPr>
-      </w:r>
-      <w:hyperlink r:id="rId115">
-        <w:r>
-          <w:rPr>
-            <w:lang w:val="gu_IN" w:bidi="gu_IN"/>
-          </w:rPr>
-          <w:rPr>
-            <w:color w:val="0000EE"/>
-            <w:u w:val="single"/>
-          </w:rPr>
-          <w:t>માથ્થી 4:7–9</w:t>
-        </w:r>
-      </w:hyperlink>
-    </w:p>
-    <w:p>
-      <w:pPr>
-        <w:pStyle w:val="ListBullet"/>
-        <w:spacing w:line="240" w:lineRule="auto"/>
-        <w:ind w:left="720"/>
-      </w:pPr>
-      <w:r>
-        <w:rPr>
-          <w:lang w:val="gu_IN" w:bidi="gu_IN"/>
-        </w:rPr>
-      </w:r>
-      <w:hyperlink r:id="rId116">
-        <w:r>
-          <w:rPr>
-            <w:lang w:val="gu_IN" w:bidi="gu_IN"/>
-          </w:rPr>
-          <w:rPr>
-            <w:color w:val="0000EE"/>
-            <w:u w:val="single"/>
-          </w:rPr>
-          <w:t>માથ્થી 13:18–19</w:t>
-        </w:r>
-      </w:hyperlink>
-    </w:p>
-    <w:p>
-      <w:pPr>
-        <w:pStyle w:val="ListBullet"/>
-        <w:spacing w:line="240" w:lineRule="auto"/>
-        <w:ind w:left="720"/>
-      </w:pPr>
-      <w:r>
-        <w:rPr>
-          <w:lang w:val="gu_IN" w:bidi="gu_IN"/>
-        </w:rPr>
-      </w:r>
-      <w:hyperlink r:id="rId117">
-        <w:r>
-          <w:rPr>
-            <w:lang w:val="gu_IN" w:bidi="gu_IN"/>
-          </w:rPr>
-          <w:rPr>
-            <w:color w:val="0000EE"/>
-            <w:u w:val="single"/>
-          </w:rPr>
-          <w:t>માથ્થી 16:27–28</w:t>
-        </w:r>
-      </w:hyperlink>
-    </w:p>
-    <w:p>
-      <w:pPr>
-        <w:pStyle w:val="ListBullet"/>
-        <w:spacing w:line="240" w:lineRule="auto"/>
-        <w:ind w:left="720"/>
-      </w:pPr>
-      <w:r>
-        <w:rPr>
-          <w:lang w:val="gu_IN" w:bidi="gu_IN"/>
-        </w:rPr>
-      </w:r>
-      <w:hyperlink r:id="rId118">
-        <w:r>
-          <w:rPr>
-            <w:lang w:val="gu_IN" w:bidi="gu_IN"/>
-          </w:rPr>
-          <w:rPr>
-            <w:color w:val="0000EE"/>
-            <w:u w:val="single"/>
-          </w:rPr>
-          <w:t>પ્રકટીકરણ 1:9–11</w:t>
-        </w:r>
-      </w:hyperlink>
+      <w:r>
+        <w:rPr>
+          <w:lang w:val="gu_IN" w:bidi="gu_IN"/>
+        </w:rPr>
+        <w:t>1 થેસ્સાલોનિકીઓ 2:10–12</w:t>
+      </w:r>
+    </w:p>
+    <w:p>
+      <w:pPr>
+        <w:pStyle w:val="ListBullet"/>
+        <w:spacing w:line="240" w:lineRule="auto"/>
+        <w:ind w:left="720"/>
+      </w:pPr>
+      <w:r>
+        <w:rPr>
+          <w:lang w:val="gu_IN" w:bidi="gu_IN"/>
+        </w:rPr>
+      </w:r>
+      <w:r>
+        <w:rPr>
+          <w:lang w:val="gu_IN" w:bidi="gu_IN"/>
+        </w:rPr>
+        <w:t>2 તિમોથી 4:17–18</w:t>
+      </w:r>
+    </w:p>
+    <w:p>
+      <w:pPr>
+        <w:pStyle w:val="ListBullet"/>
+        <w:spacing w:line="240" w:lineRule="auto"/>
+        <w:ind w:left="720"/>
+      </w:pPr>
+      <w:r>
+        <w:rPr>
+          <w:lang w:val="gu_IN" w:bidi="gu_IN"/>
+        </w:rPr>
+      </w:r>
+      <w:r>
+        <w:rPr>
+          <w:lang w:val="gu_IN" w:bidi="gu_IN"/>
+        </w:rPr>
+        <w:t>કલોસ્સીઓ 1:13–14</w:t>
+      </w:r>
+    </w:p>
+    <w:p>
+      <w:pPr>
+        <w:pStyle w:val="ListBullet"/>
+        <w:spacing w:line="240" w:lineRule="auto"/>
+        <w:ind w:left="720"/>
+      </w:pPr>
+      <w:r>
+        <w:rPr>
+          <w:lang w:val="gu_IN" w:bidi="gu_IN"/>
+        </w:rPr>
+      </w:r>
+      <w:r>
+        <w:rPr>
+          <w:lang w:val="gu_IN" w:bidi="gu_IN"/>
+        </w:rPr>
+        <w:t>યોહાન 18:36–37</w:t>
+      </w:r>
+    </w:p>
+    <w:p>
+      <w:pPr>
+        <w:pStyle w:val="ListBullet"/>
+        <w:spacing w:line="240" w:lineRule="auto"/>
+        <w:ind w:left="720"/>
+      </w:pPr>
+      <w:r>
+        <w:rPr>
+          <w:lang w:val="gu_IN" w:bidi="gu_IN"/>
+        </w:rPr>
+      </w:r>
+      <w:r>
+        <w:rPr>
+          <w:lang w:val="gu_IN" w:bidi="gu_IN"/>
+        </w:rPr>
+        <w:t>માર્ક 3:23–25</w:t>
+      </w:r>
+    </w:p>
+    <w:p>
+      <w:pPr>
+        <w:pStyle w:val="ListBullet"/>
+        <w:spacing w:line="240" w:lineRule="auto"/>
+        <w:ind w:left="720"/>
+      </w:pPr>
+      <w:r>
+        <w:rPr>
+          <w:lang w:val="gu_IN" w:bidi="gu_IN"/>
+        </w:rPr>
+      </w:r>
+      <w:r>
+        <w:rPr>
+          <w:lang w:val="gu_IN" w:bidi="gu_IN"/>
+        </w:rPr>
+        <w:t>માથ્થી 4:7–9</w:t>
+      </w:r>
+    </w:p>
+    <w:p>
+      <w:pPr>
+        <w:pStyle w:val="ListBullet"/>
+        <w:spacing w:line="240" w:lineRule="auto"/>
+        <w:ind w:left="720"/>
+      </w:pPr>
+      <w:r>
+        <w:rPr>
+          <w:lang w:val="gu_IN" w:bidi="gu_IN"/>
+        </w:rPr>
+      </w:r>
+      <w:r>
+        <w:rPr>
+          <w:lang w:val="gu_IN" w:bidi="gu_IN"/>
+        </w:rPr>
+        <w:t>માથ્થી 13:18–19</w:t>
+      </w:r>
+    </w:p>
+    <w:p>
+      <w:pPr>
+        <w:pStyle w:val="ListBullet"/>
+        <w:spacing w:line="240" w:lineRule="auto"/>
+        <w:ind w:left="720"/>
+      </w:pPr>
+      <w:r>
+        <w:rPr>
+          <w:lang w:val="gu_IN" w:bidi="gu_IN"/>
+        </w:rPr>
+      </w:r>
+      <w:r>
+        <w:rPr>
+          <w:lang w:val="gu_IN" w:bidi="gu_IN"/>
+        </w:rPr>
+        <w:t>માથ્થી 16:27–28</w:t>
+      </w:r>
+    </w:p>
+    <w:p>
+      <w:pPr>
+        <w:pStyle w:val="ListBullet"/>
+        <w:spacing w:line="240" w:lineRule="auto"/>
+        <w:ind w:left="720"/>
+      </w:pPr>
+      <w:r>
+        <w:rPr>
+          <w:lang w:val="gu_IN" w:bidi="gu_IN"/>
+        </w:rPr>
+      </w:r>
+      <w:r>
+        <w:rPr>
+          <w:lang w:val="gu_IN" w:bidi="gu_IN"/>
+        </w:rPr>
+        <w:t>પ્રકટીકરણ 1:9–11</w:t>
+      </w:r>
     </w:p>
     <w:p>
       <w:pPr>
@@ -8702,162 +8060,120 @@
           <w:lang w:val="gu_IN" w:bidi="gu_IN"/>
         </w:rPr>
       </w:r>
-      <w:hyperlink r:id="rId119">
-        <w:r>
-          <w:rPr>
-            <w:lang w:val="gu_IN" w:bidi="gu_IN"/>
-          </w:rPr>
-          <w:rPr>
-            <w:color w:val="0000EE"/>
-            <w:u w:val="single"/>
-          </w:rPr>
-          <w:t>1 રાજા 10:10</w:t>
-        </w:r>
-      </w:hyperlink>
-    </w:p>
-    <w:p>
-      <w:pPr>
-        <w:pStyle w:val="ListBullet"/>
-        <w:spacing w:line="240" w:lineRule="auto"/>
-        <w:ind w:left="720"/>
-      </w:pPr>
-      <w:r>
-        <w:rPr>
-          <w:lang w:val="gu_IN" w:bidi="gu_IN"/>
-        </w:rPr>
-      </w:r>
-      <w:hyperlink r:id="rId120">
-        <w:r>
-          <w:rPr>
-            <w:lang w:val="gu_IN" w:bidi="gu_IN"/>
-          </w:rPr>
-          <w:rPr>
-            <w:color w:val="0000EE"/>
-            <w:u w:val="single"/>
-          </w:rPr>
-          <w:t>1 રાજા 11:18–19</w:t>
-        </w:r>
-      </w:hyperlink>
-    </w:p>
-    <w:p>
-      <w:pPr>
-        <w:pStyle w:val="ListBullet"/>
-        <w:spacing w:line="240" w:lineRule="auto"/>
-        <w:ind w:left="720"/>
-      </w:pPr>
-      <w:r>
-        <w:rPr>
-          <w:lang w:val="gu_IN" w:bidi="gu_IN"/>
-        </w:rPr>
-      </w:r>
-      <w:hyperlink r:id="rId121">
-        <w:r>
-          <w:rPr>
-            <w:lang w:val="gu_IN" w:bidi="gu_IN"/>
-          </w:rPr>
-          <w:rPr>
-            <w:color w:val="0000EE"/>
-            <w:u w:val="single"/>
-          </w:rPr>
-          <w:t>2 રાજા 10:12–14</w:t>
-        </w:r>
-      </w:hyperlink>
-    </w:p>
-    <w:p>
-      <w:pPr>
-        <w:pStyle w:val="ListBullet"/>
-        <w:spacing w:line="240" w:lineRule="auto"/>
-        <w:ind w:left="720"/>
-      </w:pPr>
-      <w:r>
-        <w:rPr>
-          <w:lang w:val="gu_IN" w:bidi="gu_IN"/>
-        </w:rPr>
-      </w:r>
-      <w:hyperlink r:id="rId122">
-        <w:r>
-          <w:rPr>
-            <w:lang w:val="gu_IN" w:bidi="gu_IN"/>
-          </w:rPr>
-          <w:rPr>
-            <w:color w:val="0000EE"/>
-            <w:u w:val="single"/>
-          </w:rPr>
-          <w:t>પ્રેરિતોનાં કૃત્યો 8:26–28</w:t>
-        </w:r>
-      </w:hyperlink>
-    </w:p>
-    <w:p>
-      <w:pPr>
-        <w:pStyle w:val="ListBullet"/>
-        <w:spacing w:line="240" w:lineRule="auto"/>
-        <w:ind w:left="720"/>
-      </w:pPr>
-      <w:r>
-        <w:rPr>
-          <w:lang w:val="gu_IN" w:bidi="gu_IN"/>
-        </w:rPr>
-      </w:r>
-      <w:hyperlink r:id="rId123">
-        <w:r>
-          <w:rPr>
-            <w:lang w:val="gu_IN" w:bidi="gu_IN"/>
-          </w:rPr>
-          <w:rPr>
-            <w:color w:val="0000EE"/>
-            <w:u w:val="single"/>
-          </w:rPr>
-          <w:t>એસ્તેર 1:16–18</w:t>
-        </w:r>
-      </w:hyperlink>
-    </w:p>
-    <w:p>
-      <w:pPr>
-        <w:pStyle w:val="ListBullet"/>
-        <w:spacing w:line="240" w:lineRule="auto"/>
-        <w:ind w:left="720"/>
-      </w:pPr>
-      <w:r>
-        <w:rPr>
-          <w:lang w:val="gu_IN" w:bidi="gu_IN"/>
-        </w:rPr>
-      </w:r>
-      <w:hyperlink r:id="rId124">
-        <w:r>
-          <w:rPr>
-            <w:lang w:val="gu_IN" w:bidi="gu_IN"/>
-          </w:rPr>
-          <w:rPr>
-            <w:color w:val="0000EE"/>
-            <w:u w:val="single"/>
-          </w:rPr>
-          <w:t>લૂક 11:31</w:t>
-        </w:r>
-      </w:hyperlink>
-    </w:p>
-    <w:p>
-      <w:pPr>
-        <w:pStyle w:val="ListBullet"/>
-        <w:spacing w:line="240" w:lineRule="auto"/>
-        <w:ind w:left="720"/>
-      </w:pPr>
-      <w:r>
-        <w:rPr>
-          <w:lang w:val="gu_IN" w:bidi="gu_IN"/>
-        </w:rPr>
-      </w:r>
-      <w:hyperlink r:id="rId125">
-        <w:r>
-          <w:rPr>
-            <w:lang w:val="gu_IN" w:bidi="gu_IN"/>
-          </w:rPr>
-          <w:rPr>
-            <w:color w:val="0000EE"/>
-            <w:u w:val="single"/>
-          </w:rPr>
-          <w:t>માથ્થી 12:42</w:t>
-        </w:r>
-      </w:hyperlink>
+      <w:r>
+        <w:rPr>
+          <w:lang w:val="gu_IN" w:bidi="gu_IN"/>
+        </w:rPr>
+        <w:t>1 રાજા 10:10</w:t>
+      </w:r>
+    </w:p>
+    <w:p>
+      <w:pPr>
+        <w:pStyle w:val="ListBullet"/>
+        <w:spacing w:line="240" w:lineRule="auto"/>
+        <w:ind w:left="720"/>
+      </w:pPr>
+      <w:r>
+        <w:rPr>
+          <w:lang w:val="gu_IN" w:bidi="gu_IN"/>
+        </w:rPr>
+      </w:r>
+      <w:r>
+        <w:rPr>
+          <w:lang w:val="gu_IN" w:bidi="gu_IN"/>
+        </w:rPr>
+        <w:t>1 રાજા 11:18–19</w:t>
+      </w:r>
+    </w:p>
+    <w:p>
+      <w:pPr>
+        <w:pStyle w:val="ListBullet"/>
+        <w:spacing w:line="240" w:lineRule="auto"/>
+        <w:ind w:left="720"/>
+      </w:pPr>
+      <w:r>
+        <w:rPr>
+          <w:lang w:val="gu_IN" w:bidi="gu_IN"/>
+        </w:rPr>
+      </w:r>
+      <w:r>
+        <w:rPr>
+          <w:lang w:val="gu_IN" w:bidi="gu_IN"/>
+        </w:rPr>
+        <w:t>2 રાજા 10:12–14</w:t>
+      </w:r>
+    </w:p>
+    <w:p>
+      <w:pPr>
+        <w:pStyle w:val="ListBullet"/>
+        <w:spacing w:line="240" w:lineRule="auto"/>
+        <w:ind w:left="720"/>
+      </w:pPr>
+      <w:r>
+        <w:rPr>
+          <w:lang w:val="gu_IN" w:bidi="gu_IN"/>
+        </w:rPr>
+      </w:r>
+      <w:r>
+        <w:rPr>
+          <w:lang w:val="gu_IN" w:bidi="gu_IN"/>
+        </w:rPr>
+        <w:t>પ્રેરિતોનાં કૃત્યો 8:26–28</w:t>
+      </w:r>
+    </w:p>
+    <w:p>
+      <w:pPr>
+        <w:pStyle w:val="ListBullet"/>
+        <w:spacing w:line="240" w:lineRule="auto"/>
+        <w:ind w:left="720"/>
+      </w:pPr>
+      <w:r>
+        <w:rPr>
+          <w:lang w:val="gu_IN" w:bidi="gu_IN"/>
+        </w:rPr>
+      </w:r>
+      <w:r>
+        <w:rPr>
+          <w:lang w:val="gu_IN" w:bidi="gu_IN"/>
+        </w:rPr>
+        <w:t>એસ્તેર 1:16–18</w:t>
+      </w:r>
+    </w:p>
+    <w:p>
+      <w:pPr>
+        <w:pStyle w:val="ListBullet"/>
+        <w:spacing w:line="240" w:lineRule="auto"/>
+        <w:ind w:left="720"/>
+      </w:pPr>
+      <w:r>
+        <w:rPr>
+          <w:lang w:val="gu_IN" w:bidi="gu_IN"/>
+        </w:rPr>
+      </w:r>
+      <w:r>
+        <w:rPr>
+          <w:lang w:val="gu_IN" w:bidi="gu_IN"/>
+        </w:rPr>
+        <w:t>લૂક 11:31</w:t>
+      </w:r>
+    </w:p>
+    <w:p>
+      <w:pPr>
+        <w:pStyle w:val="ListBullet"/>
+        <w:spacing w:line="240" w:lineRule="auto"/>
+        <w:ind w:left="720"/>
+      </w:pPr>
+      <w:r>
+        <w:rPr>
+          <w:lang w:val="gu_IN" w:bidi="gu_IN"/>
+        </w:rPr>
+      </w:r>
+      <w:r>
+        <w:rPr>
+          <w:lang w:val="gu_IN" w:bidi="gu_IN"/>
+        </w:rPr>
+        <w:t>માથ્થી 12:42</w:t>
+      </w:r>
     </w:p>
     <w:p>
       <w:pPr>
@@ -9061,114 +8377,84 @@
           <w:lang w:val="gu_IN" w:bidi="gu_IN"/>
         </w:rPr>
       </w:r>
-      <w:hyperlink r:id="rId126">
-        <w:r>
-          <w:rPr>
-            <w:lang w:val="gu_IN" w:bidi="gu_IN"/>
-          </w:rPr>
-          <w:rPr>
-            <w:color w:val="0000EE"/>
-            <w:u w:val="single"/>
-          </w:rPr>
-          <w:t>1 કાળવૃતાંત 20:1</w:t>
-        </w:r>
-      </w:hyperlink>
-    </w:p>
-    <w:p>
-      <w:pPr>
-        <w:pStyle w:val="ListBullet"/>
-        <w:spacing w:line="240" w:lineRule="auto"/>
-        <w:ind w:left="720"/>
-      </w:pPr>
-      <w:r>
-        <w:rPr>
-          <w:lang w:val="gu_IN" w:bidi="gu_IN"/>
-        </w:rPr>
-      </w:r>
-      <w:hyperlink r:id="rId127">
-        <w:r>
-          <w:rPr>
-            <w:lang w:val="gu_IN" w:bidi="gu_IN"/>
-          </w:rPr>
-          <w:rPr>
-            <w:color w:val="0000EE"/>
-            <w:u w:val="single"/>
-          </w:rPr>
-          <w:t>2 શમુએલ 12:26–28</w:t>
-        </w:r>
-      </w:hyperlink>
-    </w:p>
-    <w:p>
-      <w:pPr>
-        <w:pStyle w:val="ListBullet"/>
-        <w:spacing w:line="240" w:lineRule="auto"/>
-        <w:ind w:left="720"/>
-      </w:pPr>
-      <w:r>
-        <w:rPr>
-          <w:lang w:val="gu_IN" w:bidi="gu_IN"/>
-        </w:rPr>
-      </w:r>
-      <w:hyperlink r:id="rId128">
-        <w:r>
-          <w:rPr>
-            <w:lang w:val="gu_IN" w:bidi="gu_IN"/>
-          </w:rPr>
-          <w:rPr>
-            <w:color w:val="0000EE"/>
-            <w:u w:val="single"/>
-          </w:rPr>
-          <w:t>પુનર્નિયમ 3:11</w:t>
-        </w:r>
-      </w:hyperlink>
-    </w:p>
-    <w:p>
-      <w:pPr>
-        <w:pStyle w:val="ListBullet"/>
-        <w:spacing w:line="240" w:lineRule="auto"/>
-        <w:ind w:left="720"/>
-      </w:pPr>
-      <w:r>
-        <w:rPr>
-          <w:lang w:val="gu_IN" w:bidi="gu_IN"/>
-        </w:rPr>
-      </w:r>
-      <w:hyperlink r:id="rId129">
-        <w:r>
-          <w:rPr>
-            <w:lang w:val="gu_IN" w:bidi="gu_IN"/>
-          </w:rPr>
-          <w:rPr>
-            <w:color w:val="0000EE"/>
-            <w:u w:val="single"/>
-          </w:rPr>
-          <w:t>હઝકિયેલ 25:3–5</w:t>
-        </w:r>
-      </w:hyperlink>
-    </w:p>
-    <w:p>
-      <w:pPr>
-        <w:pStyle w:val="ListBullet"/>
-        <w:spacing w:line="240" w:lineRule="auto"/>
-        <w:ind w:left="720"/>
-      </w:pPr>
-      <w:r>
-        <w:rPr>
-          <w:lang w:val="gu_IN" w:bidi="gu_IN"/>
-        </w:rPr>
-      </w:r>
-      <w:hyperlink r:id="rId130">
-        <w:r>
-          <w:rPr>
-            <w:lang w:val="gu_IN" w:bidi="gu_IN"/>
-          </w:rPr>
-          <w:rPr>
-            <w:color w:val="0000EE"/>
-            <w:u w:val="single"/>
-          </w:rPr>
-          <w:t>યર્મિયા 49:1–2</w:t>
-        </w:r>
-      </w:hyperlink>
+      <w:r>
+        <w:rPr>
+          <w:lang w:val="gu_IN" w:bidi="gu_IN"/>
+        </w:rPr>
+        <w:t>1 કાળવૃતાંત 20:1</w:t>
+      </w:r>
+    </w:p>
+    <w:p>
+      <w:pPr>
+        <w:pStyle w:val="ListBullet"/>
+        <w:spacing w:line="240" w:lineRule="auto"/>
+        <w:ind w:left="720"/>
+      </w:pPr>
+      <w:r>
+        <w:rPr>
+          <w:lang w:val="gu_IN" w:bidi="gu_IN"/>
+        </w:rPr>
+      </w:r>
+      <w:r>
+        <w:rPr>
+          <w:lang w:val="gu_IN" w:bidi="gu_IN"/>
+        </w:rPr>
+        <w:t>2 શમુએલ 12:26–28</w:t>
+      </w:r>
+    </w:p>
+    <w:p>
+      <w:pPr>
+        <w:pStyle w:val="ListBullet"/>
+        <w:spacing w:line="240" w:lineRule="auto"/>
+        <w:ind w:left="720"/>
+      </w:pPr>
+      <w:r>
+        <w:rPr>
+          <w:lang w:val="gu_IN" w:bidi="gu_IN"/>
+        </w:rPr>
+      </w:r>
+      <w:r>
+        <w:rPr>
+          <w:lang w:val="gu_IN" w:bidi="gu_IN"/>
+        </w:rPr>
+        <w:t>પુનર્નિયમ 3:11</w:t>
+      </w:r>
+    </w:p>
+    <w:p>
+      <w:pPr>
+        <w:pStyle w:val="ListBullet"/>
+        <w:spacing w:line="240" w:lineRule="auto"/>
+        <w:ind w:left="720"/>
+      </w:pPr>
+      <w:r>
+        <w:rPr>
+          <w:lang w:val="gu_IN" w:bidi="gu_IN"/>
+        </w:rPr>
+      </w:r>
+      <w:r>
+        <w:rPr>
+          <w:lang w:val="gu_IN" w:bidi="gu_IN"/>
+        </w:rPr>
+        <w:t>હઝકિયેલ 25:3–5</w:t>
+      </w:r>
+    </w:p>
+    <w:p>
+      <w:pPr>
+        <w:pStyle w:val="ListBullet"/>
+        <w:spacing w:line="240" w:lineRule="auto"/>
+        <w:ind w:left="720"/>
+      </w:pPr>
+      <w:r>
+        <w:rPr>
+          <w:lang w:val="gu_IN" w:bidi="gu_IN"/>
+        </w:rPr>
+      </w:r>
+      <w:r>
+        <w:rPr>
+          <w:lang w:val="gu_IN" w:bidi="gu_IN"/>
+        </w:rPr>
+        <w:t>યર્મિયા 49:1–2</w:t>
+      </w:r>
     </w:p>
     <w:p>
       <w:pPr>
@@ -9712,138 +8998,102 @@
           <w:lang w:val="gu_IN" w:bidi="gu_IN"/>
         </w:rPr>
       </w:r>
-      <w:hyperlink r:id="rId131">
-        <w:r>
-          <w:rPr>
-            <w:lang w:val="gu_IN" w:bidi="gu_IN"/>
-          </w:rPr>
-          <w:rPr>
-            <w:color w:val="0000EE"/>
-            <w:u w:val="single"/>
-          </w:rPr>
-          <w:t>1 કાળવૃતાંત 27:25–27</w:t>
-        </w:r>
-      </w:hyperlink>
-    </w:p>
-    <w:p>
-      <w:pPr>
-        <w:pStyle w:val="ListBullet"/>
-        <w:spacing w:line="240" w:lineRule="auto"/>
-        <w:ind w:left="720"/>
-      </w:pPr>
-      <w:r>
-        <w:rPr>
-          <w:lang w:val="gu_IN" w:bidi="gu_IN"/>
-        </w:rPr>
-      </w:r>
-      <w:hyperlink r:id="rId132">
-        <w:r>
-          <w:rPr>
-            <w:lang w:val="gu_IN" w:bidi="gu_IN"/>
-          </w:rPr>
-          <w:rPr>
-            <w:color w:val="0000EE"/>
-            <w:u w:val="single"/>
-          </w:rPr>
-          <w:t>1 શમુએલ 2:11</w:t>
-        </w:r>
-      </w:hyperlink>
-    </w:p>
-    <w:p>
-      <w:pPr>
-        <w:pStyle w:val="ListBullet"/>
-        <w:spacing w:line="240" w:lineRule="auto"/>
-        <w:ind w:left="720"/>
-      </w:pPr>
-      <w:r>
-        <w:rPr>
-          <w:lang w:val="gu_IN" w:bidi="gu_IN"/>
-        </w:rPr>
-      </w:r>
-      <w:hyperlink r:id="rId133">
-        <w:r>
-          <w:rPr>
-            <w:lang w:val="gu_IN" w:bidi="gu_IN"/>
-          </w:rPr>
-          <w:rPr>
-            <w:color w:val="0000EE"/>
-            <w:u w:val="single"/>
-          </w:rPr>
-          <w:t>2 કાળવૃતાંત 16:1</w:t>
-        </w:r>
-      </w:hyperlink>
-    </w:p>
-    <w:p>
-      <w:pPr>
-        <w:pStyle w:val="ListBullet"/>
-        <w:spacing w:line="240" w:lineRule="auto"/>
-        <w:ind w:left="720"/>
-      </w:pPr>
-      <w:r>
-        <w:rPr>
-          <w:lang w:val="gu_IN" w:bidi="gu_IN"/>
-        </w:rPr>
-      </w:r>
-      <w:hyperlink r:id="rId134">
-        <w:r>
-          <w:rPr>
-            <w:lang w:val="gu_IN" w:bidi="gu_IN"/>
-          </w:rPr>
-          <w:rPr>
-            <w:color w:val="0000EE"/>
-            <w:u w:val="single"/>
-          </w:rPr>
-          <w:t>યર્મિયા 31:15</w:t>
-        </w:r>
-      </w:hyperlink>
-    </w:p>
-    <w:p>
-      <w:pPr>
-        <w:pStyle w:val="ListBullet"/>
-        <w:spacing w:line="240" w:lineRule="auto"/>
-        <w:ind w:left="720"/>
-      </w:pPr>
-      <w:r>
-        <w:rPr>
-          <w:lang w:val="gu_IN" w:bidi="gu_IN"/>
-        </w:rPr>
-      </w:r>
-      <w:hyperlink r:id="rId135">
-        <w:r>
-          <w:rPr>
-            <w:lang w:val="gu_IN" w:bidi="gu_IN"/>
-          </w:rPr>
-          <w:rPr>
-            <w:color w:val="0000EE"/>
-            <w:u w:val="single"/>
-          </w:rPr>
-          <w:t>યહોશુઆ 18:25–28</w:t>
-        </w:r>
-      </w:hyperlink>
-    </w:p>
-    <w:p>
-      <w:pPr>
-        <w:pStyle w:val="ListBullet"/>
-        <w:spacing w:line="240" w:lineRule="auto"/>
-        <w:ind w:left="720"/>
-      </w:pPr>
-      <w:r>
-        <w:rPr>
-          <w:lang w:val="gu_IN" w:bidi="gu_IN"/>
-        </w:rPr>
-      </w:r>
-      <w:hyperlink r:id="rId136">
-        <w:r>
-          <w:rPr>
-            <w:lang w:val="gu_IN" w:bidi="gu_IN"/>
-          </w:rPr>
-          <w:rPr>
-            <w:color w:val="0000EE"/>
-            <w:u w:val="single"/>
-          </w:rPr>
-          <w:t>માથ્થી 2:17–18</w:t>
-        </w:r>
-      </w:hyperlink>
+      <w:r>
+        <w:rPr>
+          <w:lang w:val="gu_IN" w:bidi="gu_IN"/>
+        </w:rPr>
+        <w:t>1 કાળવૃતાંત 27:25–27</w:t>
+      </w:r>
+    </w:p>
+    <w:p>
+      <w:pPr>
+        <w:pStyle w:val="ListBullet"/>
+        <w:spacing w:line="240" w:lineRule="auto"/>
+        <w:ind w:left="720"/>
+      </w:pPr>
+      <w:r>
+        <w:rPr>
+          <w:lang w:val="gu_IN" w:bidi="gu_IN"/>
+        </w:rPr>
+      </w:r>
+      <w:r>
+        <w:rPr>
+          <w:lang w:val="gu_IN" w:bidi="gu_IN"/>
+        </w:rPr>
+        <w:t>1 શમુએલ 2:11</w:t>
+      </w:r>
+    </w:p>
+    <w:p>
+      <w:pPr>
+        <w:pStyle w:val="ListBullet"/>
+        <w:spacing w:line="240" w:lineRule="auto"/>
+        <w:ind w:left="720"/>
+      </w:pPr>
+      <w:r>
+        <w:rPr>
+          <w:lang w:val="gu_IN" w:bidi="gu_IN"/>
+        </w:rPr>
+      </w:r>
+      <w:r>
+        <w:rPr>
+          <w:lang w:val="gu_IN" w:bidi="gu_IN"/>
+        </w:rPr>
+        <w:t>2 કાળવૃતાંત 16:1</w:t>
+      </w:r>
+    </w:p>
+    <w:p>
+      <w:pPr>
+        <w:pStyle w:val="ListBullet"/>
+        <w:spacing w:line="240" w:lineRule="auto"/>
+        <w:ind w:left="720"/>
+      </w:pPr>
+      <w:r>
+        <w:rPr>
+          <w:lang w:val="gu_IN" w:bidi="gu_IN"/>
+        </w:rPr>
+      </w:r>
+      <w:r>
+        <w:rPr>
+          <w:lang w:val="gu_IN" w:bidi="gu_IN"/>
+        </w:rPr>
+        <w:t>યર્મિયા 31:15</w:t>
+      </w:r>
+    </w:p>
+    <w:p>
+      <w:pPr>
+        <w:pStyle w:val="ListBullet"/>
+        <w:spacing w:line="240" w:lineRule="auto"/>
+        <w:ind w:left="720"/>
+      </w:pPr>
+      <w:r>
+        <w:rPr>
+          <w:lang w:val="gu_IN" w:bidi="gu_IN"/>
+        </w:rPr>
+      </w:r>
+      <w:r>
+        <w:rPr>
+          <w:lang w:val="gu_IN" w:bidi="gu_IN"/>
+        </w:rPr>
+        <w:t>યહોશુઆ 18:25–28</w:t>
+      </w:r>
+    </w:p>
+    <w:p>
+      <w:pPr>
+        <w:pStyle w:val="ListBullet"/>
+        <w:spacing w:line="240" w:lineRule="auto"/>
+        <w:ind w:left="720"/>
+      </w:pPr>
+      <w:r>
+        <w:rPr>
+          <w:lang w:val="gu_IN" w:bidi="gu_IN"/>
+        </w:rPr>
+      </w:r>
+      <w:r>
+        <w:rPr>
+          <w:lang w:val="gu_IN" w:bidi="gu_IN"/>
+        </w:rPr>
+        <w:t>માથ્થી 2:17–18</w:t>
+      </w:r>
     </w:p>
     <w:p>
       <w:pPr>
@@ -10201,90 +9451,66 @@
           <w:lang w:val="gu_IN" w:bidi="gu_IN"/>
         </w:rPr>
       </w:r>
-      <w:hyperlink r:id="rId137">
-        <w:r>
-          <w:rPr>
-            <w:lang w:val="gu_IN" w:bidi="gu_IN"/>
-          </w:rPr>
-          <w:rPr>
-            <w:color w:val="0000EE"/>
-            <w:u w:val="single"/>
-          </w:rPr>
-          <w:t>1 કાળવૃતાંત 6:71–73</w:t>
-        </w:r>
-      </w:hyperlink>
-    </w:p>
-    <w:p>
-      <w:pPr>
-        <w:pStyle w:val="ListBullet"/>
-        <w:spacing w:line="240" w:lineRule="auto"/>
-        <w:ind w:left="720"/>
-      </w:pPr>
-      <w:r>
-        <w:rPr>
-          <w:lang w:val="gu_IN" w:bidi="gu_IN"/>
-        </w:rPr>
-      </w:r>
-      <w:hyperlink r:id="rId138">
-        <w:r>
-          <w:rPr>
-            <w:lang w:val="gu_IN" w:bidi="gu_IN"/>
-          </w:rPr>
-          <w:rPr>
-            <w:color w:val="0000EE"/>
-            <w:u w:val="single"/>
-          </w:rPr>
-          <w:t>1 રાજા 22:3–4</w:t>
-        </w:r>
-      </w:hyperlink>
-    </w:p>
-    <w:p>
-      <w:pPr>
-        <w:pStyle w:val="ListBullet"/>
-        <w:spacing w:line="240" w:lineRule="auto"/>
-        <w:ind w:left="720"/>
-      </w:pPr>
-      <w:r>
-        <w:rPr>
-          <w:lang w:val="gu_IN" w:bidi="gu_IN"/>
-        </w:rPr>
-      </w:r>
-      <w:hyperlink r:id="rId139">
-        <w:r>
-          <w:rPr>
-            <w:lang w:val="gu_IN" w:bidi="gu_IN"/>
-          </w:rPr>
-          <w:rPr>
-            <w:color w:val="0000EE"/>
-            <w:u w:val="single"/>
-          </w:rPr>
-          <w:t>2 કાળવૃતાંત 18:1–3</w:t>
-        </w:r>
-      </w:hyperlink>
-    </w:p>
-    <w:p>
-      <w:pPr>
-        <w:pStyle w:val="ListBullet"/>
-        <w:spacing w:line="240" w:lineRule="auto"/>
-        <w:ind w:left="720"/>
-      </w:pPr>
-      <w:r>
-        <w:rPr>
-          <w:lang w:val="gu_IN" w:bidi="gu_IN"/>
-        </w:rPr>
-      </w:r>
-      <w:hyperlink r:id="rId140">
-        <w:r>
-          <w:rPr>
-            <w:lang w:val="gu_IN" w:bidi="gu_IN"/>
-          </w:rPr>
-          <w:rPr>
-            <w:color w:val="0000EE"/>
-            <w:u w:val="single"/>
-          </w:rPr>
-          <w:t>2 રાજા 8:28–29</w:t>
-        </w:r>
-      </w:hyperlink>
+      <w:r>
+        <w:rPr>
+          <w:lang w:val="gu_IN" w:bidi="gu_IN"/>
+        </w:rPr>
+        <w:t>1 કાળવૃતાંત 6:71–73</w:t>
+      </w:r>
+    </w:p>
+    <w:p>
+      <w:pPr>
+        <w:pStyle w:val="ListBullet"/>
+        <w:spacing w:line="240" w:lineRule="auto"/>
+        <w:ind w:left="720"/>
+      </w:pPr>
+      <w:r>
+        <w:rPr>
+          <w:lang w:val="gu_IN" w:bidi="gu_IN"/>
+        </w:rPr>
+      </w:r>
+      <w:r>
+        <w:rPr>
+          <w:lang w:val="gu_IN" w:bidi="gu_IN"/>
+        </w:rPr>
+        <w:t>1 રાજા 22:3–4</w:t>
+      </w:r>
+    </w:p>
+    <w:p>
+      <w:pPr>
+        <w:pStyle w:val="ListBullet"/>
+        <w:spacing w:line="240" w:lineRule="auto"/>
+        <w:ind w:left="720"/>
+      </w:pPr>
+      <w:r>
+        <w:rPr>
+          <w:lang w:val="gu_IN" w:bidi="gu_IN"/>
+        </w:rPr>
+      </w:r>
+      <w:r>
+        <w:rPr>
+          <w:lang w:val="gu_IN" w:bidi="gu_IN"/>
+        </w:rPr>
+        <w:t>2 કાળવૃતાંત 18:1–3</w:t>
+      </w:r>
+    </w:p>
+    <w:p>
+      <w:pPr>
+        <w:pStyle w:val="ListBullet"/>
+        <w:spacing w:line="240" w:lineRule="auto"/>
+        <w:ind w:left="720"/>
+      </w:pPr>
+      <w:r>
+        <w:rPr>
+          <w:lang w:val="gu_IN" w:bidi="gu_IN"/>
+        </w:rPr>
+      </w:r>
+      <w:r>
+        <w:rPr>
+          <w:lang w:val="gu_IN" w:bidi="gu_IN"/>
+        </w:rPr>
+        <w:t>2 રાજા 8:28–29</w:t>
+      </w:r>
     </w:p>
     <w:p>
       <w:pPr>
@@ -10540,114 +9766,84 @@
           <w:lang w:val="gu_IN" w:bidi="gu_IN"/>
         </w:rPr>
       </w:r>
-      <w:hyperlink r:id="rId141">
-        <w:r>
-          <w:rPr>
-            <w:lang w:val="gu_IN" w:bidi="gu_IN"/>
-          </w:rPr>
-          <w:rPr>
-            <w:color w:val="0000EE"/>
-            <w:u w:val="single"/>
-          </w:rPr>
-          <w:t>હિબ્રૂ 11:29–31</w:t>
-        </w:r>
-      </w:hyperlink>
-    </w:p>
-    <w:p>
-      <w:pPr>
-        <w:pStyle w:val="ListBullet"/>
-        <w:spacing w:line="240" w:lineRule="auto"/>
-        <w:ind w:left="720"/>
-      </w:pPr>
-      <w:r>
-        <w:rPr>
-          <w:lang w:val="gu_IN" w:bidi="gu_IN"/>
-        </w:rPr>
-      </w:r>
-      <w:hyperlink r:id="rId142">
-        <w:r>
-          <w:rPr>
-            <w:lang w:val="gu_IN" w:bidi="gu_IN"/>
-          </w:rPr>
-          <w:rPr>
-            <w:color w:val="0000EE"/>
-            <w:u w:val="single"/>
-          </w:rPr>
-          <w:t>યાકૂબ 2:25–26</w:t>
-        </w:r>
-      </w:hyperlink>
-    </w:p>
-    <w:p>
-      <w:pPr>
-        <w:pStyle w:val="ListBullet"/>
-        <w:spacing w:line="240" w:lineRule="auto"/>
-        <w:ind w:left="720"/>
-      </w:pPr>
-      <w:r>
-        <w:rPr>
-          <w:lang w:val="gu_IN" w:bidi="gu_IN"/>
-        </w:rPr>
-      </w:r>
-      <w:hyperlink r:id="rId143">
-        <w:r>
-          <w:rPr>
-            <w:lang w:val="gu_IN" w:bidi="gu_IN"/>
-          </w:rPr>
-          <w:rPr>
-            <w:color w:val="0000EE"/>
-            <w:u w:val="single"/>
-          </w:rPr>
-          <w:t>યહોશુઆ 2:20–21</w:t>
-        </w:r>
-      </w:hyperlink>
-    </w:p>
-    <w:p>
-      <w:pPr>
-        <w:pStyle w:val="ListBullet"/>
-        <w:spacing w:line="240" w:lineRule="auto"/>
-        <w:ind w:left="720"/>
-      </w:pPr>
-      <w:r>
-        <w:rPr>
-          <w:lang w:val="gu_IN" w:bidi="gu_IN"/>
-        </w:rPr>
-      </w:r>
-      <w:hyperlink r:id="rId144">
-        <w:r>
-          <w:rPr>
-            <w:lang w:val="gu_IN" w:bidi="gu_IN"/>
-          </w:rPr>
-          <w:rPr>
-            <w:color w:val="0000EE"/>
-            <w:u w:val="single"/>
-          </w:rPr>
-          <w:t>યહોશુઆ 6:17–19</w:t>
-        </w:r>
-      </w:hyperlink>
-    </w:p>
-    <w:p>
-      <w:pPr>
-        <w:pStyle w:val="ListBullet"/>
-        <w:spacing w:line="240" w:lineRule="auto"/>
-        <w:ind w:left="720"/>
-      </w:pPr>
-      <w:r>
-        <w:rPr>
-          <w:lang w:val="gu_IN" w:bidi="gu_IN"/>
-        </w:rPr>
-      </w:r>
-      <w:hyperlink r:id="rId145">
-        <w:r>
-          <w:rPr>
-            <w:lang w:val="gu_IN" w:bidi="gu_IN"/>
-          </w:rPr>
-          <w:rPr>
-            <w:color w:val="0000EE"/>
-            <w:u w:val="single"/>
-          </w:rPr>
-          <w:t>માત્થી 1:4–6</w:t>
-        </w:r>
-      </w:hyperlink>
+      <w:r>
+        <w:rPr>
+          <w:lang w:val="gu_IN" w:bidi="gu_IN"/>
+        </w:rPr>
+        <w:t>હિબ્રૂ 11:29–31</w:t>
+      </w:r>
+    </w:p>
+    <w:p>
+      <w:pPr>
+        <w:pStyle w:val="ListBullet"/>
+        <w:spacing w:line="240" w:lineRule="auto"/>
+        <w:ind w:left="720"/>
+      </w:pPr>
+      <w:r>
+        <w:rPr>
+          <w:lang w:val="gu_IN" w:bidi="gu_IN"/>
+        </w:rPr>
+      </w:r>
+      <w:r>
+        <w:rPr>
+          <w:lang w:val="gu_IN" w:bidi="gu_IN"/>
+        </w:rPr>
+        <w:t>યાકૂબ 2:25–26</w:t>
+      </w:r>
+    </w:p>
+    <w:p>
+      <w:pPr>
+        <w:pStyle w:val="ListBullet"/>
+        <w:spacing w:line="240" w:lineRule="auto"/>
+        <w:ind w:left="720"/>
+      </w:pPr>
+      <w:r>
+        <w:rPr>
+          <w:lang w:val="gu_IN" w:bidi="gu_IN"/>
+        </w:rPr>
+      </w:r>
+      <w:r>
+        <w:rPr>
+          <w:lang w:val="gu_IN" w:bidi="gu_IN"/>
+        </w:rPr>
+        <w:t>યહોશુઆ 2:20–21</w:t>
+      </w:r>
+    </w:p>
+    <w:p>
+      <w:pPr>
+        <w:pStyle w:val="ListBullet"/>
+        <w:spacing w:line="240" w:lineRule="auto"/>
+        <w:ind w:left="720"/>
+      </w:pPr>
+      <w:r>
+        <w:rPr>
+          <w:lang w:val="gu_IN" w:bidi="gu_IN"/>
+        </w:rPr>
+      </w:r>
+      <w:r>
+        <w:rPr>
+          <w:lang w:val="gu_IN" w:bidi="gu_IN"/>
+        </w:rPr>
+        <w:t>યહોશુઆ 6:17–19</w:t>
+      </w:r>
+    </w:p>
+    <w:p>
+      <w:pPr>
+        <w:pStyle w:val="ListBullet"/>
+        <w:spacing w:line="240" w:lineRule="auto"/>
+        <w:ind w:left="720"/>
+      </w:pPr>
+      <w:r>
+        <w:rPr>
+          <w:lang w:val="gu_IN" w:bidi="gu_IN"/>
+        </w:rPr>
+      </w:r>
+      <w:r>
+        <w:rPr>
+          <w:lang w:val="gu_IN" w:bidi="gu_IN"/>
+        </w:rPr>
+        <w:t>માત્થી 1:4–6</w:t>
+      </w:r>
     </w:p>
     <w:p>
       <w:pPr>
@@ -11046,138 +10242,102 @@
           <w:lang w:val="gu_IN" w:bidi="gu_IN"/>
         </w:rPr>
       </w:r>
-      <w:hyperlink r:id="rId146">
-        <w:r>
-          <w:rPr>
-            <w:lang w:val="gu_IN" w:bidi="gu_IN"/>
-          </w:rPr>
-          <w:rPr>
-            <w:color w:val="0000EE"/>
-            <w:u w:val="single"/>
-          </w:rPr>
-          <w:t>ઉત્પત્તિ 29:4–6</w:t>
-        </w:r>
-      </w:hyperlink>
-    </w:p>
-    <w:p>
-      <w:pPr>
-        <w:pStyle w:val="ListBullet"/>
-        <w:spacing w:line="240" w:lineRule="auto"/>
-        <w:ind w:left="720"/>
-      </w:pPr>
-      <w:r>
-        <w:rPr>
-          <w:lang w:val="gu_IN" w:bidi="gu_IN"/>
-        </w:rPr>
-      </w:r>
-      <w:hyperlink r:id="rId147">
-        <w:r>
-          <w:rPr>
-            <w:lang w:val="gu_IN" w:bidi="gu_IN"/>
-          </w:rPr>
-          <w:rPr>
-            <w:color w:val="0000EE"/>
-            <w:u w:val="single"/>
-          </w:rPr>
-          <w:t>ઉત્પત્તિ 29:19–20</w:t>
-        </w:r>
-      </w:hyperlink>
-    </w:p>
-    <w:p>
-      <w:pPr>
-        <w:pStyle w:val="ListBullet"/>
-        <w:spacing w:line="240" w:lineRule="auto"/>
-        <w:ind w:left="720"/>
-      </w:pPr>
-      <w:r>
-        <w:rPr>
-          <w:lang w:val="gu_IN" w:bidi="gu_IN"/>
-        </w:rPr>
-      </w:r>
-      <w:hyperlink r:id="rId148">
-        <w:r>
-          <w:rPr>
-            <w:lang w:val="gu_IN" w:bidi="gu_IN"/>
-          </w:rPr>
-          <w:rPr>
-            <w:color w:val="0000EE"/>
-            <w:u w:val="single"/>
-          </w:rPr>
-          <w:t>ઉત્પત્તિ 29:28–30</w:t>
-        </w:r>
-      </w:hyperlink>
-    </w:p>
-    <w:p>
-      <w:pPr>
-        <w:pStyle w:val="ListBullet"/>
-        <w:spacing w:line="240" w:lineRule="auto"/>
-        <w:ind w:left="720"/>
-      </w:pPr>
-      <w:r>
-        <w:rPr>
-          <w:lang w:val="gu_IN" w:bidi="gu_IN"/>
-        </w:rPr>
-      </w:r>
-      <w:hyperlink r:id="rId149">
-        <w:r>
-          <w:rPr>
-            <w:lang w:val="gu_IN" w:bidi="gu_IN"/>
-          </w:rPr>
-          <w:rPr>
-            <w:color w:val="0000EE"/>
-            <w:u w:val="single"/>
-          </w:rPr>
-          <w:t>ઉત્પત્તિ 31:4–6</w:t>
-        </w:r>
-      </w:hyperlink>
-    </w:p>
-    <w:p>
-      <w:pPr>
-        <w:pStyle w:val="ListBullet"/>
-        <w:spacing w:line="240" w:lineRule="auto"/>
-        <w:ind w:left="720"/>
-      </w:pPr>
-      <w:r>
-        <w:rPr>
-          <w:lang w:val="gu_IN" w:bidi="gu_IN"/>
-        </w:rPr>
-      </w:r>
-      <w:hyperlink r:id="rId150">
-        <w:r>
-          <w:rPr>
-            <w:lang w:val="gu_IN" w:bidi="gu_IN"/>
-          </w:rPr>
-          <w:rPr>
-            <w:color w:val="0000EE"/>
-            <w:u w:val="single"/>
-          </w:rPr>
-          <w:t>ઉત્પત્તિ 33:1–3</w:t>
-        </w:r>
-      </w:hyperlink>
-    </w:p>
-    <w:p>
-      <w:pPr>
-        <w:pStyle w:val="ListBullet"/>
-        <w:spacing w:line="240" w:lineRule="auto"/>
-        <w:ind w:left="720"/>
-      </w:pPr>
-      <w:r>
-        <w:rPr>
-          <w:lang w:val="gu_IN" w:bidi="gu_IN"/>
-        </w:rPr>
-      </w:r>
-      <w:hyperlink r:id="rId136">
-        <w:r>
-          <w:rPr>
-            <w:lang w:val="gu_IN" w:bidi="gu_IN"/>
-          </w:rPr>
-          <w:rPr>
-            <w:color w:val="0000EE"/>
-            <w:u w:val="single"/>
-          </w:rPr>
-          <w:t>માથ્થી 2:17–18</w:t>
-        </w:r>
-      </w:hyperlink>
+      <w:r>
+        <w:rPr>
+          <w:lang w:val="gu_IN" w:bidi="gu_IN"/>
+        </w:rPr>
+        <w:t>ઉત્પત્તિ 29:4–6</w:t>
+      </w:r>
+    </w:p>
+    <w:p>
+      <w:pPr>
+        <w:pStyle w:val="ListBullet"/>
+        <w:spacing w:line="240" w:lineRule="auto"/>
+        <w:ind w:left="720"/>
+      </w:pPr>
+      <w:r>
+        <w:rPr>
+          <w:lang w:val="gu_IN" w:bidi="gu_IN"/>
+        </w:rPr>
+      </w:r>
+      <w:r>
+        <w:rPr>
+          <w:lang w:val="gu_IN" w:bidi="gu_IN"/>
+        </w:rPr>
+        <w:t>ઉત્પત્તિ 29:19–20</w:t>
+      </w:r>
+    </w:p>
+    <w:p>
+      <w:pPr>
+        <w:pStyle w:val="ListBullet"/>
+        <w:spacing w:line="240" w:lineRule="auto"/>
+        <w:ind w:left="720"/>
+      </w:pPr>
+      <w:r>
+        <w:rPr>
+          <w:lang w:val="gu_IN" w:bidi="gu_IN"/>
+        </w:rPr>
+      </w:r>
+      <w:r>
+        <w:rPr>
+          <w:lang w:val="gu_IN" w:bidi="gu_IN"/>
+        </w:rPr>
+        <w:t>ઉત્પત્તિ 29:28–30</w:t>
+      </w:r>
+    </w:p>
+    <w:p>
+      <w:pPr>
+        <w:pStyle w:val="ListBullet"/>
+        <w:spacing w:line="240" w:lineRule="auto"/>
+        <w:ind w:left="720"/>
+      </w:pPr>
+      <w:r>
+        <w:rPr>
+          <w:lang w:val="gu_IN" w:bidi="gu_IN"/>
+        </w:rPr>
+      </w:r>
+      <w:r>
+        <w:rPr>
+          <w:lang w:val="gu_IN" w:bidi="gu_IN"/>
+        </w:rPr>
+        <w:t>ઉત્પત્તિ 31:4–6</w:t>
+      </w:r>
+    </w:p>
+    <w:p>
+      <w:pPr>
+        <w:pStyle w:val="ListBullet"/>
+        <w:spacing w:line="240" w:lineRule="auto"/>
+        <w:ind w:left="720"/>
+      </w:pPr>
+      <w:r>
+        <w:rPr>
+          <w:lang w:val="gu_IN" w:bidi="gu_IN"/>
+        </w:rPr>
+      </w:r>
+      <w:r>
+        <w:rPr>
+          <w:lang w:val="gu_IN" w:bidi="gu_IN"/>
+        </w:rPr>
+        <w:t>ઉત્પત્તિ 33:1–3</w:t>
+      </w:r>
+    </w:p>
+    <w:p>
+      <w:pPr>
+        <w:pStyle w:val="ListBullet"/>
+        <w:spacing w:line="240" w:lineRule="auto"/>
+        <w:ind w:left="720"/>
+      </w:pPr>
+      <w:r>
+        <w:rPr>
+          <w:lang w:val="gu_IN" w:bidi="gu_IN"/>
+        </w:rPr>
+      </w:r>
+      <w:r>
+        <w:rPr>
+          <w:lang w:val="gu_IN" w:bidi="gu_IN"/>
+        </w:rPr>
+        <w:t>માથ્થી 2:17–18</w:t>
+      </w:r>
     </w:p>
     <w:p>
       <w:pPr>
@@ -11467,138 +10627,102 @@
           <w:lang w:val="gu_IN" w:bidi="gu_IN"/>
         </w:rPr>
       </w:r>
-      <w:hyperlink r:id="rId151">
-        <w:r>
-          <w:rPr>
-            <w:lang w:val="gu_IN" w:bidi="gu_IN"/>
-          </w:rPr>
-          <w:rPr>
-            <w:color w:val="0000EE"/>
-            <w:u w:val="single"/>
-          </w:rPr>
-          <w:t>ઉત્પત્તિ 24:15–16</w:t>
-        </w:r>
-      </w:hyperlink>
-    </w:p>
-    <w:p>
-      <w:pPr>
-        <w:pStyle w:val="ListBullet"/>
-        <w:spacing w:line="240" w:lineRule="auto"/>
-        <w:ind w:left="720"/>
-      </w:pPr>
-      <w:r>
-        <w:rPr>
-          <w:lang w:val="gu_IN" w:bidi="gu_IN"/>
-        </w:rPr>
-      </w:r>
-      <w:hyperlink r:id="rId152">
-        <w:r>
-          <w:rPr>
-            <w:lang w:val="gu_IN" w:bidi="gu_IN"/>
-          </w:rPr>
-          <w:rPr>
-            <w:color w:val="0000EE"/>
-            <w:u w:val="single"/>
-          </w:rPr>
-          <w:t>ઉત્પત્તિ 24:45–46</w:t>
-        </w:r>
-      </w:hyperlink>
-    </w:p>
-    <w:p>
-      <w:pPr>
-        <w:pStyle w:val="ListBullet"/>
-        <w:spacing w:line="240" w:lineRule="auto"/>
-        <w:ind w:left="720"/>
-      </w:pPr>
-      <w:r>
-        <w:rPr>
-          <w:lang w:val="gu_IN" w:bidi="gu_IN"/>
-        </w:rPr>
-      </w:r>
-      <w:hyperlink r:id="rId153">
-        <w:r>
-          <w:rPr>
-            <w:lang w:val="gu_IN" w:bidi="gu_IN"/>
-          </w:rPr>
-          <w:rPr>
-            <w:color w:val="0000EE"/>
-            <w:u w:val="single"/>
-          </w:rPr>
-          <w:t>ઉત્પત્તિ 24:56–58</w:t>
-        </w:r>
-      </w:hyperlink>
-    </w:p>
-    <w:p>
-      <w:pPr>
-        <w:pStyle w:val="ListBullet"/>
-        <w:spacing w:line="240" w:lineRule="auto"/>
-        <w:ind w:left="720"/>
-      </w:pPr>
-      <w:r>
-        <w:rPr>
-          <w:lang w:val="gu_IN" w:bidi="gu_IN"/>
-        </w:rPr>
-      </w:r>
-      <w:hyperlink r:id="rId154">
-        <w:r>
-          <w:rPr>
-            <w:lang w:val="gu_IN" w:bidi="gu_IN"/>
-          </w:rPr>
-          <w:rPr>
-            <w:color w:val="0000EE"/>
-            <w:u w:val="single"/>
-          </w:rPr>
-          <w:t>ઉત્પત્તિ 24:63–65</w:t>
-        </w:r>
-      </w:hyperlink>
-    </w:p>
-    <w:p>
-      <w:pPr>
-        <w:pStyle w:val="ListBullet"/>
-        <w:spacing w:line="240" w:lineRule="auto"/>
-        <w:ind w:left="720"/>
-      </w:pPr>
-      <w:r>
-        <w:rPr>
-          <w:lang w:val="gu_IN" w:bidi="gu_IN"/>
-        </w:rPr>
-      </w:r>
-      <w:hyperlink r:id="rId155">
-        <w:r>
-          <w:rPr>
-            <w:lang w:val="gu_IN" w:bidi="gu_IN"/>
-          </w:rPr>
-          <w:rPr>
-            <w:color w:val="0000EE"/>
-            <w:u w:val="single"/>
-          </w:rPr>
-          <w:t>ઉત્પત્તિ 25:27–28</w:t>
-        </w:r>
-      </w:hyperlink>
-    </w:p>
-    <w:p>
-      <w:pPr>
-        <w:pStyle w:val="ListBullet"/>
-        <w:spacing w:line="240" w:lineRule="auto"/>
-        <w:ind w:left="720"/>
-      </w:pPr>
-      <w:r>
-        <w:rPr>
-          <w:lang w:val="gu_IN" w:bidi="gu_IN"/>
-        </w:rPr>
-      </w:r>
-      <w:hyperlink r:id="rId156">
-        <w:r>
-          <w:rPr>
-            <w:lang w:val="gu_IN" w:bidi="gu_IN"/>
-          </w:rPr>
-          <w:rPr>
-            <w:color w:val="0000EE"/>
-            <w:u w:val="single"/>
-          </w:rPr>
-          <w:t>ઉત્પત્તિ 26:6–8</w:t>
-        </w:r>
-      </w:hyperlink>
+      <w:r>
+        <w:rPr>
+          <w:lang w:val="gu_IN" w:bidi="gu_IN"/>
+        </w:rPr>
+        <w:t>ઉત્પત્તિ 24:15–16</w:t>
+      </w:r>
+    </w:p>
+    <w:p>
+      <w:pPr>
+        <w:pStyle w:val="ListBullet"/>
+        <w:spacing w:line="240" w:lineRule="auto"/>
+        <w:ind w:left="720"/>
+      </w:pPr>
+      <w:r>
+        <w:rPr>
+          <w:lang w:val="gu_IN" w:bidi="gu_IN"/>
+        </w:rPr>
+      </w:r>
+      <w:r>
+        <w:rPr>
+          <w:lang w:val="gu_IN" w:bidi="gu_IN"/>
+        </w:rPr>
+        <w:t>ઉત્પત્તિ 24:45–46</w:t>
+      </w:r>
+    </w:p>
+    <w:p>
+      <w:pPr>
+        <w:pStyle w:val="ListBullet"/>
+        <w:spacing w:line="240" w:lineRule="auto"/>
+        <w:ind w:left="720"/>
+      </w:pPr>
+      <w:r>
+        <w:rPr>
+          <w:lang w:val="gu_IN" w:bidi="gu_IN"/>
+        </w:rPr>
+      </w:r>
+      <w:r>
+        <w:rPr>
+          <w:lang w:val="gu_IN" w:bidi="gu_IN"/>
+        </w:rPr>
+        <w:t>ઉત્પત્તિ 24:56–58</w:t>
+      </w:r>
+    </w:p>
+    <w:p>
+      <w:pPr>
+        <w:pStyle w:val="ListBullet"/>
+        <w:spacing w:line="240" w:lineRule="auto"/>
+        <w:ind w:left="720"/>
+      </w:pPr>
+      <w:r>
+        <w:rPr>
+          <w:lang w:val="gu_IN" w:bidi="gu_IN"/>
+        </w:rPr>
+      </w:r>
+      <w:r>
+        <w:rPr>
+          <w:lang w:val="gu_IN" w:bidi="gu_IN"/>
+        </w:rPr>
+        <w:t>ઉત્પત્તિ 24:63–65</w:t>
+      </w:r>
+    </w:p>
+    <w:p>
+      <w:pPr>
+        <w:pStyle w:val="ListBullet"/>
+        <w:spacing w:line="240" w:lineRule="auto"/>
+        <w:ind w:left="720"/>
+      </w:pPr>
+      <w:r>
+        <w:rPr>
+          <w:lang w:val="gu_IN" w:bidi="gu_IN"/>
+        </w:rPr>
+      </w:r>
+      <w:r>
+        <w:rPr>
+          <w:lang w:val="gu_IN" w:bidi="gu_IN"/>
+        </w:rPr>
+        <w:t>ઉત્પત્તિ 25:27–28</w:t>
+      </w:r>
+    </w:p>
+    <w:p>
+      <w:pPr>
+        <w:pStyle w:val="ListBullet"/>
+        <w:spacing w:line="240" w:lineRule="auto"/>
+        <w:ind w:left="720"/>
+      </w:pPr>
+      <w:r>
+        <w:rPr>
+          <w:lang w:val="gu_IN" w:bidi="gu_IN"/>
+        </w:rPr>
+      </w:r>
+      <w:r>
+        <w:rPr>
+          <w:lang w:val="gu_IN" w:bidi="gu_IN"/>
+        </w:rPr>
+        <w:t>ઉત્પત્તિ 26:6–8</w:t>
+      </w:r>
     </w:p>
     <w:p>
       <w:pPr>
@@ -12122,90 +11246,66 @@
           <w:lang w:val="gu_IN" w:bidi="gu_IN"/>
         </w:rPr>
       </w:r>
-      <w:hyperlink r:id="rId93">
-        <w:r>
-          <w:rPr>
-            <w:lang w:val="gu_IN" w:bidi="gu_IN"/>
-          </w:rPr>
-          <w:rPr>
-            <w:color w:val="0000EE"/>
-            <w:u w:val="single"/>
-          </w:rPr>
-          <w:t>2 રાજાઓ 5:17–19</w:t>
-        </w:r>
-      </w:hyperlink>
-    </w:p>
-    <w:p>
-      <w:pPr>
-        <w:pStyle w:val="ListBullet"/>
-        <w:spacing w:line="240" w:lineRule="auto"/>
-        <w:ind w:left="720"/>
-      </w:pPr>
-      <w:r>
-        <w:rPr>
-          <w:lang w:val="gu_IN" w:bidi="gu_IN"/>
-        </w:rPr>
-      </w:r>
-      <w:hyperlink r:id="rId157">
-        <w:r>
-          <w:rPr>
-            <w:lang w:val="gu_IN" w:bidi="gu_IN"/>
-          </w:rPr>
-          <w:rPr>
-            <w:color w:val="0000EE"/>
-            <w:u w:val="single"/>
-          </w:rPr>
-          <w:t>2 શમુએલ 4:5–7</w:t>
-        </w:r>
-      </w:hyperlink>
-    </w:p>
-    <w:p>
-      <w:pPr>
-        <w:pStyle w:val="ListBullet"/>
-        <w:spacing w:line="240" w:lineRule="auto"/>
-        <w:ind w:left="720"/>
-      </w:pPr>
-      <w:r>
-        <w:rPr>
-          <w:lang w:val="gu_IN" w:bidi="gu_IN"/>
-        </w:rPr>
-      </w:r>
-      <w:hyperlink r:id="rId158">
-        <w:r>
-          <w:rPr>
-            <w:lang w:val="gu_IN" w:bidi="gu_IN"/>
-          </w:rPr>
-          <w:rPr>
-            <w:color w:val="0000EE"/>
-            <w:u w:val="single"/>
-          </w:rPr>
-          <w:t>ન્યાયાધીશો 20:45–46</w:t>
-        </w:r>
-      </w:hyperlink>
-    </w:p>
-    <w:p>
-      <w:pPr>
-        <w:pStyle w:val="ListBullet"/>
-        <w:spacing w:line="240" w:lineRule="auto"/>
-        <w:ind w:left="720"/>
-      </w:pPr>
-      <w:r>
-        <w:rPr>
-          <w:lang w:val="gu_IN" w:bidi="gu_IN"/>
-        </w:rPr>
-      </w:r>
-      <w:hyperlink r:id="rId159">
-        <w:r>
-          <w:rPr>
-            <w:lang w:val="gu_IN" w:bidi="gu_IN"/>
-          </w:rPr>
-          <w:rPr>
-            <w:color w:val="0000EE"/>
-            <w:u w:val="single"/>
-          </w:rPr>
-          <w:t>ન્યાયાધીશો 21:13–15</w:t>
-        </w:r>
-      </w:hyperlink>
+      <w:r>
+        <w:rPr>
+          <w:lang w:val="gu_IN" w:bidi="gu_IN"/>
+        </w:rPr>
+        <w:t>2 રાજાઓ 5:17–19</w:t>
+      </w:r>
+    </w:p>
+    <w:p>
+      <w:pPr>
+        <w:pStyle w:val="ListBullet"/>
+        <w:spacing w:line="240" w:lineRule="auto"/>
+        <w:ind w:left="720"/>
+      </w:pPr>
+      <w:r>
+        <w:rPr>
+          <w:lang w:val="gu_IN" w:bidi="gu_IN"/>
+        </w:rPr>
+      </w:r>
+      <w:r>
+        <w:rPr>
+          <w:lang w:val="gu_IN" w:bidi="gu_IN"/>
+        </w:rPr>
+        <w:t>2 શમુએલ 4:5–7</w:t>
+      </w:r>
+    </w:p>
+    <w:p>
+      <w:pPr>
+        <w:pStyle w:val="ListBullet"/>
+        <w:spacing w:line="240" w:lineRule="auto"/>
+        <w:ind w:left="720"/>
+      </w:pPr>
+      <w:r>
+        <w:rPr>
+          <w:lang w:val="gu_IN" w:bidi="gu_IN"/>
+        </w:rPr>
+      </w:r>
+      <w:r>
+        <w:rPr>
+          <w:lang w:val="gu_IN" w:bidi="gu_IN"/>
+        </w:rPr>
+        <w:t>ન્યાયાધીશો 20:45–46</w:t>
+      </w:r>
+    </w:p>
+    <w:p>
+      <w:pPr>
+        <w:pStyle w:val="ListBullet"/>
+        <w:spacing w:line="240" w:lineRule="auto"/>
+        <w:ind w:left="720"/>
+      </w:pPr>
+      <w:r>
+        <w:rPr>
+          <w:lang w:val="gu_IN" w:bidi="gu_IN"/>
+        </w:rPr>
+      </w:r>
+      <w:r>
+        <w:rPr>
+          <w:lang w:val="gu_IN" w:bidi="gu_IN"/>
+        </w:rPr>
+        <w:t>ન્યાયાધીશો 21:13–15</w:t>
+      </w:r>
     </w:p>
     <w:p>
       <w:pPr>
@@ -12721,90 +11821,66 @@
           <w:lang w:val="gu_IN" w:bidi="gu_IN"/>
         </w:rPr>
       </w:r>
-      <w:hyperlink r:id="rId145">
-        <w:r>
-          <w:rPr>
-            <w:lang w:val="gu_IN" w:bidi="gu_IN"/>
-          </w:rPr>
-          <w:rPr>
-            <w:color w:val="0000EE"/>
-            <w:u w:val="single"/>
-          </w:rPr>
-          <w:t>માથ્થી 1:4–6</w:t>
-        </w:r>
-      </w:hyperlink>
-    </w:p>
-    <w:p>
-      <w:pPr>
-        <w:pStyle w:val="ListBullet"/>
-        <w:spacing w:line="240" w:lineRule="auto"/>
-        <w:ind w:left="720"/>
-      </w:pPr>
-      <w:r>
-        <w:rPr>
-          <w:lang w:val="gu_IN" w:bidi="gu_IN"/>
-        </w:rPr>
-      </w:r>
-      <w:hyperlink r:id="rId160">
-        <w:r>
-          <w:rPr>
-            <w:lang w:val="gu_IN" w:bidi="gu_IN"/>
-          </w:rPr>
-          <w:rPr>
-            <w:color w:val="0000EE"/>
-            <w:u w:val="single"/>
-          </w:rPr>
-          <w:t>રૂથ 1:3–5</w:t>
-        </w:r>
-      </w:hyperlink>
-    </w:p>
-    <w:p>
-      <w:pPr>
-        <w:pStyle w:val="ListBullet"/>
-        <w:spacing w:line="240" w:lineRule="auto"/>
-        <w:ind w:left="720"/>
-      </w:pPr>
-      <w:r>
-        <w:rPr>
-          <w:lang w:val="gu_IN" w:bidi="gu_IN"/>
-        </w:rPr>
-      </w:r>
-      <w:hyperlink r:id="rId161">
-        <w:r>
-          <w:rPr>
-            <w:lang w:val="gu_IN" w:bidi="gu_IN"/>
-          </w:rPr>
-          <w:rPr>
-            <w:color w:val="0000EE"/>
-            <w:u w:val="single"/>
-          </w:rPr>
-          <w:t>રૂથ 3:8–9</w:t>
-        </w:r>
-      </w:hyperlink>
-    </w:p>
-    <w:p>
-      <w:pPr>
-        <w:pStyle w:val="ListBullet"/>
-        <w:spacing w:line="240" w:lineRule="auto"/>
-        <w:ind w:left="720"/>
-      </w:pPr>
-      <w:r>
-        <w:rPr>
-          <w:lang w:val="gu_IN" w:bidi="gu_IN"/>
-        </w:rPr>
-      </w:r>
-      <w:hyperlink r:id="rId162">
-        <w:r>
-          <w:rPr>
-            <w:lang w:val="gu_IN" w:bidi="gu_IN"/>
-          </w:rPr>
-          <w:rPr>
-            <w:color w:val="0000EE"/>
-            <w:u w:val="single"/>
-          </w:rPr>
-          <w:t>રૂથ 4:5–6</w:t>
-        </w:r>
-      </w:hyperlink>
+      <w:r>
+        <w:rPr>
+          <w:lang w:val="gu_IN" w:bidi="gu_IN"/>
+        </w:rPr>
+        <w:t>માથ્થી 1:4–6</w:t>
+      </w:r>
+    </w:p>
+    <w:p>
+      <w:pPr>
+        <w:pStyle w:val="ListBullet"/>
+        <w:spacing w:line="240" w:lineRule="auto"/>
+        <w:ind w:left="720"/>
+      </w:pPr>
+      <w:r>
+        <w:rPr>
+          <w:lang w:val="gu_IN" w:bidi="gu_IN"/>
+        </w:rPr>
+      </w:r>
+      <w:r>
+        <w:rPr>
+          <w:lang w:val="gu_IN" w:bidi="gu_IN"/>
+        </w:rPr>
+        <w:t>રૂથ 1:3–5</w:t>
+      </w:r>
+    </w:p>
+    <w:p>
+      <w:pPr>
+        <w:pStyle w:val="ListBullet"/>
+        <w:spacing w:line="240" w:lineRule="auto"/>
+        <w:ind w:left="720"/>
+      </w:pPr>
+      <w:r>
+        <w:rPr>
+          <w:lang w:val="gu_IN" w:bidi="gu_IN"/>
+        </w:rPr>
+      </w:r>
+      <w:r>
+        <w:rPr>
+          <w:lang w:val="gu_IN" w:bidi="gu_IN"/>
+        </w:rPr>
+        <w:t>રૂથ 3:8–9</w:t>
+      </w:r>
+    </w:p>
+    <w:p>
+      <w:pPr>
+        <w:pStyle w:val="ListBullet"/>
+        <w:spacing w:line="240" w:lineRule="auto"/>
+        <w:ind w:left="720"/>
+      </w:pPr>
+      <w:r>
+        <w:rPr>
+          <w:lang w:val="gu_IN" w:bidi="gu_IN"/>
+        </w:rPr>
+      </w:r>
+      <w:r>
+        <w:rPr>
+          <w:lang w:val="gu_IN" w:bidi="gu_IN"/>
+        </w:rPr>
+        <w:t>રૂથ 4:5–6</w:t>
+      </w:r>
     </w:p>
     <w:p>
       <w:pPr>
@@ -13065,90 +12141,66 @@
           <w:lang w:val="gu_IN" w:bidi="gu_IN"/>
         </w:rPr>
       </w:r>
-      <w:hyperlink r:id="rId163">
-        <w:r>
-          <w:rPr>
-            <w:lang w:val="gu_IN" w:bidi="gu_IN"/>
-          </w:rPr>
-          <w:rPr>
-            <w:color w:val="0000EE"/>
-            <w:u w:val="single"/>
-          </w:rPr>
-          <w:t>ઉત્પત્તિ 29:31–32</w:t>
-        </w:r>
-      </w:hyperlink>
-    </w:p>
-    <w:p>
-      <w:pPr>
-        <w:pStyle w:val="ListBullet"/>
-        <w:spacing w:line="240" w:lineRule="auto"/>
-        <w:ind w:left="720"/>
-      </w:pPr>
-      <w:r>
-        <w:rPr>
-          <w:lang w:val="gu_IN" w:bidi="gu_IN"/>
-        </w:rPr>
-      </w:r>
-      <w:hyperlink r:id="rId164">
-        <w:r>
-          <w:rPr>
-            <w:lang w:val="gu_IN" w:bidi="gu_IN"/>
-          </w:rPr>
-          <w:rPr>
-            <w:color w:val="0000EE"/>
-            <w:u w:val="single"/>
-          </w:rPr>
-          <w:t>ઉત્પત્તિ 35:21–22</w:t>
-        </w:r>
-      </w:hyperlink>
-    </w:p>
-    <w:p>
-      <w:pPr>
-        <w:pStyle w:val="ListBullet"/>
-        <w:spacing w:line="240" w:lineRule="auto"/>
-        <w:ind w:left="720"/>
-      </w:pPr>
-      <w:r>
-        <w:rPr>
-          <w:lang w:val="gu_IN" w:bidi="gu_IN"/>
-        </w:rPr>
-      </w:r>
-      <w:hyperlink r:id="rId165">
-        <w:r>
-          <w:rPr>
-            <w:lang w:val="gu_IN" w:bidi="gu_IN"/>
-          </w:rPr>
-          <w:rPr>
-            <w:color w:val="0000EE"/>
-            <w:u w:val="single"/>
-          </w:rPr>
-          <w:t>ઉત્પત્તિ 42:21–22</w:t>
-        </w:r>
-      </w:hyperlink>
-    </w:p>
-    <w:p>
-      <w:pPr>
-        <w:pStyle w:val="ListBullet"/>
-        <w:spacing w:line="240" w:lineRule="auto"/>
-        <w:ind w:left="720"/>
-      </w:pPr>
-      <w:r>
-        <w:rPr>
-          <w:lang w:val="gu_IN" w:bidi="gu_IN"/>
-        </w:rPr>
-      </w:r>
-      <w:hyperlink r:id="rId166">
-        <w:r>
-          <w:rPr>
-            <w:lang w:val="gu_IN" w:bidi="gu_IN"/>
-          </w:rPr>
-          <w:rPr>
-            <w:color w:val="0000EE"/>
-            <w:u w:val="single"/>
-          </w:rPr>
-          <w:t>ઉત્પત્તિ 42:37–38</w:t>
-        </w:r>
-      </w:hyperlink>
+      <w:r>
+        <w:rPr>
+          <w:lang w:val="gu_IN" w:bidi="gu_IN"/>
+        </w:rPr>
+        <w:t>ઉત્પત્તિ 29:31–32</w:t>
+      </w:r>
+    </w:p>
+    <w:p>
+      <w:pPr>
+        <w:pStyle w:val="ListBullet"/>
+        <w:spacing w:line="240" w:lineRule="auto"/>
+        <w:ind w:left="720"/>
+      </w:pPr>
+      <w:r>
+        <w:rPr>
+          <w:lang w:val="gu_IN" w:bidi="gu_IN"/>
+        </w:rPr>
+      </w:r>
+      <w:r>
+        <w:rPr>
+          <w:lang w:val="gu_IN" w:bidi="gu_IN"/>
+        </w:rPr>
+        <w:t>ઉત્પત્તિ 35:21–22</w:t>
+      </w:r>
+    </w:p>
+    <w:p>
+      <w:pPr>
+        <w:pStyle w:val="ListBullet"/>
+        <w:spacing w:line="240" w:lineRule="auto"/>
+        <w:ind w:left="720"/>
+      </w:pPr>
+      <w:r>
+        <w:rPr>
+          <w:lang w:val="gu_IN" w:bidi="gu_IN"/>
+        </w:rPr>
+      </w:r>
+      <w:r>
+        <w:rPr>
+          <w:lang w:val="gu_IN" w:bidi="gu_IN"/>
+        </w:rPr>
+        <w:t>ઉત્પત્તિ 42:21–22</w:t>
+      </w:r>
+    </w:p>
+    <w:p>
+      <w:pPr>
+        <w:pStyle w:val="ListBullet"/>
+        <w:spacing w:line="240" w:lineRule="auto"/>
+        <w:ind w:left="720"/>
+      </w:pPr>
+      <w:r>
+        <w:rPr>
+          <w:lang w:val="gu_IN" w:bidi="gu_IN"/>
+        </w:rPr>
+      </w:r>
+      <w:r>
+        <w:rPr>
+          <w:lang w:val="gu_IN" w:bidi="gu_IN"/>
+        </w:rPr>
+        <w:t>ઉત્પત્તિ 42:37–38</w:t>
+      </w:r>
     </w:p>
     <w:p>
       <w:pPr>
@@ -13551,162 +12603,120 @@
           <w:lang w:val="gu_IN" w:bidi="gu_IN"/>
         </w:rPr>
       </w:r>
-      <w:hyperlink r:id="rId167">
-        <w:r>
-          <w:rPr>
-            <w:lang w:val="gu_IN" w:bidi="gu_IN"/>
-          </w:rPr>
-          <w:rPr>
-            <w:color w:val="0000EE"/>
-            <w:u w:val="single"/>
-          </w:rPr>
-          <w:t>પ્રેરિતો 2:46–47</w:t>
-        </w:r>
-      </w:hyperlink>
-    </w:p>
-    <w:p>
-      <w:pPr>
-        <w:pStyle w:val="ListBullet"/>
-        <w:spacing w:line="240" w:lineRule="auto"/>
-        <w:ind w:left="720"/>
-      </w:pPr>
-      <w:r>
-        <w:rPr>
-          <w:lang w:val="gu_IN" w:bidi="gu_IN"/>
-        </w:rPr>
-      </w:r>
-      <w:hyperlink r:id="rId168">
-        <w:r>
-          <w:rPr>
-            <w:lang w:val="gu_IN" w:bidi="gu_IN"/>
-          </w:rPr>
-          <w:rPr>
-            <w:color w:val="0000EE"/>
-            <w:u w:val="single"/>
-          </w:rPr>
-          <w:t>પ્રેરિતો 27:33–35</w:t>
-        </w:r>
-      </w:hyperlink>
-    </w:p>
-    <w:p>
-      <w:pPr>
-        <w:pStyle w:val="ListBullet"/>
-        <w:spacing w:line="240" w:lineRule="auto"/>
-        <w:ind w:left="720"/>
-      </w:pPr>
-      <w:r>
-        <w:rPr>
-          <w:lang w:val="gu_IN" w:bidi="gu_IN"/>
-        </w:rPr>
-      </w:r>
-      <w:hyperlink r:id="rId169">
-        <w:r>
-          <w:rPr>
-            <w:lang w:val="gu_IN" w:bidi="gu_IN"/>
-          </w:rPr>
-          <w:rPr>
-            <w:color w:val="0000EE"/>
-            <w:u w:val="single"/>
-          </w:rPr>
-          <w:t>નિર્ગમન 16:13–15</w:t>
-        </w:r>
-      </w:hyperlink>
-    </w:p>
-    <w:p>
-      <w:pPr>
-        <w:pStyle w:val="ListBullet"/>
-        <w:spacing w:line="240" w:lineRule="auto"/>
-        <w:ind w:left="720"/>
-      </w:pPr>
-      <w:r>
-        <w:rPr>
-          <w:lang w:val="gu_IN" w:bidi="gu_IN"/>
-        </w:rPr>
-      </w:r>
-      <w:hyperlink r:id="rId44">
-        <w:r>
-          <w:rPr>
-            <w:lang w:val="gu_IN" w:bidi="gu_IN"/>
-          </w:rPr>
-          <w:rPr>
-            <w:color w:val="0000EE"/>
-            <w:u w:val="single"/>
-          </w:rPr>
-          <w:t>લૂક 9:12–14</w:t>
-        </w:r>
-      </w:hyperlink>
-    </w:p>
-    <w:p>
-      <w:pPr>
-        <w:pStyle w:val="ListBullet"/>
-        <w:spacing w:line="240" w:lineRule="auto"/>
-        <w:ind w:left="720"/>
-      </w:pPr>
-      <w:r>
-        <w:rPr>
-          <w:lang w:val="gu_IN" w:bidi="gu_IN"/>
-        </w:rPr>
-      </w:r>
-      <w:hyperlink r:id="rId170">
-        <w:r>
-          <w:rPr>
-            <w:lang w:val="gu_IN" w:bidi="gu_IN"/>
-          </w:rPr>
-          <w:rPr>
-            <w:color w:val="0000EE"/>
-            <w:u w:val="single"/>
-          </w:rPr>
-          <w:t>માર્ક 6:37–38</w:t>
-        </w:r>
-      </w:hyperlink>
-    </w:p>
-    <w:p>
-      <w:pPr>
-        <w:pStyle w:val="ListBullet"/>
-        <w:spacing w:line="240" w:lineRule="auto"/>
-        <w:ind w:left="720"/>
-      </w:pPr>
-      <w:r>
-        <w:rPr>
-          <w:lang w:val="gu_IN" w:bidi="gu_IN"/>
-        </w:rPr>
-      </w:r>
-      <w:hyperlink r:id="rId46">
-        <w:r>
-          <w:rPr>
-            <w:lang w:val="gu_IN" w:bidi="gu_IN"/>
-          </w:rPr>
-          <w:rPr>
-            <w:color w:val="0000EE"/>
-            <w:u w:val="single"/>
-          </w:rPr>
-          <w:t>માથ્થી 4:1–4</w:t>
-        </w:r>
-      </w:hyperlink>
-    </w:p>
-    <w:p>
-      <w:pPr>
-        <w:pStyle w:val="ListBullet"/>
-        <w:spacing w:line="240" w:lineRule="auto"/>
-        <w:ind w:left="720"/>
-      </w:pPr>
-      <w:r>
-        <w:rPr>
-          <w:lang w:val="gu_IN" w:bidi="gu_IN"/>
-        </w:rPr>
-      </w:r>
-      <w:hyperlink r:id="rId171">
-        <w:r>
-          <w:rPr>
-            <w:lang w:val="gu_IN" w:bidi="gu_IN"/>
-          </w:rPr>
-          <w:rPr>
-            <w:color w:val="0000EE"/>
-            <w:u w:val="single"/>
-          </w:rPr>
-          <w:t>માથ્થી 11:18–19</w:t>
-        </w:r>
-      </w:hyperlink>
+      <w:r>
+        <w:rPr>
+          <w:lang w:val="gu_IN" w:bidi="gu_IN"/>
+        </w:rPr>
+        <w:t>પ્રેરિતો 2:46–47</w:t>
+      </w:r>
+    </w:p>
+    <w:p>
+      <w:pPr>
+        <w:pStyle w:val="ListBullet"/>
+        <w:spacing w:line="240" w:lineRule="auto"/>
+        <w:ind w:left="720"/>
+      </w:pPr>
+      <w:r>
+        <w:rPr>
+          <w:lang w:val="gu_IN" w:bidi="gu_IN"/>
+        </w:rPr>
+      </w:r>
+      <w:r>
+        <w:rPr>
+          <w:lang w:val="gu_IN" w:bidi="gu_IN"/>
+        </w:rPr>
+        <w:t>પ્રેરિતો 27:33–35</w:t>
+      </w:r>
+    </w:p>
+    <w:p>
+      <w:pPr>
+        <w:pStyle w:val="ListBullet"/>
+        <w:spacing w:line="240" w:lineRule="auto"/>
+        <w:ind w:left="720"/>
+      </w:pPr>
+      <w:r>
+        <w:rPr>
+          <w:lang w:val="gu_IN" w:bidi="gu_IN"/>
+        </w:rPr>
+      </w:r>
+      <w:r>
+        <w:rPr>
+          <w:lang w:val="gu_IN" w:bidi="gu_IN"/>
+        </w:rPr>
+        <w:t>નિર્ગમન 16:13–15</w:t>
+      </w:r>
+    </w:p>
+    <w:p>
+      <w:pPr>
+        <w:pStyle w:val="ListBullet"/>
+        <w:spacing w:line="240" w:lineRule="auto"/>
+        <w:ind w:left="720"/>
+      </w:pPr>
+      <w:r>
+        <w:rPr>
+          <w:lang w:val="gu_IN" w:bidi="gu_IN"/>
+        </w:rPr>
+      </w:r>
+      <w:r>
+        <w:rPr>
+          <w:lang w:val="gu_IN" w:bidi="gu_IN"/>
+        </w:rPr>
+        <w:t>લૂક 9:12–14</w:t>
+      </w:r>
+    </w:p>
+    <w:p>
+      <w:pPr>
+        <w:pStyle w:val="ListBullet"/>
+        <w:spacing w:line="240" w:lineRule="auto"/>
+        <w:ind w:left="720"/>
+      </w:pPr>
+      <w:r>
+        <w:rPr>
+          <w:lang w:val="gu_IN" w:bidi="gu_IN"/>
+        </w:rPr>
+      </w:r>
+      <w:r>
+        <w:rPr>
+          <w:lang w:val="gu_IN" w:bidi="gu_IN"/>
+        </w:rPr>
+        <w:t>માર્ક 6:37–38</w:t>
+      </w:r>
+    </w:p>
+    <w:p>
+      <w:pPr>
+        <w:pStyle w:val="ListBullet"/>
+        <w:spacing w:line="240" w:lineRule="auto"/>
+        <w:ind w:left="720"/>
+      </w:pPr>
+      <w:r>
+        <w:rPr>
+          <w:lang w:val="gu_IN" w:bidi="gu_IN"/>
+        </w:rPr>
+      </w:r>
+      <w:r>
+        <w:rPr>
+          <w:lang w:val="gu_IN" w:bidi="gu_IN"/>
+        </w:rPr>
+        <w:t>માથ્થી 4:1–4</w:t>
+      </w:r>
+    </w:p>
+    <w:p>
+      <w:pPr>
+        <w:pStyle w:val="ListBullet"/>
+        <w:spacing w:line="240" w:lineRule="auto"/>
+        <w:ind w:left="720"/>
+      </w:pPr>
+      <w:r>
+        <w:rPr>
+          <w:lang w:val="gu_IN" w:bidi="gu_IN"/>
+        </w:rPr>
+      </w:r>
+      <w:r>
+        <w:rPr>
+          <w:lang w:val="gu_IN" w:bidi="gu_IN"/>
+        </w:rPr>
+        <w:t>માથ્થી 11:18–19</w:t>
+      </w:r>
     </w:p>
     <w:p>
       <w:pPr>
@@ -13959,90 +12969,66 @@
           <w:lang w:val="gu_IN" w:bidi="gu_IN"/>
         </w:rPr>
       </w:r>
-      <w:hyperlink r:id="rId172">
-        <w:r>
-          <w:rPr>
-            <w:lang w:val="gu_IN" w:bidi="gu_IN"/>
-          </w:rPr>
-          <w:rPr>
-            <w:color w:val="0000EE"/>
-            <w:u w:val="single"/>
-          </w:rPr>
-          <w:t>2 તિમોથી 1:15–18</w:t>
-        </w:r>
-      </w:hyperlink>
-    </w:p>
-    <w:p>
-      <w:pPr>
-        <w:pStyle w:val="ListBullet"/>
-        <w:spacing w:line="240" w:lineRule="auto"/>
-        <w:ind w:left="720"/>
-      </w:pPr>
-      <w:r>
-        <w:rPr>
-          <w:lang w:val="gu_IN" w:bidi="gu_IN"/>
-        </w:rPr>
-      </w:r>
-      <w:hyperlink r:id="rId173">
-        <w:r>
-          <w:rPr>
-            <w:lang w:val="gu_IN" w:bidi="gu_IN"/>
-          </w:rPr>
-          <w:rPr>
-            <w:color w:val="0000EE"/>
-            <w:u w:val="single"/>
-          </w:rPr>
-          <w:t>પ્રે.કૃ. 22:25–26</w:t>
-        </w:r>
-      </w:hyperlink>
-    </w:p>
-    <w:p>
-      <w:pPr>
-        <w:pStyle w:val="ListBullet"/>
-        <w:spacing w:line="240" w:lineRule="auto"/>
-        <w:ind w:left="720"/>
-      </w:pPr>
-      <w:r>
-        <w:rPr>
-          <w:lang w:val="gu_IN" w:bidi="gu_IN"/>
-        </w:rPr>
-      </w:r>
-      <w:hyperlink r:id="rId174">
-        <w:r>
-          <w:rPr>
-            <w:lang w:val="gu_IN" w:bidi="gu_IN"/>
-          </w:rPr>
-          <w:rPr>
-            <w:color w:val="0000EE"/>
-            <w:u w:val="single"/>
-          </w:rPr>
-          <w:t>પ્રે.કૃ. 28:13–15</w:t>
-        </w:r>
-      </w:hyperlink>
-    </w:p>
-    <w:p>
-      <w:pPr>
-        <w:pStyle w:val="ListBullet"/>
-        <w:spacing w:line="240" w:lineRule="auto"/>
-        <w:ind w:left="720"/>
-      </w:pPr>
-      <w:r>
-        <w:rPr>
-          <w:lang w:val="gu_IN" w:bidi="gu_IN"/>
-        </w:rPr>
-      </w:r>
-      <w:hyperlink r:id="rId175">
-        <w:r>
-          <w:rPr>
-            <w:lang w:val="gu_IN" w:bidi="gu_IN"/>
-          </w:rPr>
-          <w:rPr>
-            <w:color w:val="0000EE"/>
-            <w:u w:val="single"/>
-          </w:rPr>
-          <w:t>યોહાન 11:47–48</w:t>
-        </w:r>
-      </w:hyperlink>
+      <w:r>
+        <w:rPr>
+          <w:lang w:val="gu_IN" w:bidi="gu_IN"/>
+        </w:rPr>
+        <w:t>2 તિમોથી 1:15–18</w:t>
+      </w:r>
+    </w:p>
+    <w:p>
+      <w:pPr>
+        <w:pStyle w:val="ListBullet"/>
+        <w:spacing w:line="240" w:lineRule="auto"/>
+        <w:ind w:left="720"/>
+      </w:pPr>
+      <w:r>
+        <w:rPr>
+          <w:lang w:val="gu_IN" w:bidi="gu_IN"/>
+        </w:rPr>
+      </w:r>
+      <w:r>
+        <w:rPr>
+          <w:lang w:val="gu_IN" w:bidi="gu_IN"/>
+        </w:rPr>
+        <w:t>પ્રે.કૃ. 22:25–26</w:t>
+      </w:r>
+    </w:p>
+    <w:p>
+      <w:pPr>
+        <w:pStyle w:val="ListBullet"/>
+        <w:spacing w:line="240" w:lineRule="auto"/>
+        <w:ind w:left="720"/>
+      </w:pPr>
+      <w:r>
+        <w:rPr>
+          <w:lang w:val="gu_IN" w:bidi="gu_IN"/>
+        </w:rPr>
+      </w:r>
+      <w:r>
+        <w:rPr>
+          <w:lang w:val="gu_IN" w:bidi="gu_IN"/>
+        </w:rPr>
+        <w:t>પ્રે.કૃ. 28:13–15</w:t>
+      </w:r>
+    </w:p>
+    <w:p>
+      <w:pPr>
+        <w:pStyle w:val="ListBullet"/>
+        <w:spacing w:line="240" w:lineRule="auto"/>
+        <w:ind w:left="720"/>
+      </w:pPr>
+      <w:r>
+        <w:rPr>
+          <w:lang w:val="gu_IN" w:bidi="gu_IN"/>
+        </w:rPr>
+      </w:r>
+      <w:r>
+        <w:rPr>
+          <w:lang w:val="gu_IN" w:bidi="gu_IN"/>
+        </w:rPr>
+        <w:t>યોહાન 11:47–48</w:t>
+      </w:r>
     </w:p>
     <w:p>
       <w:pPr>
